--- a/17_Работа_с_анимацией/Макарчук_17_Работа_с_графикой.docx
+++ b/17_Работа_с_анимацией/Макарчук_17_Работа_с_графикой.docx
@@ -386,6 +386,7 @@
           <w:color w:val="000000"/>
           <w:sz w:val="28"/>
           <w:szCs w:val="28"/>
+          <w:lang w:val="en-US"/>
         </w:rPr>
       </w:pPr>
       <w:r>
@@ -401,6 +402,7 @@
           <w:color w:val="000000"/>
           <w:sz w:val="28"/>
           <w:szCs w:val="28"/>
+          <w:lang w:val="en-US"/>
         </w:rPr>
         <w:t xml:space="preserve"> </w:t>
       </w:r>
@@ -417,6 +419,7 @@
           <w:color w:val="000000"/>
           <w:sz w:val="28"/>
           <w:szCs w:val="28"/>
+          <w:lang w:val="en-US"/>
         </w:rPr>
         <w:t>:</w:t>
       </w:r>
@@ -498,39 +501,8 @@
           <w:szCs w:val="28"/>
           <w:lang w:val="en-US"/>
         </w:rPr>
-        <w:t xml:space="preserve">    public string Title </w:t>
-      </w:r>
-      <w:proofErr w:type="gramStart"/>
-      <w:r>
-        <w:rPr>
-          <w:color w:val="000000" w:themeColor="text1"/>
-          <w:sz w:val="28"/>
-          <w:szCs w:val="28"/>
-          <w:lang w:val="en-US"/>
-        </w:rPr>
-        <w:t>{ get</w:t>
-      </w:r>
-      <w:proofErr w:type="gramEnd"/>
-      <w:r>
-        <w:rPr>
-          <w:color w:val="000000" w:themeColor="text1"/>
-          <w:sz w:val="28"/>
-          <w:szCs w:val="28"/>
-          <w:lang w:val="en-US"/>
-        </w:rPr>
-        <w:t>; set</w:t>
-      </w:r>
-      <w:proofErr w:type="gramStart"/>
-      <w:r>
-        <w:rPr>
-          <w:color w:val="000000" w:themeColor="text1"/>
-          <w:sz w:val="28"/>
-          <w:szCs w:val="28"/>
-          <w:lang w:val="en-US"/>
-        </w:rPr>
-        <w:t>; }</w:t>
-      </w:r>
-      <w:proofErr w:type="gramEnd"/>
+        <w:t xml:space="preserve">    public string Title { get; set; }</w:t>
+      </w:r>
     </w:p>
     <w:p>
       <w:pPr>
@@ -552,47 +524,7 @@
           <w:szCs w:val="28"/>
           <w:lang w:val="en-US"/>
         </w:rPr>
-        <w:t xml:space="preserve">    public decimal Price </w:t>
-      </w:r>
-      <w:proofErr w:type="gramStart"/>
-      <w:r>
-        <w:rPr>
-          <w:color w:val="000000" w:themeColor="text1"/>
-          <w:sz w:val="28"/>
-          <w:szCs w:val="28"/>
-          <w:lang w:val="en-US"/>
-        </w:rPr>
-        <w:t>{ get</w:t>
-      </w:r>
-      <w:proofErr w:type="gramEnd"/>
-      <w:r>
-        <w:rPr>
-          <w:color w:val="000000" w:themeColor="text1"/>
-          <w:sz w:val="28"/>
-          <w:szCs w:val="28"/>
-          <w:lang w:val="en-US"/>
-        </w:rPr>
-        <w:t>; set</w:t>
-      </w:r>
-      <w:proofErr w:type="gramStart"/>
-      <w:r>
-        <w:rPr>
-          <w:color w:val="000000" w:themeColor="text1"/>
-          <w:sz w:val="28"/>
-          <w:szCs w:val="28"/>
-          <w:lang w:val="en-US"/>
-        </w:rPr>
-        <w:t>; }</w:t>
-      </w:r>
-      <w:proofErr w:type="gramEnd"/>
-      <w:r>
-        <w:rPr>
-          <w:color w:val="000000" w:themeColor="text1"/>
-          <w:sz w:val="28"/>
-          <w:szCs w:val="28"/>
-          <w:lang w:val="en-US"/>
-        </w:rPr>
-        <w:t xml:space="preserve">  </w:t>
+        <w:t xml:space="preserve">    public decimal Price { get; set; }  </w:t>
       </w:r>
     </w:p>
     <w:p>
@@ -635,39 +567,8 @@
           <w:szCs w:val="28"/>
           <w:lang w:val="en-US"/>
         </w:rPr>
-        <w:t xml:space="preserve"> client </w:t>
-      </w:r>
-      <w:proofErr w:type="gramStart"/>
-      <w:r>
-        <w:rPr>
-          <w:color w:val="000000" w:themeColor="text1"/>
-          <w:sz w:val="28"/>
-          <w:szCs w:val="28"/>
-          <w:lang w:val="en-US"/>
-        </w:rPr>
-        <w:t>{ get</w:t>
-      </w:r>
-      <w:proofErr w:type="gramEnd"/>
-      <w:r>
-        <w:rPr>
-          <w:color w:val="000000" w:themeColor="text1"/>
-          <w:sz w:val="28"/>
-          <w:szCs w:val="28"/>
-          <w:lang w:val="en-US"/>
-        </w:rPr>
-        <w:t>; set</w:t>
-      </w:r>
-      <w:proofErr w:type="gramStart"/>
-      <w:r>
-        <w:rPr>
-          <w:color w:val="000000" w:themeColor="text1"/>
-          <w:sz w:val="28"/>
-          <w:szCs w:val="28"/>
-          <w:lang w:val="en-US"/>
-        </w:rPr>
-        <w:t>; }</w:t>
-      </w:r>
-      <w:proofErr w:type="gramEnd"/>
+        <w:t xml:space="preserve"> client { get; set; }</w:t>
+      </w:r>
     </w:p>
     <w:p>
       <w:pPr>
@@ -802,25 +703,14 @@
         <w:t>ClientModel</w:t>
       </w:r>
       <w:proofErr w:type="spellEnd"/>
-      <w:proofErr w:type="gramStart"/>
-      <w:r>
-        <w:rPr>
-          <w:color w:val="000000"/>
-          <w:sz w:val="28"/>
-          <w:szCs w:val="28"/>
-          <w:lang w:val="en-US"/>
-        </w:rPr>
-        <w:t>&gt;(</w:t>
-      </w:r>
-      <w:proofErr w:type="gramEnd"/>
-      <w:r>
-        <w:rPr>
-          <w:color w:val="000000"/>
-          <w:sz w:val="28"/>
-          <w:szCs w:val="28"/>
-          <w:lang w:val="en-US"/>
-        </w:rPr>
-        <w:t>);</w:t>
+      <w:r>
+        <w:rPr>
+          <w:color w:val="000000"/>
+          <w:sz w:val="28"/>
+          <w:szCs w:val="28"/>
+          <w:lang w:val="en-US"/>
+        </w:rPr>
+        <w:t>&gt;();</w:t>
       </w:r>
     </w:p>
     <w:p>
@@ -889,7 +779,6 @@
         <w:t xml:space="preserve">&gt; </w:t>
       </w:r>
       <w:proofErr w:type="spellStart"/>
-      <w:proofErr w:type="gramStart"/>
       <w:r>
         <w:rPr>
           <w:color w:val="000000"/>
@@ -907,17 +796,7 @@
           <w:szCs w:val="28"/>
           <w:lang w:val="en-US"/>
         </w:rPr>
-        <w:t>(</w:t>
-      </w:r>
-      <w:proofErr w:type="gramEnd"/>
-      <w:r>
-        <w:rPr>
-          <w:color w:val="000000"/>
-          <w:sz w:val="28"/>
-          <w:szCs w:val="28"/>
-          <w:lang w:val="en-US"/>
-        </w:rPr>
-        <w:t>) =&gt; _clients;</w:t>
+        <w:t>() =&gt; _clients;</w:t>
       </w:r>
     </w:p>
     <w:p>
@@ -943,7 +822,6 @@
         <w:t xml:space="preserve">     public void </w:t>
       </w:r>
       <w:proofErr w:type="spellStart"/>
-      <w:proofErr w:type="gramStart"/>
       <w:r>
         <w:rPr>
           <w:color w:val="000000"/>
@@ -964,7 +842,6 @@
         <w:t>(</w:t>
       </w:r>
       <w:proofErr w:type="spellStart"/>
-      <w:proofErr w:type="gramEnd"/>
       <w:r>
         <w:rPr>
           <w:color w:val="000000"/>
@@ -985,7 +862,6 @@
         <w:t xml:space="preserve"> client) =&gt; _</w:t>
       </w:r>
       <w:proofErr w:type="spellStart"/>
-      <w:proofErr w:type="gramStart"/>
       <w:r>
         <w:rPr>
           <w:color w:val="000000"/>
@@ -996,7 +872,6 @@
         <w:t>clients.Add</w:t>
       </w:r>
       <w:proofErr w:type="spellEnd"/>
-      <w:proofErr w:type="gramEnd"/>
       <w:r>
         <w:rPr>
           <w:color w:val="000000"/>
@@ -1030,7 +905,6 @@
         <w:t xml:space="preserve">     public void </w:t>
       </w:r>
       <w:proofErr w:type="spellStart"/>
-      <w:proofErr w:type="gramStart"/>
       <w:r>
         <w:rPr>
           <w:color w:val="000000"/>
@@ -1051,7 +925,6 @@
         <w:t>(</w:t>
       </w:r>
       <w:proofErr w:type="spellStart"/>
-      <w:proofErr w:type="gramEnd"/>
       <w:r>
         <w:rPr>
           <w:color w:val="000000"/>
@@ -1072,7 +945,6 @@
         <w:t xml:space="preserve"> client) =&gt; _</w:t>
       </w:r>
       <w:proofErr w:type="spellStart"/>
-      <w:proofErr w:type="gramStart"/>
       <w:r>
         <w:rPr>
           <w:color w:val="000000"/>
@@ -1083,7 +955,6 @@
         <w:t>clients.Remove</w:t>
       </w:r>
       <w:proofErr w:type="spellEnd"/>
-      <w:proofErr w:type="gramEnd"/>
       <w:r>
         <w:rPr>
           <w:color w:val="000000"/>
@@ -1131,7 +1002,6 @@
         <w:t xml:space="preserve">     public void </w:t>
       </w:r>
       <w:proofErr w:type="spellStart"/>
-      <w:proofErr w:type="gramStart"/>
       <w:r>
         <w:rPr>
           <w:color w:val="000000"/>
@@ -1152,7 +1022,6 @@
         <w:t>(</w:t>
       </w:r>
       <w:proofErr w:type="spellStart"/>
-      <w:proofErr w:type="gramEnd"/>
       <w:r>
         <w:rPr>
           <w:color w:val="000000"/>
@@ -1514,7 +1383,6 @@
         <w:t xml:space="preserve">public class </w:t>
       </w:r>
       <w:proofErr w:type="spellStart"/>
-      <w:proofErr w:type="gramStart"/>
       <w:r>
         <w:rPr>
           <w:color w:val="000000"/>
@@ -1532,17 +1400,7 @@
           <w:szCs w:val="28"/>
           <w:lang w:val="en-US"/>
         </w:rPr>
-        <w:t xml:space="preserve"> :</w:t>
-      </w:r>
-      <w:proofErr w:type="gramEnd"/>
-      <w:r>
-        <w:rPr>
-          <w:color w:val="000000"/>
-          <w:sz w:val="28"/>
-          <w:szCs w:val="28"/>
-          <w:lang w:val="en-US"/>
-        </w:rPr>
-        <w:t xml:space="preserve"> </w:t>
+        <w:t xml:space="preserve"> : </w:t>
       </w:r>
       <w:proofErr w:type="spellStart"/>
       <w:r>
@@ -1867,7 +1725,6 @@
         <w:t xml:space="preserve">            if (_</w:t>
       </w:r>
       <w:proofErr w:type="spellStart"/>
-      <w:proofErr w:type="gramStart"/>
       <w:r>
         <w:rPr>
           <w:color w:val="000000"/>
@@ -1885,17 +1742,7 @@
           <w:szCs w:val="28"/>
           <w:lang w:val="en-US"/>
         </w:rPr>
-        <w:t xml:space="preserve"> !</w:t>
-      </w:r>
-      <w:proofErr w:type="gramEnd"/>
-      <w:r>
-        <w:rPr>
-          <w:color w:val="000000"/>
-          <w:sz w:val="28"/>
-          <w:szCs w:val="28"/>
-          <w:lang w:val="en-US"/>
-        </w:rPr>
-        <w:t>= value)</w:t>
+        <w:t xml:space="preserve"> != value)</w:t>
       </w:r>
     </w:p>
     <w:p>
@@ -2007,7 +1854,6 @@
         <w:t>(</w:t>
       </w:r>
       <w:proofErr w:type="spellStart"/>
-      <w:proofErr w:type="gramStart"/>
       <w:r>
         <w:rPr>
           <w:color w:val="000000"/>
@@ -2028,7 +1874,6 @@
         <w:t>(</w:t>
       </w:r>
       <w:proofErr w:type="spellStart"/>
-      <w:proofErr w:type="gramEnd"/>
       <w:r>
         <w:rPr>
           <w:color w:val="000000"/>
@@ -2253,27 +2098,7 @@
           <w:szCs w:val="28"/>
           <w:lang w:val="en-US"/>
         </w:rPr>
-        <w:t xml:space="preserve">            if (_</w:t>
-      </w:r>
-      <w:proofErr w:type="gramStart"/>
-      <w:r>
-        <w:rPr>
-          <w:color w:val="000000"/>
-          <w:sz w:val="28"/>
-          <w:szCs w:val="28"/>
-          <w:lang w:val="en-US"/>
-        </w:rPr>
-        <w:t>contact !</w:t>
-      </w:r>
-      <w:proofErr w:type="gramEnd"/>
-      <w:r>
-        <w:rPr>
-          <w:color w:val="000000"/>
-          <w:sz w:val="28"/>
-          <w:szCs w:val="28"/>
-          <w:lang w:val="en-US"/>
-        </w:rPr>
-        <w:t>= value)</w:t>
+        <w:t xml:space="preserve">            if (_contact != value)</w:t>
       </w:r>
     </w:p>
     <w:p>
@@ -2365,7 +2190,6 @@
         <w:t>(</w:t>
       </w:r>
       <w:proofErr w:type="spellStart"/>
-      <w:proofErr w:type="gramStart"/>
       <w:r>
         <w:rPr>
           <w:color w:val="000000"/>
@@ -2383,17 +2207,7 @@
           <w:szCs w:val="28"/>
           <w:lang w:val="en-US"/>
         </w:rPr>
-        <w:t>(</w:t>
-      </w:r>
-      <w:proofErr w:type="gramEnd"/>
-      <w:r>
-        <w:rPr>
-          <w:color w:val="000000"/>
-          <w:sz w:val="28"/>
-          <w:szCs w:val="28"/>
-          <w:lang w:val="en-US"/>
-        </w:rPr>
-        <w:t>Contact));</w:t>
+        <w:t>(Contact));</w:t>
       </w:r>
     </w:p>
     <w:p>
@@ -2634,7 +2448,6 @@
         <w:t xml:space="preserve">            if (_</w:t>
       </w:r>
       <w:proofErr w:type="spellStart"/>
-      <w:proofErr w:type="gramStart"/>
       <w:r>
         <w:rPr>
           <w:color w:val="000000"/>
@@ -2652,17 +2465,7 @@
           <w:szCs w:val="28"/>
           <w:lang w:val="en-US"/>
         </w:rPr>
-        <w:t xml:space="preserve"> !</w:t>
-      </w:r>
-      <w:proofErr w:type="gramEnd"/>
-      <w:r>
-        <w:rPr>
-          <w:color w:val="000000"/>
-          <w:sz w:val="28"/>
-          <w:szCs w:val="28"/>
-          <w:lang w:val="en-US"/>
-        </w:rPr>
-        <w:t>= value)</w:t>
+        <w:t xml:space="preserve"> != value)</w:t>
       </w:r>
     </w:p>
     <w:p>
@@ -2783,7 +2586,6 @@
         <w:t>(</w:t>
       </w:r>
       <w:proofErr w:type="spellStart"/>
-      <w:proofErr w:type="gramStart"/>
       <w:r>
         <w:rPr>
           <w:color w:val="000000"/>
@@ -2804,7 +2606,6 @@
         <w:t>(</w:t>
       </w:r>
       <w:proofErr w:type="spellStart"/>
-      <w:proofErr w:type="gramEnd"/>
       <w:r>
         <w:rPr>
           <w:color w:val="000000"/>
@@ -2980,7 +2781,6 @@
         <w:t xml:space="preserve">    protected void </w:t>
       </w:r>
       <w:proofErr w:type="spellStart"/>
-      <w:proofErr w:type="gramStart"/>
       <w:r>
         <w:rPr>
           <w:color w:val="000000"/>
@@ -2998,17 +2798,7 @@
           <w:szCs w:val="28"/>
           <w:lang w:val="en-US"/>
         </w:rPr>
-        <w:t>(</w:t>
-      </w:r>
-      <w:proofErr w:type="gramEnd"/>
-      <w:r>
-        <w:rPr>
-          <w:color w:val="000000"/>
-          <w:sz w:val="28"/>
-          <w:szCs w:val="28"/>
-          <w:lang w:val="en-US"/>
-        </w:rPr>
-        <w:t>string name)</w:t>
+        <w:t>(string name)</w:t>
       </w:r>
     </w:p>
     <w:p>
@@ -3067,25 +2857,14 @@
         <w:t>PropertyChanged</w:t>
       </w:r>
       <w:proofErr w:type="spellEnd"/>
-      <w:proofErr w:type="gramStart"/>
-      <w:r>
-        <w:rPr>
-          <w:color w:val="000000"/>
-          <w:sz w:val="28"/>
-          <w:szCs w:val="28"/>
-          <w:lang w:val="en-US"/>
-        </w:rPr>
-        <w:t>?.Invoke</w:t>
-      </w:r>
-      <w:proofErr w:type="gramEnd"/>
-      <w:r>
-        <w:rPr>
-          <w:color w:val="000000"/>
-          <w:sz w:val="28"/>
-          <w:szCs w:val="28"/>
-          <w:lang w:val="en-US"/>
-        </w:rPr>
-        <w:t xml:space="preserve">(this, new </w:t>
+      <w:r>
+        <w:rPr>
+          <w:color w:val="000000"/>
+          <w:sz w:val="28"/>
+          <w:szCs w:val="28"/>
+          <w:lang w:val="en-US"/>
+        </w:rPr>
+        <w:t xml:space="preserve">?.Invoke(this, new </w:t>
       </w:r>
       <w:proofErr w:type="spellStart"/>
       <w:r>
@@ -3177,7 +2956,6 @@
         <w:t xml:space="preserve">public class </w:t>
       </w:r>
       <w:proofErr w:type="spellStart"/>
-      <w:proofErr w:type="gramStart"/>
       <w:r>
         <w:rPr>
           <w:color w:val="000000"/>
@@ -3195,17 +2973,7 @@
           <w:szCs w:val="28"/>
           <w:lang w:val="en-US"/>
         </w:rPr>
-        <w:t xml:space="preserve"> :</w:t>
-      </w:r>
-      <w:proofErr w:type="gramEnd"/>
-      <w:r>
-        <w:rPr>
-          <w:color w:val="000000"/>
-          <w:sz w:val="28"/>
-          <w:szCs w:val="28"/>
-          <w:lang w:val="en-US"/>
-        </w:rPr>
-        <w:t xml:space="preserve"> IValueConverter</w:t>
+        <w:t xml:space="preserve"> : IValueConverter</w:t>
       </w:r>
     </w:p>
     <w:p>
@@ -3252,27 +3020,7 @@
           <w:szCs w:val="28"/>
           <w:lang w:val="en-US"/>
         </w:rPr>
-        <w:t xml:space="preserve">    public object </w:t>
-      </w:r>
-      <w:proofErr w:type="gramStart"/>
-      <w:r>
-        <w:rPr>
-          <w:color w:val="000000"/>
-          <w:sz w:val="28"/>
-          <w:szCs w:val="28"/>
-          <w:lang w:val="en-US"/>
-        </w:rPr>
-        <w:t>Convert(</w:t>
-      </w:r>
-      <w:proofErr w:type="gramEnd"/>
-      <w:r>
-        <w:rPr>
-          <w:color w:val="000000"/>
-          <w:sz w:val="28"/>
-          <w:szCs w:val="28"/>
-          <w:lang w:val="en-US"/>
-        </w:rPr>
-        <w:t xml:space="preserve">object value, Type </w:t>
+        <w:t xml:space="preserve">    public object Convert(object value, Type </w:t>
       </w:r>
       <w:proofErr w:type="spellStart"/>
       <w:r>
@@ -3358,30 +3106,9 @@
           <w:szCs w:val="28"/>
           <w:lang w:val="en-US"/>
         </w:rPr>
-        <w:t xml:space="preserve">        return (bool)</w:t>
-      </w:r>
-      <w:proofErr w:type="gramStart"/>
-      <w:r>
-        <w:rPr>
-          <w:color w:val="000000"/>
-          <w:sz w:val="28"/>
-          <w:szCs w:val="28"/>
-          <w:lang w:val="en-US"/>
-        </w:rPr>
-        <w:t>value ?</w:t>
-      </w:r>
-      <w:proofErr w:type="gramEnd"/>
-      <w:r>
-        <w:rPr>
-          <w:color w:val="000000"/>
-          <w:sz w:val="28"/>
-          <w:szCs w:val="28"/>
-          <w:lang w:val="en-US"/>
-        </w:rPr>
-        <w:t xml:space="preserve"> </w:t>
+        <w:t xml:space="preserve">        return (bool)value ? </w:t>
       </w:r>
       <w:proofErr w:type="spellStart"/>
-      <w:proofErr w:type="gramStart"/>
       <w:r>
         <w:rPr>
           <w:color w:val="000000"/>
@@ -3399,17 +3126,7 @@
           <w:szCs w:val="28"/>
           <w:lang w:val="en-US"/>
         </w:rPr>
-        <w:t xml:space="preserve"> :</w:t>
-      </w:r>
-      <w:proofErr w:type="gramEnd"/>
-      <w:r>
-        <w:rPr>
-          <w:color w:val="000000"/>
-          <w:sz w:val="28"/>
-          <w:szCs w:val="28"/>
-          <w:lang w:val="en-US"/>
-        </w:rPr>
-        <w:t xml:space="preserve"> </w:t>
+        <w:t xml:space="preserve"> : </w:t>
       </w:r>
       <w:proofErr w:type="spellStart"/>
       <w:r>
@@ -3478,7 +3195,6 @@
         <w:t xml:space="preserve">    public object </w:t>
       </w:r>
       <w:proofErr w:type="spellStart"/>
-      <w:proofErr w:type="gramStart"/>
       <w:r>
         <w:rPr>
           <w:color w:val="000000"/>
@@ -3496,17 +3212,7 @@
           <w:szCs w:val="28"/>
           <w:lang w:val="en-US"/>
         </w:rPr>
-        <w:t>(</w:t>
-      </w:r>
-      <w:proofErr w:type="gramEnd"/>
-      <w:r>
-        <w:rPr>
-          <w:color w:val="000000"/>
-          <w:sz w:val="28"/>
-          <w:szCs w:val="28"/>
-          <w:lang w:val="en-US"/>
-        </w:rPr>
-        <w:t xml:space="preserve">object value, Type </w:t>
+        <w:t xml:space="preserve">(object value, Type </w:t>
       </w:r>
       <w:proofErr w:type="spellStart"/>
       <w:r>
@@ -3595,7 +3301,6 @@
         <w:t xml:space="preserve">        throw new </w:t>
       </w:r>
       <w:proofErr w:type="spellStart"/>
-      <w:proofErr w:type="gramStart"/>
       <w:r>
         <w:rPr>
           <w:color w:val="000000"/>
@@ -3613,17 +3318,7 @@
           <w:szCs w:val="28"/>
           <w:lang w:val="en-US"/>
         </w:rPr>
-        <w:t>(</w:t>
-      </w:r>
-      <w:proofErr w:type="gramEnd"/>
-      <w:r>
-        <w:rPr>
-          <w:color w:val="000000"/>
-          <w:sz w:val="28"/>
-          <w:szCs w:val="28"/>
-          <w:lang w:val="en-US"/>
-        </w:rPr>
-        <w:t>);</w:t>
+        <w:t>();</w:t>
       </w:r>
     </w:p>
     <w:p>
@@ -3682,7371 +3377,80 @@
           <w:color w:val="000000"/>
           <w:sz w:val="28"/>
           <w:szCs w:val="28"/>
-          <w:lang w:val="en-US"/>
-        </w:rPr>
-      </w:pPr>
-      <w:r>
-        <w:rPr>
-          <w:color w:val="000000"/>
-          <w:sz w:val="28"/>
-          <w:szCs w:val="28"/>
-          <w:lang w:val="en-US"/>
-        </w:rPr>
-        <w:t xml:space="preserve">public class </w:t>
-      </w:r>
-      <w:proofErr w:type="spellStart"/>
-      <w:r>
-        <w:rPr>
-          <w:color w:val="000000"/>
-          <w:sz w:val="28"/>
-          <w:szCs w:val="28"/>
-          <w:lang w:val="en-US"/>
-        </w:rPr>
-        <w:t>ClientDialogVM</w:t>
-      </w:r>
-      <w:proofErr w:type="spellEnd"/>
-    </w:p>
-    <w:p>
-      <w:pPr>
-        <w:pStyle w:val="aa"/>
-        <w:spacing w:before="0" w:beforeAutospacing="0" w:after="0" w:afterAutospacing="0"/>
-        <w:ind w:firstLine="709"/>
-        <w:jc w:val="both"/>
-        <w:rPr>
-          <w:color w:val="000000"/>
-          <w:sz w:val="28"/>
-          <w:szCs w:val="28"/>
-          <w:lang w:val="en-US"/>
-        </w:rPr>
-      </w:pPr>
-      <w:r>
-        <w:rPr>
-          <w:color w:val="000000"/>
-          <w:sz w:val="28"/>
-          <w:szCs w:val="28"/>
-          <w:lang w:val="en-US"/>
-        </w:rPr>
-        <w:t>{</w:t>
-      </w:r>
-    </w:p>
-    <w:p>
-      <w:pPr>
-        <w:pStyle w:val="aa"/>
-        <w:spacing w:before="0" w:beforeAutospacing="0" w:after="0" w:afterAutospacing="0"/>
-        <w:ind w:firstLine="709"/>
-        <w:jc w:val="both"/>
-        <w:rPr>
-          <w:color w:val="000000"/>
-          <w:sz w:val="28"/>
-          <w:szCs w:val="28"/>
-          <w:lang w:val="en-US"/>
-        </w:rPr>
-      </w:pPr>
-      <w:r>
-        <w:rPr>
-          <w:color w:val="000000"/>
-          <w:sz w:val="28"/>
-          <w:szCs w:val="28"/>
-          <w:lang w:val="en-US"/>
-        </w:rPr>
-        <w:t xml:space="preserve">    public List&lt;string&gt; </w:t>
-      </w:r>
-      <w:proofErr w:type="spellStart"/>
-      <w:r>
-        <w:rPr>
-          <w:color w:val="000000"/>
-          <w:sz w:val="28"/>
-          <w:szCs w:val="28"/>
-          <w:lang w:val="en-US"/>
-        </w:rPr>
-        <w:t>ClientTypes</w:t>
-      </w:r>
-      <w:proofErr w:type="spellEnd"/>
-      <w:r>
-        <w:rPr>
-          <w:color w:val="000000"/>
-          <w:sz w:val="28"/>
-          <w:szCs w:val="28"/>
-          <w:lang w:val="en-US"/>
+        </w:rPr>
+      </w:pPr>
+      <w:r>
+        <w:rPr>
+          <w:color w:val="000000"/>
+          <w:sz w:val="28"/>
+          <w:szCs w:val="28"/>
+        </w:rPr>
+        <w:t>Таблица</w:t>
+      </w:r>
+      <w:r>
+        <w:rPr>
+          <w:color w:val="000000"/>
+          <w:sz w:val="28"/>
+          <w:szCs w:val="28"/>
         </w:rPr>
         <w:t xml:space="preserve"> </w:t>
       </w:r>
-      <w:proofErr w:type="gramStart"/>
-      <w:r>
-        <w:rPr>
-          <w:color w:val="000000"/>
-          <w:sz w:val="28"/>
-          <w:szCs w:val="28"/>
-          <w:lang w:val="en-US"/>
-        </w:rPr>
-        <w:t>{ get; }</w:t>
-      </w:r>
-      <w:proofErr w:type="gramEnd"/>
-      <w:r>
-        <w:rPr>
-          <w:color w:val="000000"/>
-          <w:sz w:val="28"/>
-          <w:szCs w:val="28"/>
-          <w:lang w:val="en-US"/>
-        </w:rPr>
-        <w:t xml:space="preserve"> = new List&lt;string&gt;</w:t>
-      </w:r>
-    </w:p>
-    <w:p>
-      <w:pPr>
-        <w:pStyle w:val="aa"/>
-        <w:spacing w:before="0" w:beforeAutospacing="0" w:after="0" w:afterAutospacing="0"/>
-        <w:ind w:firstLine="709"/>
-        <w:jc w:val="both"/>
-        <w:rPr>
-          <w:color w:val="000000"/>
-          <w:sz w:val="28"/>
-          <w:szCs w:val="28"/>
-          <w:lang w:val="en-US"/>
-        </w:rPr>
-      </w:pPr>
-      <w:r>
-        <w:rPr>
-          <w:color w:val="000000"/>
-          <w:sz w:val="28"/>
-          <w:szCs w:val="28"/>
-          <w:lang w:val="en-US"/>
-        </w:rPr>
-        <w:t xml:space="preserve">        {</w:t>
-      </w:r>
-    </w:p>
-    <w:p>
-      <w:pPr>
-        <w:pStyle w:val="aa"/>
-        <w:spacing w:before="0" w:beforeAutospacing="0" w:after="0" w:afterAutospacing="0"/>
-        <w:ind w:firstLine="709"/>
-        <w:jc w:val="both"/>
-        <w:rPr>
-          <w:color w:val="000000"/>
-          <w:sz w:val="28"/>
-          <w:szCs w:val="28"/>
-          <w:lang w:val="en-US"/>
-        </w:rPr>
-      </w:pPr>
-      <w:r>
-        <w:rPr>
-          <w:color w:val="000000"/>
-          <w:sz w:val="28"/>
-          <w:szCs w:val="28"/>
-          <w:lang w:val="en-US"/>
-        </w:rPr>
-        <w:t xml:space="preserve">            "</w:t>
-      </w:r>
-      <w:r>
-        <w:rPr>
-          <w:color w:val="000000"/>
-          <w:sz w:val="28"/>
-          <w:szCs w:val="28"/>
-        </w:rPr>
-        <w:t>Обычный</w:t>
-      </w:r>
-      <w:r>
-        <w:rPr>
-          <w:color w:val="000000"/>
-          <w:sz w:val="28"/>
-          <w:szCs w:val="28"/>
-          <w:lang w:val="en-US"/>
-        </w:rPr>
-        <w:t>",</w:t>
-      </w:r>
-    </w:p>
-    <w:p>
-      <w:pPr>
-        <w:pStyle w:val="aa"/>
-        <w:spacing w:before="0" w:beforeAutospacing="0" w:after="0" w:afterAutospacing="0"/>
-        <w:ind w:firstLine="709"/>
-        <w:jc w:val="both"/>
-        <w:rPr>
-          <w:color w:val="000000"/>
-          <w:sz w:val="28"/>
-          <w:szCs w:val="28"/>
-          <w:lang w:val="en-US"/>
-        </w:rPr>
-      </w:pPr>
-      <w:r>
-        <w:rPr>
-          <w:color w:val="000000"/>
-          <w:sz w:val="28"/>
-          <w:szCs w:val="28"/>
-          <w:lang w:val="en-US"/>
-        </w:rPr>
-        <w:t xml:space="preserve">            "VIP"</w:t>
-      </w:r>
-    </w:p>
-    <w:p>
-      <w:pPr>
-        <w:pStyle w:val="aa"/>
-        <w:spacing w:before="0" w:beforeAutospacing="0" w:after="0" w:afterAutospacing="0"/>
-        <w:ind w:firstLine="709"/>
-        <w:jc w:val="both"/>
-        <w:rPr>
-          <w:color w:val="000000"/>
-          <w:sz w:val="28"/>
-          <w:szCs w:val="28"/>
-          <w:lang w:val="en-US"/>
-        </w:rPr>
-      </w:pPr>
-      <w:r>
-        <w:rPr>
-          <w:color w:val="000000"/>
-          <w:sz w:val="28"/>
-          <w:szCs w:val="28"/>
-          <w:lang w:val="en-US"/>
-        </w:rPr>
-        <w:t xml:space="preserve">        };</w:t>
-      </w:r>
-    </w:p>
-    <w:p>
-      <w:pPr>
-        <w:pStyle w:val="aa"/>
-        <w:spacing w:before="0" w:beforeAutospacing="0" w:after="0" w:afterAutospacing="0"/>
-        <w:ind w:firstLine="709"/>
-        <w:jc w:val="both"/>
-        <w:rPr>
-          <w:color w:val="000000"/>
-          <w:sz w:val="28"/>
-          <w:szCs w:val="28"/>
-          <w:lang w:val="en-US"/>
-        </w:rPr>
-      </w:pPr>
-      <w:r>
-        <w:rPr>
-          <w:color w:val="000000"/>
-          <w:sz w:val="28"/>
-          <w:szCs w:val="28"/>
-          <w:lang w:val="en-US"/>
-        </w:rPr>
-        <w:t xml:space="preserve">    public </w:t>
-      </w:r>
-      <w:proofErr w:type="spellStart"/>
-      <w:r>
-        <w:rPr>
-          <w:color w:val="000000"/>
-          <w:sz w:val="28"/>
-          <w:szCs w:val="28"/>
-          <w:lang w:val="en-US"/>
-        </w:rPr>
-        <w:t>ClientModel</w:t>
-      </w:r>
-      <w:proofErr w:type="spellEnd"/>
-      <w:r>
-        <w:rPr>
-          <w:color w:val="000000"/>
-          <w:sz w:val="28"/>
-          <w:szCs w:val="28"/>
-          <w:lang w:val="en-US"/>
-        </w:rPr>
-        <w:t xml:space="preserve"> Client </w:t>
-      </w:r>
-      <w:proofErr w:type="gramStart"/>
-      <w:r>
-        <w:rPr>
-          <w:color w:val="000000"/>
-          <w:sz w:val="28"/>
-          <w:szCs w:val="28"/>
-          <w:lang w:val="en-US"/>
-        </w:rPr>
-        <w:t>{ get</w:t>
-      </w:r>
-      <w:proofErr w:type="gramEnd"/>
-      <w:r>
-        <w:rPr>
-          <w:color w:val="000000"/>
-          <w:sz w:val="28"/>
-          <w:szCs w:val="28"/>
-          <w:lang w:val="en-US"/>
-        </w:rPr>
-        <w:t>; set</w:t>
-      </w:r>
-      <w:proofErr w:type="gramStart"/>
-      <w:r>
-        <w:rPr>
-          <w:color w:val="000000"/>
-          <w:sz w:val="28"/>
-          <w:szCs w:val="28"/>
-          <w:lang w:val="en-US"/>
-        </w:rPr>
-        <w:t>; }</w:t>
-      </w:r>
-      <w:proofErr w:type="gramEnd"/>
-      <w:r>
-        <w:rPr>
-          <w:color w:val="000000"/>
-          <w:sz w:val="28"/>
-          <w:szCs w:val="28"/>
-          <w:lang w:val="en-US"/>
-        </w:rPr>
-        <w:t xml:space="preserve"> = new </w:t>
-      </w:r>
-      <w:proofErr w:type="spellStart"/>
-      <w:proofErr w:type="gramStart"/>
-      <w:r>
-        <w:rPr>
-          <w:color w:val="000000"/>
-          <w:sz w:val="28"/>
-          <w:szCs w:val="28"/>
-          <w:lang w:val="en-US"/>
-        </w:rPr>
-        <w:t>ClientModel</w:t>
-      </w:r>
-      <w:proofErr w:type="spellEnd"/>
-      <w:r>
-        <w:rPr>
-          <w:color w:val="000000"/>
-          <w:sz w:val="28"/>
-          <w:szCs w:val="28"/>
-          <w:lang w:val="en-US"/>
-        </w:rPr>
-        <w:t>(</w:t>
-      </w:r>
-      <w:proofErr w:type="gramEnd"/>
-      <w:r>
-        <w:rPr>
-          <w:color w:val="000000"/>
-          <w:sz w:val="28"/>
-          <w:szCs w:val="28"/>
-          <w:lang w:val="en-US"/>
-        </w:rPr>
-        <w:t>);</w:t>
-      </w:r>
-    </w:p>
-    <w:p>
-      <w:pPr>
-        <w:pStyle w:val="aa"/>
-        <w:spacing w:before="0" w:beforeAutospacing="0" w:after="0" w:afterAutospacing="0"/>
-        <w:ind w:firstLine="709"/>
-        <w:jc w:val="both"/>
-        <w:rPr>
-          <w:color w:val="000000"/>
-          <w:sz w:val="28"/>
-          <w:szCs w:val="28"/>
-          <w:lang w:val="en-US"/>
-        </w:rPr>
-      </w:pPr>
-      <w:r>
-        <w:rPr>
-          <w:color w:val="000000"/>
-          <w:sz w:val="28"/>
-          <w:szCs w:val="28"/>
-          <w:lang w:val="en-US"/>
-        </w:rPr>
-        <w:t xml:space="preserve">    public bool </w:t>
-      </w:r>
-      <w:proofErr w:type="spellStart"/>
-      <w:r>
-        <w:rPr>
-          <w:color w:val="000000"/>
-          <w:sz w:val="28"/>
-          <w:szCs w:val="28"/>
-          <w:lang w:val="en-US"/>
-        </w:rPr>
-        <w:t>ClientSaved</w:t>
-      </w:r>
-      <w:proofErr w:type="spellEnd"/>
-      <w:r>
-        <w:rPr>
-          <w:color w:val="000000"/>
-          <w:sz w:val="28"/>
-          <w:szCs w:val="28"/>
-          <w:lang w:val="en-US"/>
+      <w:r>
+        <w:rPr>
+          <w:color w:val="000000"/>
+          <w:sz w:val="28"/>
+          <w:szCs w:val="28"/>
+        </w:rPr>
+        <w:t>1</w:t>
+      </w:r>
+      <w:r>
+        <w:rPr>
+          <w:color w:val="000000"/>
+          <w:sz w:val="28"/>
+          <w:szCs w:val="28"/>
+        </w:rPr>
+        <w:t>7</w:t>
+      </w:r>
+      <w:r>
+        <w:rPr>
+          <w:color w:val="000000"/>
+          <w:sz w:val="28"/>
+          <w:szCs w:val="28"/>
+        </w:rPr>
+        <w:t xml:space="preserve">.1 – </w:t>
+      </w:r>
+      <w:r>
+        <w:rPr>
+          <w:color w:val="000000"/>
+          <w:sz w:val="28"/>
+          <w:szCs w:val="28"/>
+        </w:rPr>
+        <w:t>Входные</w:t>
+      </w:r>
+      <w:r>
+        <w:rPr>
+          <w:color w:val="000000"/>
+          <w:sz w:val="28"/>
+          <w:szCs w:val="28"/>
         </w:rPr>
         <w:t xml:space="preserve"> </w:t>
       </w:r>
-      <w:proofErr w:type="gramStart"/>
-      <w:r>
-        <w:rPr>
-          <w:color w:val="000000"/>
-          <w:sz w:val="28"/>
-          <w:szCs w:val="28"/>
-          <w:lang w:val="en-US"/>
-        </w:rPr>
-        <w:t>{ get</w:t>
-      </w:r>
-      <w:proofErr w:type="gramEnd"/>
-      <w:r>
-        <w:rPr>
-          <w:color w:val="000000"/>
-          <w:sz w:val="28"/>
-          <w:szCs w:val="28"/>
-          <w:lang w:val="en-US"/>
-        </w:rPr>
-        <w:t>; private set</w:t>
-      </w:r>
-      <w:proofErr w:type="gramStart"/>
-      <w:r>
-        <w:rPr>
-          <w:color w:val="000000"/>
-          <w:sz w:val="28"/>
-          <w:szCs w:val="28"/>
-          <w:lang w:val="en-US"/>
-        </w:rPr>
-        <w:t>; }</w:t>
-      </w:r>
-      <w:proofErr w:type="gramEnd"/>
-      <w:r>
-        <w:rPr>
-          <w:color w:val="000000"/>
-          <w:sz w:val="28"/>
-          <w:szCs w:val="28"/>
-          <w:lang w:val="en-US"/>
-        </w:rPr>
-        <w:t xml:space="preserve"> = false;</w:t>
-      </w:r>
-    </w:p>
-    <w:p>
-      <w:pPr>
-        <w:pStyle w:val="aa"/>
-        <w:spacing w:before="0" w:beforeAutospacing="0" w:after="0" w:afterAutospacing="0"/>
-        <w:ind w:firstLine="709"/>
-        <w:jc w:val="both"/>
-        <w:rPr>
-          <w:color w:val="000000"/>
-          <w:sz w:val="28"/>
-          <w:szCs w:val="28"/>
-          <w:lang w:val="en-US"/>
-        </w:rPr>
-      </w:pPr>
-    </w:p>
-    <w:p>
-      <w:pPr>
-        <w:pStyle w:val="aa"/>
-        <w:spacing w:before="0" w:beforeAutospacing="0" w:after="0" w:afterAutospacing="0"/>
-        <w:ind w:firstLine="709"/>
-        <w:jc w:val="both"/>
-        <w:rPr>
-          <w:color w:val="000000"/>
-          <w:sz w:val="28"/>
-          <w:szCs w:val="28"/>
-          <w:lang w:val="en-US"/>
-        </w:rPr>
-      </w:pPr>
-      <w:r>
-        <w:rPr>
-          <w:color w:val="000000"/>
-          <w:sz w:val="28"/>
-          <w:szCs w:val="28"/>
-          <w:lang w:val="en-US"/>
-        </w:rPr>
-        <w:t xml:space="preserve">    public </w:t>
-      </w:r>
-      <w:proofErr w:type="spellStart"/>
-      <w:r>
-        <w:rPr>
-          <w:color w:val="000000"/>
-          <w:sz w:val="28"/>
-          <w:szCs w:val="28"/>
-          <w:lang w:val="en-US"/>
-        </w:rPr>
-        <w:t>ICommand</w:t>
-      </w:r>
-      <w:proofErr w:type="spellEnd"/>
-      <w:r>
-        <w:rPr>
-          <w:color w:val="000000"/>
-          <w:sz w:val="28"/>
-          <w:szCs w:val="28"/>
-          <w:lang w:val="en-US"/>
+      <w:r>
+        <w:rPr>
+          <w:color w:val="000000"/>
+          <w:sz w:val="28"/>
+          <w:szCs w:val="28"/>
+        </w:rPr>
+        <w:t>и</w:t>
+      </w:r>
+      <w:r>
+        <w:rPr>
+          <w:color w:val="000000"/>
+          <w:sz w:val="28"/>
+          <w:szCs w:val="28"/>
         </w:rPr>
         <w:t xml:space="preserve"> </w:t>
       </w:r>
-      <w:proofErr w:type="spellStart"/>
-      <w:r>
-        <w:rPr>
-          <w:color w:val="000000"/>
-          <w:sz w:val="28"/>
-          <w:szCs w:val="28"/>
-          <w:lang w:val="en-US"/>
-        </w:rPr>
-        <w:t>SaveCommand</w:t>
-      </w:r>
-      <w:proofErr w:type="spellEnd"/>
-      <w:r>
-        <w:rPr>
-          <w:color w:val="000000"/>
-          <w:sz w:val="28"/>
-          <w:szCs w:val="28"/>
-          <w:lang w:val="en-US"/>
-        </w:rPr>
-        <w:t xml:space="preserve"> </w:t>
-      </w:r>
-      <w:proofErr w:type="gramStart"/>
-      <w:r>
-        <w:rPr>
-          <w:color w:val="000000"/>
-          <w:sz w:val="28"/>
-          <w:szCs w:val="28"/>
-          <w:lang w:val="en-US"/>
-        </w:rPr>
-        <w:t>{ get; }</w:t>
-      </w:r>
-      <w:proofErr w:type="gramEnd"/>
-    </w:p>
-    <w:p>
-      <w:pPr>
-        <w:pStyle w:val="aa"/>
-        <w:spacing w:before="0" w:beforeAutospacing="0" w:after="0" w:afterAutospacing="0"/>
-        <w:ind w:firstLine="709"/>
-        <w:jc w:val="both"/>
-        <w:rPr>
-          <w:color w:val="000000"/>
-          <w:sz w:val="28"/>
-          <w:szCs w:val="28"/>
-          <w:lang w:val="en-US"/>
-        </w:rPr>
-      </w:pPr>
-      <w:r>
-        <w:rPr>
-          <w:color w:val="000000"/>
-          <w:sz w:val="28"/>
-          <w:szCs w:val="28"/>
-          <w:lang w:val="en-US"/>
-        </w:rPr>
-        <w:t xml:space="preserve">    public </w:t>
-      </w:r>
-      <w:proofErr w:type="spellStart"/>
-      <w:r>
-        <w:rPr>
-          <w:color w:val="000000"/>
-          <w:sz w:val="28"/>
-          <w:szCs w:val="28"/>
-          <w:lang w:val="en-US"/>
-        </w:rPr>
-        <w:t>ICommand</w:t>
-      </w:r>
-      <w:proofErr w:type="spellEnd"/>
-      <w:r>
-        <w:rPr>
-          <w:color w:val="000000"/>
-          <w:sz w:val="28"/>
-          <w:szCs w:val="28"/>
-          <w:lang w:val="en-US"/>
-        </w:rPr>
-        <w:t xml:space="preserve"> </w:t>
-      </w:r>
-      <w:proofErr w:type="spellStart"/>
-      <w:r>
-        <w:rPr>
-          <w:color w:val="000000"/>
-          <w:sz w:val="28"/>
-          <w:szCs w:val="28"/>
-          <w:lang w:val="en-US"/>
-        </w:rPr>
-        <w:t>CancelCommand</w:t>
-      </w:r>
-      <w:proofErr w:type="spellEnd"/>
-      <w:r>
-        <w:rPr>
-          <w:color w:val="000000"/>
-          <w:sz w:val="28"/>
-          <w:szCs w:val="28"/>
-          <w:lang w:val="en-US"/>
-        </w:rPr>
-        <w:t xml:space="preserve"> </w:t>
-      </w:r>
-      <w:proofErr w:type="gramStart"/>
-      <w:r>
-        <w:rPr>
-          <w:color w:val="000000"/>
-          <w:sz w:val="28"/>
-          <w:szCs w:val="28"/>
-          <w:lang w:val="en-US"/>
-        </w:rPr>
-        <w:t>{ get; }</w:t>
-      </w:r>
-      <w:proofErr w:type="gramEnd"/>
-    </w:p>
-    <w:p>
-      <w:pPr>
-        <w:pStyle w:val="aa"/>
-        <w:spacing w:before="0" w:beforeAutospacing="0" w:after="0" w:afterAutospacing="0"/>
-        <w:ind w:firstLine="709"/>
-        <w:jc w:val="both"/>
-        <w:rPr>
-          <w:color w:val="000000"/>
-          <w:sz w:val="28"/>
-          <w:szCs w:val="28"/>
-          <w:lang w:val="en-US"/>
-        </w:rPr>
-      </w:pPr>
-    </w:p>
-    <w:p>
-      <w:pPr>
-        <w:pStyle w:val="aa"/>
-        <w:spacing w:before="0" w:beforeAutospacing="0" w:after="0" w:afterAutospacing="0"/>
-        <w:ind w:firstLine="709"/>
-        <w:jc w:val="both"/>
-        <w:rPr>
-          <w:color w:val="000000"/>
-          <w:sz w:val="28"/>
-          <w:szCs w:val="28"/>
-          <w:lang w:val="en-US"/>
-        </w:rPr>
-      </w:pPr>
-      <w:r>
-        <w:rPr>
-          <w:color w:val="000000"/>
-          <w:sz w:val="28"/>
-          <w:szCs w:val="28"/>
-          <w:lang w:val="en-US"/>
-        </w:rPr>
-        <w:t xml:space="preserve">    public </w:t>
-      </w:r>
-      <w:proofErr w:type="spellStart"/>
-      <w:proofErr w:type="gramStart"/>
-      <w:r>
-        <w:rPr>
-          <w:color w:val="000000"/>
-          <w:sz w:val="28"/>
-          <w:szCs w:val="28"/>
-          <w:lang w:val="en-US"/>
-        </w:rPr>
-        <w:t>ClientDialogVM</w:t>
-      </w:r>
-      <w:proofErr w:type="spellEnd"/>
-      <w:r>
-        <w:rPr>
-          <w:color w:val="000000"/>
-          <w:sz w:val="28"/>
-          <w:szCs w:val="28"/>
-          <w:lang w:val="en-US"/>
-        </w:rPr>
-        <w:t>(</w:t>
-      </w:r>
-      <w:proofErr w:type="gramEnd"/>
-      <w:r>
-        <w:rPr>
-          <w:color w:val="000000"/>
-          <w:sz w:val="28"/>
-          <w:szCs w:val="28"/>
-          <w:lang w:val="en-US"/>
-        </w:rPr>
-        <w:t>)</w:t>
-      </w:r>
-    </w:p>
-    <w:p>
-      <w:pPr>
-        <w:pStyle w:val="aa"/>
-        <w:spacing w:before="0" w:beforeAutospacing="0" w:after="0" w:afterAutospacing="0"/>
-        <w:ind w:firstLine="709"/>
-        <w:jc w:val="both"/>
-        <w:rPr>
-          <w:color w:val="000000"/>
-          <w:sz w:val="28"/>
-          <w:szCs w:val="28"/>
-          <w:lang w:val="en-US"/>
-        </w:rPr>
-      </w:pPr>
-      <w:r>
-        <w:rPr>
-          <w:color w:val="000000"/>
-          <w:sz w:val="28"/>
-          <w:szCs w:val="28"/>
-          <w:lang w:val="en-US"/>
-        </w:rPr>
-        <w:t xml:space="preserve">    {</w:t>
-      </w:r>
-    </w:p>
-    <w:p>
-      <w:pPr>
-        <w:pStyle w:val="aa"/>
-        <w:spacing w:before="0" w:beforeAutospacing="0" w:after="0" w:afterAutospacing="0"/>
-        <w:ind w:firstLine="709"/>
-        <w:jc w:val="both"/>
-        <w:rPr>
-          <w:color w:val="000000"/>
-          <w:sz w:val="28"/>
-          <w:szCs w:val="28"/>
-          <w:lang w:val="en-US"/>
-        </w:rPr>
-      </w:pPr>
-      <w:r>
-        <w:rPr>
-          <w:color w:val="000000"/>
-          <w:sz w:val="28"/>
-          <w:szCs w:val="28"/>
-          <w:lang w:val="en-US"/>
-        </w:rPr>
-        <w:t xml:space="preserve">        </w:t>
-      </w:r>
-      <w:proofErr w:type="spellStart"/>
-      <w:r>
-        <w:rPr>
-          <w:color w:val="000000"/>
-          <w:sz w:val="28"/>
-          <w:szCs w:val="28"/>
-          <w:lang w:val="en-US"/>
-        </w:rPr>
-        <w:t>SaveCommand</w:t>
-      </w:r>
-      <w:proofErr w:type="spellEnd"/>
-      <w:r>
-        <w:rPr>
-          <w:color w:val="000000"/>
-          <w:sz w:val="28"/>
-          <w:szCs w:val="28"/>
-          <w:lang w:val="en-US"/>
-        </w:rPr>
-        <w:t xml:space="preserve"> = new </w:t>
-      </w:r>
-      <w:proofErr w:type="spellStart"/>
-      <w:proofErr w:type="gramStart"/>
-      <w:r>
-        <w:rPr>
-          <w:color w:val="000000"/>
-          <w:sz w:val="28"/>
-          <w:szCs w:val="28"/>
-          <w:lang w:val="en-US"/>
-        </w:rPr>
-        <w:t>RelayCommand</w:t>
-      </w:r>
-      <w:proofErr w:type="spellEnd"/>
-      <w:r>
-        <w:rPr>
-          <w:color w:val="000000"/>
-          <w:sz w:val="28"/>
-          <w:szCs w:val="28"/>
-          <w:lang w:val="en-US"/>
-        </w:rPr>
-        <w:t>(</w:t>
-      </w:r>
-      <w:proofErr w:type="gramEnd"/>
-      <w:r>
-        <w:rPr>
-          <w:color w:val="000000"/>
-          <w:sz w:val="28"/>
-          <w:szCs w:val="28"/>
-          <w:lang w:val="en-US"/>
-        </w:rPr>
-        <w:t xml:space="preserve">_ =&gt; </w:t>
-      </w:r>
-      <w:proofErr w:type="gramStart"/>
-      <w:r>
-        <w:rPr>
-          <w:color w:val="000000"/>
-          <w:sz w:val="28"/>
-          <w:szCs w:val="28"/>
-          <w:lang w:val="en-US"/>
-        </w:rPr>
-        <w:t>Save(</w:t>
-      </w:r>
-      <w:proofErr w:type="gramEnd"/>
-      <w:r>
-        <w:rPr>
-          <w:color w:val="000000"/>
-          <w:sz w:val="28"/>
-          <w:szCs w:val="28"/>
-          <w:lang w:val="en-US"/>
-        </w:rPr>
-        <w:t>));</w:t>
-      </w:r>
-    </w:p>
-    <w:p>
-      <w:pPr>
-        <w:pStyle w:val="aa"/>
-        <w:spacing w:before="0" w:beforeAutospacing="0" w:after="0" w:afterAutospacing="0"/>
-        <w:ind w:firstLine="709"/>
-        <w:jc w:val="both"/>
-        <w:rPr>
-          <w:color w:val="000000"/>
-          <w:sz w:val="28"/>
-          <w:szCs w:val="28"/>
-          <w:lang w:val="en-US"/>
-        </w:rPr>
-      </w:pPr>
-      <w:r>
-        <w:rPr>
-          <w:color w:val="000000"/>
-          <w:sz w:val="28"/>
-          <w:szCs w:val="28"/>
-          <w:lang w:val="en-US"/>
-        </w:rPr>
-        <w:t xml:space="preserve">        </w:t>
-      </w:r>
-      <w:proofErr w:type="spellStart"/>
-      <w:r>
-        <w:rPr>
-          <w:color w:val="000000"/>
-          <w:sz w:val="28"/>
-          <w:szCs w:val="28"/>
-          <w:lang w:val="en-US"/>
-        </w:rPr>
-        <w:t>CancelCommand</w:t>
-      </w:r>
-      <w:proofErr w:type="spellEnd"/>
-      <w:r>
-        <w:rPr>
-          <w:color w:val="000000"/>
-          <w:sz w:val="28"/>
-          <w:szCs w:val="28"/>
-          <w:lang w:val="en-US"/>
-        </w:rPr>
-        <w:t xml:space="preserve"> = new </w:t>
-      </w:r>
-      <w:proofErr w:type="spellStart"/>
-      <w:proofErr w:type="gramStart"/>
-      <w:r>
-        <w:rPr>
-          <w:color w:val="000000"/>
-          <w:sz w:val="28"/>
-          <w:szCs w:val="28"/>
-          <w:lang w:val="en-US"/>
-        </w:rPr>
-        <w:t>RelayCommand</w:t>
-      </w:r>
-      <w:proofErr w:type="spellEnd"/>
-      <w:r>
-        <w:rPr>
-          <w:color w:val="000000"/>
-          <w:sz w:val="28"/>
-          <w:szCs w:val="28"/>
-          <w:lang w:val="en-US"/>
-        </w:rPr>
-        <w:t>(</w:t>
-      </w:r>
-      <w:proofErr w:type="gramEnd"/>
-      <w:r>
-        <w:rPr>
-          <w:color w:val="000000"/>
-          <w:sz w:val="28"/>
-          <w:szCs w:val="28"/>
-          <w:lang w:val="en-US"/>
-        </w:rPr>
-        <w:t xml:space="preserve">_ =&gt; </w:t>
-      </w:r>
-      <w:proofErr w:type="gramStart"/>
-      <w:r>
-        <w:rPr>
-          <w:color w:val="000000"/>
-          <w:sz w:val="28"/>
-          <w:szCs w:val="28"/>
-          <w:lang w:val="en-US"/>
-        </w:rPr>
-        <w:t>Cancel(</w:t>
-      </w:r>
-      <w:proofErr w:type="gramEnd"/>
-      <w:r>
-        <w:rPr>
-          <w:color w:val="000000"/>
-          <w:sz w:val="28"/>
-          <w:szCs w:val="28"/>
-          <w:lang w:val="en-US"/>
-        </w:rPr>
-        <w:t>));</w:t>
-      </w:r>
-    </w:p>
-    <w:p>
-      <w:pPr>
-        <w:pStyle w:val="aa"/>
-        <w:spacing w:before="0" w:beforeAutospacing="0" w:after="0" w:afterAutospacing="0"/>
-        <w:ind w:firstLine="709"/>
-        <w:jc w:val="both"/>
-        <w:rPr>
-          <w:color w:val="000000"/>
-          <w:sz w:val="28"/>
-          <w:szCs w:val="28"/>
-          <w:lang w:val="en-US"/>
-        </w:rPr>
-      </w:pPr>
-      <w:r>
-        <w:rPr>
-          <w:color w:val="000000"/>
-          <w:sz w:val="28"/>
-          <w:szCs w:val="28"/>
-          <w:lang w:val="en-US"/>
-        </w:rPr>
-        <w:t xml:space="preserve">    }</w:t>
-      </w:r>
-    </w:p>
-    <w:p>
-      <w:pPr>
-        <w:pStyle w:val="aa"/>
-        <w:spacing w:before="0" w:beforeAutospacing="0" w:after="0" w:afterAutospacing="0"/>
-        <w:ind w:firstLine="709"/>
-        <w:jc w:val="both"/>
-        <w:rPr>
-          <w:color w:val="000000"/>
-          <w:sz w:val="28"/>
-          <w:szCs w:val="28"/>
-          <w:lang w:val="en-US"/>
-        </w:rPr>
-      </w:pPr>
-      <w:r>
-        <w:rPr>
-          <w:color w:val="000000"/>
-          <w:sz w:val="28"/>
-          <w:szCs w:val="28"/>
-          <w:lang w:val="en-US"/>
-        </w:rPr>
-        <w:t xml:space="preserve">    private void </w:t>
-      </w:r>
-      <w:proofErr w:type="gramStart"/>
-      <w:r>
-        <w:rPr>
-          <w:color w:val="000000"/>
-          <w:sz w:val="28"/>
-          <w:szCs w:val="28"/>
-          <w:lang w:val="en-US"/>
-        </w:rPr>
-        <w:t>Save(</w:t>
-      </w:r>
-      <w:proofErr w:type="gramEnd"/>
-      <w:r>
-        <w:rPr>
-          <w:color w:val="000000"/>
-          <w:sz w:val="28"/>
-          <w:szCs w:val="28"/>
-          <w:lang w:val="en-US"/>
-        </w:rPr>
-        <w:t>)</w:t>
-      </w:r>
-    </w:p>
-    <w:p>
-      <w:pPr>
-        <w:pStyle w:val="aa"/>
-        <w:spacing w:before="0" w:beforeAutospacing="0" w:after="0" w:afterAutospacing="0"/>
-        <w:ind w:firstLine="709"/>
-        <w:jc w:val="both"/>
-        <w:rPr>
-          <w:color w:val="000000"/>
-          <w:sz w:val="28"/>
-          <w:szCs w:val="28"/>
-          <w:lang w:val="en-US"/>
-        </w:rPr>
-      </w:pPr>
-      <w:r>
-        <w:rPr>
-          <w:color w:val="000000"/>
-          <w:sz w:val="28"/>
-          <w:szCs w:val="28"/>
-          <w:lang w:val="en-US"/>
-        </w:rPr>
-        <w:t xml:space="preserve">    {</w:t>
-      </w:r>
-    </w:p>
-    <w:p>
-      <w:pPr>
-        <w:pStyle w:val="aa"/>
-        <w:spacing w:before="0" w:beforeAutospacing="0" w:after="0" w:afterAutospacing="0"/>
-        <w:ind w:firstLine="709"/>
-        <w:jc w:val="both"/>
-        <w:rPr>
-          <w:color w:val="000000"/>
-          <w:sz w:val="28"/>
-          <w:szCs w:val="28"/>
-          <w:lang w:val="en-US"/>
-        </w:rPr>
-      </w:pPr>
-      <w:r>
-        <w:rPr>
-          <w:color w:val="000000"/>
-          <w:sz w:val="28"/>
-          <w:szCs w:val="28"/>
-          <w:lang w:val="en-US"/>
-        </w:rPr>
-        <w:t xml:space="preserve">        if (</w:t>
-      </w:r>
-      <w:proofErr w:type="spellStart"/>
-      <w:proofErr w:type="gramStart"/>
-      <w:r>
-        <w:rPr>
-          <w:color w:val="000000"/>
-          <w:sz w:val="28"/>
-          <w:szCs w:val="28"/>
-          <w:lang w:val="en-US"/>
-        </w:rPr>
-        <w:t>string.IsNullOrWhiteSpace</w:t>
-      </w:r>
-      <w:proofErr w:type="spellEnd"/>
-      <w:proofErr w:type="gramEnd"/>
-      <w:r>
-        <w:rPr>
-          <w:color w:val="000000"/>
-          <w:sz w:val="28"/>
-          <w:szCs w:val="28"/>
-          <w:lang w:val="en-US"/>
-        </w:rPr>
-        <w:t>(</w:t>
-      </w:r>
-      <w:proofErr w:type="spellStart"/>
-      <w:r>
-        <w:rPr>
-          <w:color w:val="000000"/>
-          <w:sz w:val="28"/>
-          <w:szCs w:val="28"/>
-          <w:lang w:val="en-US"/>
-        </w:rPr>
-        <w:t>Client.FullName</w:t>
-      </w:r>
-      <w:proofErr w:type="spellEnd"/>
-      <w:r>
-        <w:rPr>
-          <w:color w:val="000000"/>
-          <w:sz w:val="28"/>
-          <w:szCs w:val="28"/>
-          <w:lang w:val="en-US"/>
-        </w:rPr>
-        <w:t>))</w:t>
-      </w:r>
-    </w:p>
-    <w:p>
-      <w:pPr>
-        <w:pStyle w:val="aa"/>
-        <w:spacing w:before="0" w:beforeAutospacing="0" w:after="0" w:afterAutospacing="0"/>
-        <w:ind w:firstLine="709"/>
-        <w:jc w:val="both"/>
-        <w:rPr>
-          <w:color w:val="000000"/>
-          <w:sz w:val="28"/>
-          <w:szCs w:val="28"/>
-        </w:rPr>
-      </w:pPr>
-      <w:r>
-        <w:rPr>
-          <w:color w:val="000000"/>
-          <w:sz w:val="28"/>
-          <w:szCs w:val="28"/>
-          <w:lang w:val="en-US"/>
-        </w:rPr>
-        <w:t xml:space="preserve">        </w:t>
-      </w:r>
-      <w:r>
-        <w:rPr>
-          <w:color w:val="000000"/>
-          <w:sz w:val="28"/>
-          <w:szCs w:val="28"/>
-        </w:rPr>
-        <w:t>{</w:t>
-      </w:r>
-    </w:p>
-    <w:p>
-      <w:pPr>
-        <w:pStyle w:val="aa"/>
-        <w:spacing w:before="0" w:beforeAutospacing="0" w:after="0" w:afterAutospacing="0"/>
-        <w:ind w:firstLine="709"/>
-        <w:jc w:val="both"/>
-        <w:rPr>
-          <w:color w:val="000000"/>
-          <w:sz w:val="28"/>
-          <w:szCs w:val="28"/>
-        </w:rPr>
-      </w:pPr>
-      <w:r>
-        <w:rPr>
-          <w:color w:val="000000"/>
-          <w:sz w:val="28"/>
-          <w:szCs w:val="28"/>
-        </w:rPr>
-        <w:t xml:space="preserve">            </w:t>
-      </w:r>
-      <w:proofErr w:type="spellStart"/>
-      <w:r>
-        <w:rPr>
-          <w:color w:val="000000"/>
-          <w:sz w:val="28"/>
-          <w:szCs w:val="28"/>
-        </w:rPr>
-        <w:t>MessageBox.Show</w:t>
-      </w:r>
-      <w:proofErr w:type="spellEnd"/>
-      <w:r>
-        <w:rPr>
-          <w:color w:val="000000"/>
-          <w:sz w:val="28"/>
-          <w:szCs w:val="28"/>
-        </w:rPr>
-        <w:t>("Введите имя клиента");</w:t>
-      </w:r>
-    </w:p>
-    <w:p>
-      <w:pPr>
-        <w:pStyle w:val="aa"/>
-        <w:spacing w:before="0" w:beforeAutospacing="0" w:after="0" w:afterAutospacing="0"/>
-        <w:ind w:firstLine="709"/>
-        <w:jc w:val="both"/>
-        <w:rPr>
-          <w:color w:val="000000"/>
-          <w:sz w:val="28"/>
-          <w:szCs w:val="28"/>
-          <w:lang w:val="en-US"/>
-        </w:rPr>
-      </w:pPr>
-      <w:r>
-        <w:rPr>
-          <w:color w:val="000000"/>
-          <w:sz w:val="28"/>
-          <w:szCs w:val="28"/>
-        </w:rPr>
-        <w:t xml:space="preserve">            </w:t>
-      </w:r>
-      <w:r>
-        <w:rPr>
-          <w:color w:val="000000"/>
-          <w:sz w:val="28"/>
-          <w:szCs w:val="28"/>
-          <w:lang w:val="en-US"/>
-        </w:rPr>
-        <w:t>return;</w:t>
-      </w:r>
-    </w:p>
-    <w:p>
-      <w:pPr>
-        <w:pStyle w:val="aa"/>
-        <w:spacing w:before="0" w:beforeAutospacing="0" w:after="0" w:afterAutospacing="0"/>
-        <w:ind w:firstLine="709"/>
-        <w:jc w:val="both"/>
-        <w:rPr>
-          <w:color w:val="000000"/>
-          <w:sz w:val="28"/>
-          <w:szCs w:val="28"/>
-          <w:lang w:val="en-US"/>
-        </w:rPr>
-      </w:pPr>
-      <w:r>
-        <w:rPr>
-          <w:color w:val="000000"/>
-          <w:sz w:val="28"/>
-          <w:szCs w:val="28"/>
-          <w:lang w:val="en-US"/>
-        </w:rPr>
-        <w:t xml:space="preserve">        }</w:t>
-      </w:r>
-    </w:p>
-    <w:p>
-      <w:pPr>
-        <w:pStyle w:val="aa"/>
-        <w:spacing w:before="0" w:beforeAutospacing="0" w:after="0" w:afterAutospacing="0"/>
-        <w:ind w:firstLine="709"/>
-        <w:jc w:val="both"/>
-        <w:rPr>
-          <w:color w:val="000000"/>
-          <w:sz w:val="28"/>
-          <w:szCs w:val="28"/>
-          <w:lang w:val="en-US"/>
-        </w:rPr>
-      </w:pPr>
-      <w:r>
-        <w:rPr>
-          <w:color w:val="000000"/>
-          <w:sz w:val="28"/>
-          <w:szCs w:val="28"/>
-          <w:lang w:val="en-US"/>
-        </w:rPr>
-        <w:t xml:space="preserve">        </w:t>
-      </w:r>
-      <w:proofErr w:type="spellStart"/>
-      <w:r>
-        <w:rPr>
-          <w:color w:val="000000"/>
-          <w:sz w:val="28"/>
-          <w:szCs w:val="28"/>
-          <w:lang w:val="en-US"/>
-        </w:rPr>
-        <w:t>ClientSaved</w:t>
-      </w:r>
-      <w:proofErr w:type="spellEnd"/>
-      <w:r>
-        <w:rPr>
-          <w:color w:val="000000"/>
-          <w:sz w:val="28"/>
-          <w:szCs w:val="28"/>
-          <w:lang w:val="en-US"/>
-        </w:rPr>
-        <w:t xml:space="preserve"> = true;</w:t>
-      </w:r>
-    </w:p>
-    <w:p>
-      <w:pPr>
-        <w:pStyle w:val="aa"/>
-        <w:spacing w:before="0" w:beforeAutospacing="0" w:after="0" w:afterAutospacing="0"/>
-        <w:ind w:firstLine="709"/>
-        <w:jc w:val="both"/>
-        <w:rPr>
-          <w:color w:val="000000"/>
-          <w:sz w:val="28"/>
-          <w:szCs w:val="28"/>
-          <w:lang w:val="en-US"/>
-        </w:rPr>
-      </w:pPr>
-      <w:r>
-        <w:rPr>
-          <w:color w:val="000000"/>
-          <w:sz w:val="28"/>
-          <w:szCs w:val="28"/>
-          <w:lang w:val="en-US"/>
-        </w:rPr>
-        <w:t xml:space="preserve">        </w:t>
-      </w:r>
-      <w:proofErr w:type="spellStart"/>
-      <w:proofErr w:type="gramStart"/>
-      <w:r>
-        <w:rPr>
-          <w:color w:val="000000"/>
-          <w:sz w:val="28"/>
-          <w:szCs w:val="28"/>
-          <w:lang w:val="en-US"/>
-        </w:rPr>
-        <w:t>CloseWindow</w:t>
-      </w:r>
-      <w:proofErr w:type="spellEnd"/>
-      <w:r>
-        <w:rPr>
-          <w:color w:val="000000"/>
-          <w:sz w:val="28"/>
-          <w:szCs w:val="28"/>
-          <w:lang w:val="en-US"/>
-        </w:rPr>
-        <w:t>(</w:t>
-      </w:r>
-      <w:proofErr w:type="gramEnd"/>
-      <w:r>
-        <w:rPr>
-          <w:color w:val="000000"/>
-          <w:sz w:val="28"/>
-          <w:szCs w:val="28"/>
-          <w:lang w:val="en-US"/>
-        </w:rPr>
-        <w:t>);</w:t>
-      </w:r>
-    </w:p>
-    <w:p>
-      <w:pPr>
-        <w:pStyle w:val="aa"/>
-        <w:spacing w:before="0" w:beforeAutospacing="0" w:after="0" w:afterAutospacing="0"/>
-        <w:ind w:firstLine="709"/>
-        <w:jc w:val="both"/>
-        <w:rPr>
-          <w:color w:val="000000"/>
-          <w:sz w:val="28"/>
-          <w:szCs w:val="28"/>
-          <w:lang w:val="en-US"/>
-        </w:rPr>
-      </w:pPr>
-      <w:r>
-        <w:rPr>
-          <w:color w:val="000000"/>
-          <w:sz w:val="28"/>
-          <w:szCs w:val="28"/>
-          <w:lang w:val="en-US"/>
-        </w:rPr>
-        <w:t xml:space="preserve">    }</w:t>
-      </w:r>
-    </w:p>
-    <w:p>
-      <w:pPr>
-        <w:pStyle w:val="aa"/>
-        <w:spacing w:before="0" w:beforeAutospacing="0" w:after="0" w:afterAutospacing="0"/>
-        <w:ind w:firstLine="709"/>
-        <w:jc w:val="both"/>
-        <w:rPr>
-          <w:color w:val="000000"/>
-          <w:sz w:val="28"/>
-          <w:szCs w:val="28"/>
-          <w:lang w:val="en-US"/>
-        </w:rPr>
-      </w:pPr>
-      <w:r>
-        <w:rPr>
-          <w:color w:val="000000"/>
-          <w:sz w:val="28"/>
-          <w:szCs w:val="28"/>
-          <w:lang w:val="en-US"/>
-        </w:rPr>
-        <w:t xml:space="preserve">    private void </w:t>
-      </w:r>
-      <w:proofErr w:type="gramStart"/>
-      <w:r>
-        <w:rPr>
-          <w:color w:val="000000"/>
-          <w:sz w:val="28"/>
-          <w:szCs w:val="28"/>
-          <w:lang w:val="en-US"/>
-        </w:rPr>
-        <w:t>Cancel(</w:t>
-      </w:r>
-      <w:proofErr w:type="gramEnd"/>
-      <w:r>
-        <w:rPr>
-          <w:color w:val="000000"/>
-          <w:sz w:val="28"/>
-          <w:szCs w:val="28"/>
-          <w:lang w:val="en-US"/>
-        </w:rPr>
-        <w:t>)</w:t>
-      </w:r>
-    </w:p>
-    <w:p>
-      <w:pPr>
-        <w:pStyle w:val="aa"/>
-        <w:spacing w:before="0" w:beforeAutospacing="0" w:after="0" w:afterAutospacing="0"/>
-        <w:ind w:firstLine="709"/>
-        <w:jc w:val="both"/>
-        <w:rPr>
-          <w:color w:val="000000"/>
-          <w:sz w:val="28"/>
-          <w:szCs w:val="28"/>
-          <w:lang w:val="en-US"/>
-        </w:rPr>
-      </w:pPr>
-      <w:r>
-        <w:rPr>
-          <w:color w:val="000000"/>
-          <w:sz w:val="28"/>
-          <w:szCs w:val="28"/>
-          <w:lang w:val="en-US"/>
-        </w:rPr>
-        <w:t xml:space="preserve">    {</w:t>
-      </w:r>
-    </w:p>
-    <w:p>
-      <w:pPr>
-        <w:pStyle w:val="aa"/>
-        <w:spacing w:before="0" w:beforeAutospacing="0" w:after="0" w:afterAutospacing="0"/>
-        <w:ind w:firstLine="709"/>
-        <w:jc w:val="both"/>
-        <w:rPr>
-          <w:color w:val="000000"/>
-          <w:sz w:val="28"/>
-          <w:szCs w:val="28"/>
-          <w:lang w:val="en-US"/>
-        </w:rPr>
-      </w:pPr>
-      <w:r>
-        <w:rPr>
-          <w:color w:val="000000"/>
-          <w:sz w:val="28"/>
-          <w:szCs w:val="28"/>
-          <w:lang w:val="en-US"/>
-        </w:rPr>
-        <w:t xml:space="preserve">        </w:t>
-      </w:r>
-      <w:proofErr w:type="spellStart"/>
-      <w:r>
-        <w:rPr>
-          <w:color w:val="000000"/>
-          <w:sz w:val="28"/>
-          <w:szCs w:val="28"/>
-          <w:lang w:val="en-US"/>
-        </w:rPr>
-        <w:t>ClientSaved</w:t>
-      </w:r>
-      <w:proofErr w:type="spellEnd"/>
-      <w:r>
-        <w:rPr>
-          <w:color w:val="000000"/>
-          <w:sz w:val="28"/>
-          <w:szCs w:val="28"/>
-          <w:lang w:val="en-US"/>
-        </w:rPr>
-        <w:t xml:space="preserve"> = false; </w:t>
-      </w:r>
-      <w:proofErr w:type="spellStart"/>
-      <w:proofErr w:type="gramStart"/>
-      <w:r>
-        <w:rPr>
-          <w:color w:val="000000"/>
-          <w:sz w:val="28"/>
-          <w:szCs w:val="28"/>
-          <w:lang w:val="en-US"/>
-        </w:rPr>
-        <w:t>CloseWindow</w:t>
-      </w:r>
-      <w:proofErr w:type="spellEnd"/>
-      <w:r>
-        <w:rPr>
-          <w:color w:val="000000"/>
-          <w:sz w:val="28"/>
-          <w:szCs w:val="28"/>
-          <w:lang w:val="en-US"/>
-        </w:rPr>
-        <w:t>(</w:t>
-      </w:r>
-      <w:proofErr w:type="gramEnd"/>
-      <w:r>
-        <w:rPr>
-          <w:color w:val="000000"/>
-          <w:sz w:val="28"/>
-          <w:szCs w:val="28"/>
-          <w:lang w:val="en-US"/>
-        </w:rPr>
-        <w:t>);</w:t>
-      </w:r>
-    </w:p>
-    <w:p>
-      <w:pPr>
-        <w:pStyle w:val="aa"/>
-        <w:spacing w:before="0" w:beforeAutospacing="0" w:after="0" w:afterAutospacing="0"/>
-        <w:ind w:firstLine="709"/>
-        <w:jc w:val="both"/>
-        <w:rPr>
-          <w:color w:val="000000"/>
-          <w:sz w:val="28"/>
-          <w:szCs w:val="28"/>
-          <w:lang w:val="en-US"/>
-        </w:rPr>
-      </w:pPr>
-      <w:r>
-        <w:rPr>
-          <w:color w:val="000000"/>
-          <w:sz w:val="28"/>
-          <w:szCs w:val="28"/>
-          <w:lang w:val="en-US"/>
-        </w:rPr>
-        <w:t xml:space="preserve">    }</w:t>
-      </w:r>
-    </w:p>
-    <w:p>
-      <w:pPr>
-        <w:pStyle w:val="aa"/>
-        <w:spacing w:before="0" w:beforeAutospacing="0" w:after="0" w:afterAutospacing="0"/>
-        <w:ind w:firstLine="709"/>
-        <w:jc w:val="both"/>
-        <w:rPr>
-          <w:color w:val="000000"/>
-          <w:sz w:val="28"/>
-          <w:szCs w:val="28"/>
-          <w:lang w:val="en-US"/>
-        </w:rPr>
-      </w:pPr>
-      <w:r>
-        <w:rPr>
-          <w:color w:val="000000"/>
-          <w:sz w:val="28"/>
-          <w:szCs w:val="28"/>
-          <w:lang w:val="en-US"/>
-        </w:rPr>
-        <w:lastRenderedPageBreak/>
-        <w:t xml:space="preserve">    private void </w:t>
-      </w:r>
-      <w:proofErr w:type="spellStart"/>
-      <w:proofErr w:type="gramStart"/>
-      <w:r>
-        <w:rPr>
-          <w:color w:val="000000"/>
-          <w:sz w:val="28"/>
-          <w:szCs w:val="28"/>
-          <w:lang w:val="en-US"/>
-        </w:rPr>
-        <w:t>CloseWindow</w:t>
-      </w:r>
-      <w:proofErr w:type="spellEnd"/>
-      <w:r>
-        <w:rPr>
-          <w:color w:val="000000"/>
-          <w:sz w:val="28"/>
-          <w:szCs w:val="28"/>
-          <w:lang w:val="en-US"/>
-        </w:rPr>
-        <w:t>(</w:t>
-      </w:r>
-      <w:proofErr w:type="gramEnd"/>
-      <w:r>
-        <w:rPr>
-          <w:color w:val="000000"/>
-          <w:sz w:val="28"/>
-          <w:szCs w:val="28"/>
-          <w:lang w:val="en-US"/>
-        </w:rPr>
-        <w:t>)</w:t>
-      </w:r>
-    </w:p>
-    <w:p>
-      <w:pPr>
-        <w:pStyle w:val="aa"/>
-        <w:spacing w:before="0" w:beforeAutospacing="0" w:after="0" w:afterAutospacing="0"/>
-        <w:ind w:firstLine="709"/>
-        <w:jc w:val="both"/>
-        <w:rPr>
-          <w:color w:val="000000"/>
-          <w:sz w:val="28"/>
-          <w:szCs w:val="28"/>
-          <w:lang w:val="en-US"/>
-        </w:rPr>
-      </w:pPr>
-      <w:r>
-        <w:rPr>
-          <w:color w:val="000000"/>
-          <w:sz w:val="28"/>
-          <w:szCs w:val="28"/>
-          <w:lang w:val="en-US"/>
-        </w:rPr>
-        <w:t xml:space="preserve">    {</w:t>
-      </w:r>
-    </w:p>
-    <w:p>
-      <w:pPr>
-        <w:pStyle w:val="aa"/>
-        <w:spacing w:before="0" w:beforeAutospacing="0" w:after="0" w:afterAutospacing="0"/>
-        <w:ind w:firstLine="709"/>
-        <w:jc w:val="both"/>
-        <w:rPr>
-          <w:color w:val="000000"/>
-          <w:sz w:val="28"/>
-          <w:szCs w:val="28"/>
-          <w:lang w:val="en-US"/>
-        </w:rPr>
-      </w:pPr>
-      <w:r>
-        <w:rPr>
-          <w:color w:val="000000"/>
-          <w:sz w:val="28"/>
-          <w:szCs w:val="28"/>
-          <w:lang w:val="en-US"/>
-        </w:rPr>
-        <w:t xml:space="preserve">        foreach (Window </w:t>
-      </w:r>
-      <w:proofErr w:type="spellStart"/>
-      <w:r>
-        <w:rPr>
-          <w:color w:val="000000"/>
-          <w:sz w:val="28"/>
-          <w:szCs w:val="28"/>
-          <w:lang w:val="en-US"/>
-        </w:rPr>
-        <w:t>window</w:t>
-      </w:r>
-      <w:proofErr w:type="spellEnd"/>
-      <w:r>
-        <w:rPr>
-          <w:color w:val="000000"/>
-          <w:sz w:val="28"/>
-          <w:szCs w:val="28"/>
-          <w:lang w:val="en-US"/>
-        </w:rPr>
-        <w:t xml:space="preserve"> in </w:t>
-      </w:r>
-      <w:proofErr w:type="spellStart"/>
-      <w:proofErr w:type="gramStart"/>
-      <w:r>
-        <w:rPr>
-          <w:color w:val="000000"/>
-          <w:sz w:val="28"/>
-          <w:szCs w:val="28"/>
-          <w:lang w:val="en-US"/>
-        </w:rPr>
-        <w:t>Application.Current.Windows</w:t>
-      </w:r>
-      <w:proofErr w:type="spellEnd"/>
-      <w:proofErr w:type="gramEnd"/>
-      <w:r>
-        <w:rPr>
-          <w:color w:val="000000"/>
-          <w:sz w:val="28"/>
-          <w:szCs w:val="28"/>
-          <w:lang w:val="en-US"/>
-        </w:rPr>
-        <w:t>)</w:t>
-      </w:r>
-    </w:p>
-    <w:p>
-      <w:pPr>
-        <w:pStyle w:val="aa"/>
-        <w:spacing w:before="0" w:beforeAutospacing="0" w:after="0" w:afterAutospacing="0"/>
-        <w:ind w:firstLine="709"/>
-        <w:jc w:val="both"/>
-        <w:rPr>
-          <w:color w:val="000000"/>
-          <w:sz w:val="28"/>
-          <w:szCs w:val="28"/>
-          <w:lang w:val="en-US"/>
-        </w:rPr>
-      </w:pPr>
-      <w:r>
-        <w:rPr>
-          <w:color w:val="000000"/>
-          <w:sz w:val="28"/>
-          <w:szCs w:val="28"/>
-          <w:lang w:val="en-US"/>
-        </w:rPr>
-        <w:t xml:space="preserve">        {</w:t>
-      </w:r>
-    </w:p>
-    <w:p>
-      <w:pPr>
-        <w:pStyle w:val="aa"/>
-        <w:spacing w:before="0" w:beforeAutospacing="0" w:after="0" w:afterAutospacing="0"/>
-        <w:ind w:firstLine="709"/>
-        <w:jc w:val="both"/>
-        <w:rPr>
-          <w:color w:val="000000"/>
-          <w:sz w:val="28"/>
-          <w:szCs w:val="28"/>
-          <w:lang w:val="en-US"/>
-        </w:rPr>
-      </w:pPr>
-      <w:r>
-        <w:rPr>
-          <w:color w:val="000000"/>
-          <w:sz w:val="28"/>
-          <w:szCs w:val="28"/>
-          <w:lang w:val="en-US"/>
-        </w:rPr>
-        <w:t xml:space="preserve">            if (</w:t>
-      </w:r>
-      <w:proofErr w:type="spellStart"/>
-      <w:proofErr w:type="gramStart"/>
-      <w:r>
-        <w:rPr>
-          <w:color w:val="000000"/>
-          <w:sz w:val="28"/>
-          <w:szCs w:val="28"/>
-          <w:lang w:val="en-US"/>
-        </w:rPr>
-        <w:t>window.DataContext</w:t>
-      </w:r>
-      <w:proofErr w:type="spellEnd"/>
-      <w:proofErr w:type="gramEnd"/>
-      <w:r>
-        <w:rPr>
-          <w:color w:val="000000"/>
-          <w:sz w:val="28"/>
-          <w:szCs w:val="28"/>
-          <w:lang w:val="en-US"/>
-        </w:rPr>
-        <w:t xml:space="preserve"> == this)</w:t>
-      </w:r>
-    </w:p>
-    <w:p>
-      <w:pPr>
-        <w:pStyle w:val="aa"/>
-        <w:spacing w:before="0" w:beforeAutospacing="0" w:after="0" w:afterAutospacing="0"/>
-        <w:ind w:firstLine="709"/>
-        <w:jc w:val="both"/>
-        <w:rPr>
-          <w:color w:val="000000"/>
-          <w:sz w:val="28"/>
-          <w:szCs w:val="28"/>
-          <w:lang w:val="en-US"/>
-        </w:rPr>
-      </w:pPr>
-      <w:r>
-        <w:rPr>
-          <w:color w:val="000000"/>
-          <w:sz w:val="28"/>
-          <w:szCs w:val="28"/>
-          <w:lang w:val="en-US"/>
-        </w:rPr>
-        <w:t xml:space="preserve">            {</w:t>
-      </w:r>
-    </w:p>
-    <w:p>
-      <w:pPr>
-        <w:pStyle w:val="aa"/>
-        <w:spacing w:before="0" w:beforeAutospacing="0" w:after="0" w:afterAutospacing="0"/>
-        <w:ind w:firstLine="709"/>
-        <w:jc w:val="both"/>
-        <w:rPr>
-          <w:color w:val="000000"/>
-          <w:sz w:val="28"/>
-          <w:szCs w:val="28"/>
-          <w:lang w:val="en-US"/>
-        </w:rPr>
-      </w:pPr>
-      <w:r>
-        <w:rPr>
-          <w:color w:val="000000"/>
-          <w:sz w:val="28"/>
-          <w:szCs w:val="28"/>
-          <w:lang w:val="en-US"/>
-        </w:rPr>
-        <w:t xml:space="preserve">                </w:t>
-      </w:r>
-      <w:proofErr w:type="spellStart"/>
-      <w:proofErr w:type="gramStart"/>
-      <w:r>
-        <w:rPr>
-          <w:color w:val="000000"/>
-          <w:sz w:val="28"/>
-          <w:szCs w:val="28"/>
-          <w:lang w:val="en-US"/>
-        </w:rPr>
-        <w:t>window.Close</w:t>
-      </w:r>
-      <w:proofErr w:type="spellEnd"/>
-      <w:proofErr w:type="gramEnd"/>
-      <w:r>
-        <w:rPr>
-          <w:color w:val="000000"/>
-          <w:sz w:val="28"/>
-          <w:szCs w:val="28"/>
-          <w:lang w:val="en-US"/>
-        </w:rPr>
-        <w:t>();</w:t>
-      </w:r>
-    </w:p>
-    <w:p>
-      <w:pPr>
-        <w:pStyle w:val="aa"/>
-        <w:spacing w:before="0" w:beforeAutospacing="0" w:after="0" w:afterAutospacing="0"/>
-        <w:ind w:firstLine="709"/>
-        <w:jc w:val="both"/>
-        <w:rPr>
-          <w:color w:val="000000"/>
-          <w:sz w:val="28"/>
-          <w:szCs w:val="28"/>
-          <w:lang w:val="en-US"/>
-        </w:rPr>
-      </w:pPr>
-      <w:r>
-        <w:rPr>
-          <w:color w:val="000000"/>
-          <w:sz w:val="28"/>
-          <w:szCs w:val="28"/>
-          <w:lang w:val="en-US"/>
-        </w:rPr>
-        <w:t xml:space="preserve">                break;</w:t>
-      </w:r>
-    </w:p>
-    <w:p>
-      <w:pPr>
-        <w:pStyle w:val="aa"/>
-        <w:spacing w:before="0" w:beforeAutospacing="0" w:after="0" w:afterAutospacing="0"/>
-        <w:ind w:firstLine="709"/>
-        <w:jc w:val="both"/>
-        <w:rPr>
-          <w:color w:val="000000"/>
-          <w:sz w:val="28"/>
-          <w:szCs w:val="28"/>
-          <w:lang w:val="en-US"/>
-        </w:rPr>
-      </w:pPr>
-      <w:r>
-        <w:rPr>
-          <w:color w:val="000000"/>
-          <w:sz w:val="28"/>
-          <w:szCs w:val="28"/>
-          <w:lang w:val="en-US"/>
-        </w:rPr>
-        <w:t xml:space="preserve">            }</w:t>
-      </w:r>
-    </w:p>
-    <w:p>
-      <w:pPr>
-        <w:pStyle w:val="aa"/>
-        <w:spacing w:before="0" w:beforeAutospacing="0" w:after="0" w:afterAutospacing="0"/>
-        <w:ind w:firstLine="709"/>
-        <w:jc w:val="both"/>
-        <w:rPr>
-          <w:color w:val="000000"/>
-          <w:sz w:val="28"/>
-          <w:szCs w:val="28"/>
-          <w:lang w:val="en-US"/>
-        </w:rPr>
-      </w:pPr>
-      <w:r>
-        <w:rPr>
-          <w:color w:val="000000"/>
-          <w:sz w:val="28"/>
-          <w:szCs w:val="28"/>
-          <w:lang w:val="en-US"/>
-        </w:rPr>
-        <w:t xml:space="preserve">        }</w:t>
-      </w:r>
-    </w:p>
-    <w:p>
-      <w:pPr>
-        <w:pStyle w:val="aa"/>
-        <w:spacing w:before="0" w:beforeAutospacing="0" w:after="0" w:afterAutospacing="0"/>
-        <w:ind w:firstLine="709"/>
-        <w:jc w:val="both"/>
-        <w:rPr>
-          <w:color w:val="000000"/>
-          <w:sz w:val="28"/>
-          <w:szCs w:val="28"/>
-          <w:lang w:val="en-US"/>
-        </w:rPr>
-      </w:pPr>
-      <w:r>
-        <w:rPr>
-          <w:color w:val="000000"/>
-          <w:sz w:val="28"/>
-          <w:szCs w:val="28"/>
-          <w:lang w:val="en-US"/>
-        </w:rPr>
-        <w:t xml:space="preserve">    }</w:t>
-      </w:r>
-    </w:p>
-    <w:p>
-      <w:pPr>
-        <w:pStyle w:val="aa"/>
-        <w:spacing w:before="0" w:beforeAutospacing="0" w:after="0" w:afterAutospacing="0"/>
-        <w:ind w:firstLine="709"/>
-        <w:jc w:val="both"/>
-        <w:rPr>
-          <w:color w:val="000000"/>
-          <w:sz w:val="28"/>
-          <w:szCs w:val="28"/>
-          <w:lang w:val="en-US"/>
-        </w:rPr>
-      </w:pPr>
-      <w:r>
-        <w:rPr>
-          <w:color w:val="000000"/>
-          <w:sz w:val="28"/>
-          <w:szCs w:val="28"/>
-          <w:lang w:val="en-US"/>
-        </w:rPr>
-        <w:t>}</w:t>
-      </w:r>
-    </w:p>
-    <w:p>
-      <w:pPr>
-        <w:pStyle w:val="aa"/>
-        <w:spacing w:before="0" w:beforeAutospacing="0" w:after="0" w:afterAutospacing="0"/>
-        <w:ind w:firstLine="709"/>
-        <w:jc w:val="both"/>
-        <w:rPr>
-          <w:color w:val="000000"/>
-          <w:sz w:val="28"/>
-          <w:szCs w:val="28"/>
-          <w:lang w:val="en-US"/>
-        </w:rPr>
-      </w:pPr>
-      <w:r>
-        <w:rPr>
-          <w:color w:val="000000"/>
-          <w:sz w:val="28"/>
-          <w:szCs w:val="28"/>
-          <w:lang w:val="en-US"/>
-        </w:rPr>
-        <w:t xml:space="preserve">public class </w:t>
-      </w:r>
-      <w:proofErr w:type="spellStart"/>
-      <w:proofErr w:type="gramStart"/>
-      <w:r>
-        <w:rPr>
-          <w:color w:val="000000"/>
-          <w:sz w:val="28"/>
-          <w:szCs w:val="28"/>
-          <w:lang w:val="en-US"/>
-        </w:rPr>
-        <w:t>MainVM</w:t>
-      </w:r>
-      <w:proofErr w:type="spellEnd"/>
-      <w:r>
-        <w:rPr>
-          <w:color w:val="000000"/>
-          <w:sz w:val="28"/>
-          <w:szCs w:val="28"/>
-          <w:lang w:val="en-US"/>
-        </w:rPr>
-        <w:t xml:space="preserve"> :</w:t>
-      </w:r>
-      <w:proofErr w:type="gramEnd"/>
-      <w:r>
-        <w:rPr>
-          <w:color w:val="000000"/>
-          <w:sz w:val="28"/>
-          <w:szCs w:val="28"/>
-          <w:lang w:val="en-US"/>
-        </w:rPr>
-        <w:t xml:space="preserve"> </w:t>
-      </w:r>
-      <w:proofErr w:type="spellStart"/>
-      <w:r>
-        <w:rPr>
-          <w:color w:val="000000"/>
-          <w:sz w:val="28"/>
-          <w:szCs w:val="28"/>
-          <w:lang w:val="en-US"/>
-        </w:rPr>
-        <w:t>INotifyPropertyChanged</w:t>
-      </w:r>
-      <w:proofErr w:type="spellEnd"/>
-    </w:p>
-    <w:p>
-      <w:pPr>
-        <w:pStyle w:val="aa"/>
-        <w:spacing w:before="0" w:beforeAutospacing="0" w:after="0" w:afterAutospacing="0"/>
-        <w:ind w:firstLine="709"/>
-        <w:jc w:val="both"/>
-        <w:rPr>
-          <w:color w:val="000000"/>
-          <w:sz w:val="28"/>
-          <w:szCs w:val="28"/>
-          <w:lang w:val="en-US"/>
-        </w:rPr>
-      </w:pPr>
-      <w:r>
-        <w:rPr>
-          <w:color w:val="000000"/>
-          <w:sz w:val="28"/>
-          <w:szCs w:val="28"/>
-          <w:lang w:val="en-US"/>
-        </w:rPr>
-        <w:t xml:space="preserve"> {</w:t>
-      </w:r>
-    </w:p>
-    <w:p>
-      <w:pPr>
-        <w:pStyle w:val="aa"/>
-        <w:spacing w:before="0" w:beforeAutospacing="0" w:after="0" w:afterAutospacing="0"/>
-        <w:ind w:firstLine="709"/>
-        <w:jc w:val="both"/>
-        <w:rPr>
-          <w:color w:val="000000"/>
-          <w:sz w:val="28"/>
-          <w:szCs w:val="28"/>
-          <w:lang w:val="en-US"/>
-        </w:rPr>
-      </w:pPr>
-      <w:r>
-        <w:rPr>
-          <w:color w:val="000000"/>
-          <w:sz w:val="28"/>
-          <w:szCs w:val="28"/>
-          <w:lang w:val="en-US"/>
-        </w:rPr>
-        <w:t xml:space="preserve">     public </w:t>
-      </w:r>
-      <w:proofErr w:type="spellStart"/>
-      <w:r>
-        <w:rPr>
-          <w:color w:val="000000"/>
-          <w:sz w:val="28"/>
-          <w:szCs w:val="28"/>
-          <w:lang w:val="en-US"/>
-        </w:rPr>
-        <w:t>ObservableCollection</w:t>
-      </w:r>
-      <w:proofErr w:type="spellEnd"/>
-      <w:r>
-        <w:rPr>
-          <w:color w:val="000000"/>
-          <w:sz w:val="28"/>
-          <w:szCs w:val="28"/>
-          <w:lang w:val="en-US"/>
-        </w:rPr>
-        <w:t>&lt;</w:t>
-      </w:r>
-      <w:proofErr w:type="spellStart"/>
-      <w:r>
-        <w:rPr>
-          <w:color w:val="000000"/>
-          <w:sz w:val="28"/>
-          <w:szCs w:val="28"/>
-          <w:lang w:val="en-US"/>
-        </w:rPr>
-        <w:t>ClientModel</w:t>
-      </w:r>
-      <w:proofErr w:type="spellEnd"/>
-      <w:r>
-        <w:rPr>
-          <w:color w:val="000000"/>
-          <w:sz w:val="28"/>
-          <w:szCs w:val="28"/>
-          <w:lang w:val="en-US"/>
-        </w:rPr>
-        <w:t xml:space="preserve">&gt; Clients </w:t>
-      </w:r>
-      <w:proofErr w:type="gramStart"/>
-      <w:r>
-        <w:rPr>
-          <w:color w:val="000000"/>
-          <w:sz w:val="28"/>
-          <w:szCs w:val="28"/>
-          <w:lang w:val="en-US"/>
-        </w:rPr>
-        <w:t>{ get</w:t>
-      </w:r>
-      <w:proofErr w:type="gramEnd"/>
-      <w:r>
-        <w:rPr>
-          <w:color w:val="000000"/>
-          <w:sz w:val="28"/>
-          <w:szCs w:val="28"/>
-          <w:lang w:val="en-US"/>
-        </w:rPr>
-        <w:t>; set</w:t>
-      </w:r>
-      <w:proofErr w:type="gramStart"/>
-      <w:r>
-        <w:rPr>
-          <w:color w:val="000000"/>
-          <w:sz w:val="28"/>
-          <w:szCs w:val="28"/>
-          <w:lang w:val="en-US"/>
-        </w:rPr>
-        <w:t>; }</w:t>
-      </w:r>
-      <w:proofErr w:type="gramEnd"/>
-      <w:r>
-        <w:rPr>
-          <w:color w:val="000000"/>
-          <w:sz w:val="28"/>
-          <w:szCs w:val="28"/>
-          <w:lang w:val="en-US"/>
-        </w:rPr>
-        <w:t xml:space="preserve"> = new </w:t>
-      </w:r>
-      <w:proofErr w:type="spellStart"/>
-      <w:r>
-        <w:rPr>
-          <w:color w:val="000000"/>
-          <w:sz w:val="28"/>
-          <w:szCs w:val="28"/>
-          <w:lang w:val="en-US"/>
-        </w:rPr>
-        <w:t>ObservableCollection</w:t>
-      </w:r>
-      <w:proofErr w:type="spellEnd"/>
-      <w:r>
-        <w:rPr>
-          <w:color w:val="000000"/>
-          <w:sz w:val="28"/>
-          <w:szCs w:val="28"/>
-          <w:lang w:val="en-US"/>
-        </w:rPr>
-        <w:t>&lt;</w:t>
-      </w:r>
-      <w:proofErr w:type="spellStart"/>
-      <w:r>
-        <w:rPr>
-          <w:color w:val="000000"/>
-          <w:sz w:val="28"/>
-          <w:szCs w:val="28"/>
-          <w:lang w:val="en-US"/>
-        </w:rPr>
-        <w:t>ClientModel</w:t>
-      </w:r>
-      <w:proofErr w:type="spellEnd"/>
-      <w:proofErr w:type="gramStart"/>
-      <w:r>
-        <w:rPr>
-          <w:color w:val="000000"/>
-          <w:sz w:val="28"/>
-          <w:szCs w:val="28"/>
-          <w:lang w:val="en-US"/>
-        </w:rPr>
-        <w:t>&gt;(</w:t>
-      </w:r>
-      <w:proofErr w:type="gramEnd"/>
-      <w:r>
-        <w:rPr>
-          <w:color w:val="000000"/>
-          <w:sz w:val="28"/>
-          <w:szCs w:val="28"/>
-          <w:lang w:val="en-US"/>
-        </w:rPr>
-        <w:t>);</w:t>
-      </w:r>
-    </w:p>
-    <w:p>
-      <w:pPr>
-        <w:pStyle w:val="aa"/>
-        <w:spacing w:before="0" w:beforeAutospacing="0" w:after="0" w:afterAutospacing="0"/>
-        <w:ind w:firstLine="709"/>
-        <w:jc w:val="both"/>
-        <w:rPr>
-          <w:color w:val="000000"/>
-          <w:sz w:val="28"/>
-          <w:szCs w:val="28"/>
-          <w:lang w:val="en-US"/>
-        </w:rPr>
-      </w:pPr>
-      <w:r>
-        <w:rPr>
-          <w:color w:val="000000"/>
-          <w:sz w:val="28"/>
-          <w:szCs w:val="28"/>
-          <w:lang w:val="en-US"/>
-        </w:rPr>
-        <w:t xml:space="preserve">     public </w:t>
-      </w:r>
-      <w:proofErr w:type="spellStart"/>
-      <w:r>
-        <w:rPr>
-          <w:color w:val="000000"/>
-          <w:sz w:val="28"/>
-          <w:szCs w:val="28"/>
-          <w:lang w:val="en-US"/>
-        </w:rPr>
-        <w:t>ObservableCollection</w:t>
-      </w:r>
-      <w:proofErr w:type="spellEnd"/>
-      <w:r>
-        <w:rPr>
-          <w:color w:val="000000"/>
-          <w:sz w:val="28"/>
-          <w:szCs w:val="28"/>
-          <w:lang w:val="en-US"/>
-        </w:rPr>
-        <w:t>&lt;</w:t>
-      </w:r>
-      <w:proofErr w:type="spellStart"/>
-      <w:r>
-        <w:rPr>
-          <w:color w:val="000000"/>
-          <w:sz w:val="28"/>
-          <w:szCs w:val="28"/>
-          <w:lang w:val="en-US"/>
-        </w:rPr>
-        <w:t>OrderModel</w:t>
-      </w:r>
-      <w:proofErr w:type="spellEnd"/>
-      <w:r>
-        <w:rPr>
-          <w:color w:val="000000"/>
-          <w:sz w:val="28"/>
-          <w:szCs w:val="28"/>
-          <w:lang w:val="en-US"/>
-        </w:rPr>
-        <w:t xml:space="preserve">&gt; Orders </w:t>
-      </w:r>
-      <w:proofErr w:type="gramStart"/>
-      <w:r>
-        <w:rPr>
-          <w:color w:val="000000"/>
-          <w:sz w:val="28"/>
-          <w:szCs w:val="28"/>
-          <w:lang w:val="en-US"/>
-        </w:rPr>
-        <w:t>{ get</w:t>
-      </w:r>
-      <w:proofErr w:type="gramEnd"/>
-      <w:r>
-        <w:rPr>
-          <w:color w:val="000000"/>
-          <w:sz w:val="28"/>
-          <w:szCs w:val="28"/>
-          <w:lang w:val="en-US"/>
-        </w:rPr>
-        <w:t>; set</w:t>
-      </w:r>
-      <w:proofErr w:type="gramStart"/>
-      <w:r>
-        <w:rPr>
-          <w:color w:val="000000"/>
-          <w:sz w:val="28"/>
-          <w:szCs w:val="28"/>
-          <w:lang w:val="en-US"/>
-        </w:rPr>
-        <w:t>; }</w:t>
-      </w:r>
-      <w:proofErr w:type="gramEnd"/>
-      <w:r>
-        <w:rPr>
-          <w:color w:val="000000"/>
-          <w:sz w:val="28"/>
-          <w:szCs w:val="28"/>
-          <w:lang w:val="en-US"/>
-        </w:rPr>
-        <w:t xml:space="preserve"> = new </w:t>
-      </w:r>
-      <w:proofErr w:type="spellStart"/>
-      <w:r>
-        <w:rPr>
-          <w:color w:val="000000"/>
-          <w:sz w:val="28"/>
-          <w:szCs w:val="28"/>
-          <w:lang w:val="en-US"/>
-        </w:rPr>
-        <w:t>ObservableCollection</w:t>
-      </w:r>
-      <w:proofErr w:type="spellEnd"/>
-      <w:r>
-        <w:rPr>
-          <w:color w:val="000000"/>
-          <w:sz w:val="28"/>
-          <w:szCs w:val="28"/>
-          <w:lang w:val="en-US"/>
-        </w:rPr>
-        <w:t>&lt;</w:t>
-      </w:r>
-      <w:proofErr w:type="spellStart"/>
-      <w:r>
-        <w:rPr>
-          <w:color w:val="000000"/>
-          <w:sz w:val="28"/>
-          <w:szCs w:val="28"/>
-          <w:lang w:val="en-US"/>
-        </w:rPr>
-        <w:t>OrderModel</w:t>
-      </w:r>
-      <w:proofErr w:type="spellEnd"/>
-      <w:proofErr w:type="gramStart"/>
-      <w:r>
-        <w:rPr>
-          <w:color w:val="000000"/>
-          <w:sz w:val="28"/>
-          <w:szCs w:val="28"/>
-          <w:lang w:val="en-US"/>
-        </w:rPr>
-        <w:t>&gt;(</w:t>
-      </w:r>
-      <w:proofErr w:type="gramEnd"/>
-      <w:r>
-        <w:rPr>
-          <w:color w:val="000000"/>
-          <w:sz w:val="28"/>
-          <w:szCs w:val="28"/>
-          <w:lang w:val="en-US"/>
-        </w:rPr>
-        <w:t>);</w:t>
-      </w:r>
-    </w:p>
-    <w:p>
-      <w:pPr>
-        <w:pStyle w:val="aa"/>
-        <w:spacing w:before="0" w:beforeAutospacing="0" w:after="0" w:afterAutospacing="0"/>
-        <w:ind w:firstLine="709"/>
-        <w:jc w:val="both"/>
-        <w:rPr>
-          <w:color w:val="000000"/>
-          <w:sz w:val="28"/>
-          <w:szCs w:val="28"/>
-          <w:lang w:val="en-US"/>
-        </w:rPr>
-      </w:pPr>
-      <w:r>
-        <w:rPr>
-          <w:color w:val="000000"/>
-          <w:sz w:val="28"/>
-          <w:szCs w:val="28"/>
-          <w:lang w:val="en-US"/>
-        </w:rPr>
-        <w:t xml:space="preserve">     private </w:t>
-      </w:r>
-      <w:proofErr w:type="spellStart"/>
-      <w:r>
-        <w:rPr>
-          <w:color w:val="000000"/>
-          <w:sz w:val="28"/>
-          <w:szCs w:val="28"/>
-          <w:lang w:val="en-US"/>
-        </w:rPr>
-        <w:t>ClientService</w:t>
-      </w:r>
-      <w:proofErr w:type="spellEnd"/>
-      <w:r>
-        <w:rPr>
-          <w:color w:val="000000"/>
-          <w:sz w:val="28"/>
-          <w:szCs w:val="28"/>
-          <w:lang w:val="en-US"/>
-        </w:rPr>
-        <w:t xml:space="preserve"> _</w:t>
-      </w:r>
-      <w:proofErr w:type="spellStart"/>
-      <w:r>
-        <w:rPr>
-          <w:color w:val="000000"/>
-          <w:sz w:val="28"/>
-          <w:szCs w:val="28"/>
-          <w:lang w:val="en-US"/>
-        </w:rPr>
-        <w:t>clientService</w:t>
-      </w:r>
-      <w:proofErr w:type="spellEnd"/>
-      <w:r>
-        <w:rPr>
-          <w:color w:val="000000"/>
-          <w:sz w:val="28"/>
-          <w:szCs w:val="28"/>
-          <w:lang w:val="en-US"/>
-        </w:rPr>
-        <w:t xml:space="preserve"> = new </w:t>
-      </w:r>
-      <w:proofErr w:type="spellStart"/>
-      <w:proofErr w:type="gramStart"/>
-      <w:r>
-        <w:rPr>
-          <w:color w:val="000000"/>
-          <w:sz w:val="28"/>
-          <w:szCs w:val="28"/>
-          <w:lang w:val="en-US"/>
-        </w:rPr>
-        <w:t>ClientService</w:t>
-      </w:r>
-      <w:proofErr w:type="spellEnd"/>
-      <w:r>
-        <w:rPr>
-          <w:color w:val="000000"/>
-          <w:sz w:val="28"/>
-          <w:szCs w:val="28"/>
-          <w:lang w:val="en-US"/>
-        </w:rPr>
-        <w:t>(</w:t>
-      </w:r>
-      <w:proofErr w:type="gramEnd"/>
-      <w:r>
-        <w:rPr>
-          <w:color w:val="000000"/>
-          <w:sz w:val="28"/>
-          <w:szCs w:val="28"/>
-          <w:lang w:val="en-US"/>
-        </w:rPr>
-        <w:t>);</w:t>
-      </w:r>
-    </w:p>
-    <w:p>
-      <w:pPr>
-        <w:pStyle w:val="aa"/>
-        <w:spacing w:before="0" w:beforeAutospacing="0" w:after="0" w:afterAutospacing="0"/>
-        <w:ind w:firstLine="709"/>
-        <w:jc w:val="both"/>
-        <w:rPr>
-          <w:color w:val="000000"/>
-          <w:sz w:val="28"/>
-          <w:szCs w:val="28"/>
-          <w:lang w:val="en-US"/>
-        </w:rPr>
-      </w:pPr>
-      <w:r>
-        <w:rPr>
-          <w:color w:val="000000"/>
-          <w:sz w:val="28"/>
-          <w:szCs w:val="28"/>
-          <w:lang w:val="en-US"/>
-        </w:rPr>
-        <w:t xml:space="preserve">     private </w:t>
-      </w:r>
-      <w:proofErr w:type="spellStart"/>
-      <w:r>
-        <w:rPr>
-          <w:color w:val="000000"/>
-          <w:sz w:val="28"/>
-          <w:szCs w:val="28"/>
-          <w:lang w:val="en-US"/>
-        </w:rPr>
-        <w:t>ClientModel</w:t>
-      </w:r>
-      <w:proofErr w:type="spellEnd"/>
-      <w:r>
-        <w:rPr>
-          <w:color w:val="000000"/>
-          <w:sz w:val="28"/>
-          <w:szCs w:val="28"/>
-          <w:lang w:val="en-US"/>
-        </w:rPr>
-        <w:t xml:space="preserve"> _</w:t>
-      </w:r>
-      <w:proofErr w:type="spellStart"/>
-      <w:r>
-        <w:rPr>
-          <w:color w:val="000000"/>
-          <w:sz w:val="28"/>
-          <w:szCs w:val="28"/>
-          <w:lang w:val="en-US"/>
-        </w:rPr>
-        <w:t>selectedClient</w:t>
-      </w:r>
-      <w:proofErr w:type="spellEnd"/>
-      <w:r>
-        <w:rPr>
-          <w:color w:val="000000"/>
-          <w:sz w:val="28"/>
-          <w:szCs w:val="28"/>
-          <w:lang w:val="en-US"/>
-        </w:rPr>
-        <w:t>;</w:t>
-      </w:r>
-    </w:p>
-    <w:p>
-      <w:pPr>
-        <w:pStyle w:val="aa"/>
-        <w:spacing w:before="0" w:beforeAutospacing="0" w:after="0" w:afterAutospacing="0"/>
-        <w:ind w:firstLine="709"/>
-        <w:jc w:val="both"/>
-        <w:rPr>
-          <w:color w:val="000000"/>
-          <w:sz w:val="28"/>
-          <w:szCs w:val="28"/>
-          <w:lang w:val="en-US"/>
-        </w:rPr>
-      </w:pPr>
-      <w:r>
-        <w:rPr>
-          <w:color w:val="000000"/>
-          <w:sz w:val="28"/>
-          <w:szCs w:val="28"/>
-          <w:lang w:val="en-US"/>
-        </w:rPr>
-        <w:t xml:space="preserve">     private bool _</w:t>
-      </w:r>
-      <w:proofErr w:type="spellStart"/>
-      <w:r>
-        <w:rPr>
-          <w:color w:val="000000"/>
-          <w:sz w:val="28"/>
-          <w:szCs w:val="28"/>
-          <w:lang w:val="en-US"/>
-        </w:rPr>
-        <w:t>isLoading</w:t>
-      </w:r>
-      <w:proofErr w:type="spellEnd"/>
-      <w:r>
-        <w:rPr>
-          <w:color w:val="000000"/>
-          <w:sz w:val="28"/>
-          <w:szCs w:val="28"/>
-          <w:lang w:val="en-US"/>
-        </w:rPr>
-        <w:t>;</w:t>
-      </w:r>
-    </w:p>
-    <w:p>
-      <w:pPr>
-        <w:pStyle w:val="aa"/>
-        <w:spacing w:before="0" w:beforeAutospacing="0" w:after="0" w:afterAutospacing="0"/>
-        <w:ind w:firstLine="709"/>
-        <w:jc w:val="both"/>
-        <w:rPr>
-          <w:color w:val="000000"/>
-          <w:sz w:val="28"/>
-          <w:szCs w:val="28"/>
-          <w:lang w:val="en-US"/>
-        </w:rPr>
-      </w:pPr>
-      <w:r>
-        <w:rPr>
-          <w:color w:val="000000"/>
-          <w:sz w:val="28"/>
-          <w:szCs w:val="28"/>
-          <w:lang w:val="en-US"/>
-        </w:rPr>
-        <w:t xml:space="preserve">     public event </w:t>
-      </w:r>
-      <w:proofErr w:type="spellStart"/>
-      <w:r>
-        <w:rPr>
-          <w:color w:val="000000"/>
-          <w:sz w:val="28"/>
-          <w:szCs w:val="28"/>
-          <w:lang w:val="en-US"/>
-        </w:rPr>
-        <w:t>PropertyChangedEventHandler</w:t>
-      </w:r>
-      <w:proofErr w:type="spellEnd"/>
-      <w:r>
-        <w:rPr>
-          <w:color w:val="000000"/>
-          <w:sz w:val="28"/>
-          <w:szCs w:val="28"/>
-          <w:lang w:val="en-US"/>
-        </w:rPr>
-        <w:t xml:space="preserve"> </w:t>
-      </w:r>
-      <w:proofErr w:type="spellStart"/>
-      <w:r>
-        <w:rPr>
-          <w:color w:val="000000"/>
-          <w:sz w:val="28"/>
-          <w:szCs w:val="28"/>
-          <w:lang w:val="en-US"/>
-        </w:rPr>
-        <w:t>PropertyChanged</w:t>
-      </w:r>
-      <w:proofErr w:type="spellEnd"/>
-      <w:r>
-        <w:rPr>
-          <w:color w:val="000000"/>
-          <w:sz w:val="28"/>
-          <w:szCs w:val="28"/>
-          <w:lang w:val="en-US"/>
-        </w:rPr>
-        <w:t>;</w:t>
-      </w:r>
-    </w:p>
-    <w:p>
-      <w:pPr>
-        <w:pStyle w:val="aa"/>
-        <w:spacing w:before="0" w:beforeAutospacing="0" w:after="0" w:afterAutospacing="0"/>
-        <w:ind w:firstLine="709"/>
-        <w:jc w:val="both"/>
-        <w:rPr>
-          <w:color w:val="000000"/>
-          <w:sz w:val="28"/>
-          <w:szCs w:val="28"/>
-          <w:lang w:val="en-US"/>
-        </w:rPr>
-      </w:pPr>
-      <w:r>
-        <w:rPr>
-          <w:color w:val="000000"/>
-          <w:sz w:val="28"/>
-          <w:szCs w:val="28"/>
-          <w:lang w:val="en-US"/>
-        </w:rPr>
-        <w:t xml:space="preserve">     protected void </w:t>
-      </w:r>
-      <w:proofErr w:type="spellStart"/>
-      <w:proofErr w:type="gramStart"/>
-      <w:r>
-        <w:rPr>
-          <w:color w:val="000000"/>
-          <w:sz w:val="28"/>
-          <w:szCs w:val="28"/>
-          <w:lang w:val="en-US"/>
-        </w:rPr>
-        <w:t>OnPropertyChanged</w:t>
-      </w:r>
-      <w:proofErr w:type="spellEnd"/>
-      <w:r>
-        <w:rPr>
-          <w:color w:val="000000"/>
-          <w:sz w:val="28"/>
-          <w:szCs w:val="28"/>
-          <w:lang w:val="en-US"/>
-        </w:rPr>
-        <w:t>(</w:t>
-      </w:r>
-      <w:proofErr w:type="gramEnd"/>
-      <w:r>
-        <w:rPr>
-          <w:color w:val="000000"/>
-          <w:sz w:val="28"/>
-          <w:szCs w:val="28"/>
-          <w:lang w:val="en-US"/>
-        </w:rPr>
-        <w:t>string name)</w:t>
-      </w:r>
-    </w:p>
-    <w:p>
-      <w:pPr>
-        <w:pStyle w:val="aa"/>
-        <w:spacing w:before="0" w:beforeAutospacing="0" w:after="0" w:afterAutospacing="0"/>
-        <w:ind w:firstLine="709"/>
-        <w:jc w:val="both"/>
-        <w:rPr>
-          <w:color w:val="000000"/>
-          <w:sz w:val="28"/>
-          <w:szCs w:val="28"/>
-          <w:lang w:val="en-US"/>
-        </w:rPr>
-      </w:pPr>
-      <w:r>
-        <w:rPr>
-          <w:color w:val="000000"/>
-          <w:sz w:val="28"/>
-          <w:szCs w:val="28"/>
-          <w:lang w:val="en-US"/>
-        </w:rPr>
-        <w:t xml:space="preserve">     {</w:t>
-      </w:r>
-    </w:p>
-    <w:p>
-      <w:pPr>
-        <w:pStyle w:val="aa"/>
-        <w:spacing w:before="0" w:beforeAutospacing="0" w:after="0" w:afterAutospacing="0"/>
-        <w:ind w:firstLine="709"/>
-        <w:jc w:val="both"/>
-        <w:rPr>
-          <w:color w:val="000000"/>
-          <w:sz w:val="28"/>
-          <w:szCs w:val="28"/>
-          <w:lang w:val="en-US"/>
-        </w:rPr>
-      </w:pPr>
-      <w:r>
-        <w:rPr>
-          <w:color w:val="000000"/>
-          <w:sz w:val="28"/>
-          <w:szCs w:val="28"/>
-          <w:lang w:val="en-US"/>
-        </w:rPr>
-        <w:t xml:space="preserve">         </w:t>
-      </w:r>
-      <w:proofErr w:type="spellStart"/>
-      <w:r>
-        <w:rPr>
-          <w:color w:val="000000"/>
-          <w:sz w:val="28"/>
-          <w:szCs w:val="28"/>
-          <w:lang w:val="en-US"/>
-        </w:rPr>
-        <w:t>PropertyChanged</w:t>
-      </w:r>
-      <w:proofErr w:type="spellEnd"/>
-      <w:proofErr w:type="gramStart"/>
-      <w:r>
-        <w:rPr>
-          <w:color w:val="000000"/>
-          <w:sz w:val="28"/>
-          <w:szCs w:val="28"/>
-          <w:lang w:val="en-US"/>
-        </w:rPr>
-        <w:t>?.Invoke</w:t>
-      </w:r>
-      <w:proofErr w:type="gramEnd"/>
-      <w:r>
-        <w:rPr>
-          <w:color w:val="000000"/>
-          <w:sz w:val="28"/>
-          <w:szCs w:val="28"/>
-          <w:lang w:val="en-US"/>
-        </w:rPr>
-        <w:t xml:space="preserve">(this, new </w:t>
-      </w:r>
-      <w:proofErr w:type="spellStart"/>
-      <w:r>
-        <w:rPr>
-          <w:color w:val="000000"/>
-          <w:sz w:val="28"/>
-          <w:szCs w:val="28"/>
-          <w:lang w:val="en-US"/>
-        </w:rPr>
-        <w:t>PropertyChangedEventArgs</w:t>
-      </w:r>
-      <w:proofErr w:type="spellEnd"/>
-      <w:r>
-        <w:rPr>
-          <w:color w:val="000000"/>
-          <w:sz w:val="28"/>
-          <w:szCs w:val="28"/>
-          <w:lang w:val="en-US"/>
-        </w:rPr>
-        <w:t>(name));</w:t>
-      </w:r>
-    </w:p>
-    <w:p>
-      <w:pPr>
-        <w:pStyle w:val="aa"/>
-        <w:spacing w:before="0" w:beforeAutospacing="0" w:after="0" w:afterAutospacing="0"/>
-        <w:ind w:firstLine="709"/>
-        <w:jc w:val="both"/>
-        <w:rPr>
-          <w:color w:val="000000"/>
-          <w:sz w:val="28"/>
-          <w:szCs w:val="28"/>
-          <w:lang w:val="en-US"/>
-        </w:rPr>
-      </w:pPr>
-      <w:r>
-        <w:rPr>
-          <w:color w:val="000000"/>
-          <w:sz w:val="28"/>
-          <w:szCs w:val="28"/>
-          <w:lang w:val="en-US"/>
-        </w:rPr>
-        <w:t xml:space="preserve">     }</w:t>
-      </w:r>
-    </w:p>
-    <w:p>
-      <w:pPr>
-        <w:pStyle w:val="aa"/>
-        <w:spacing w:before="0" w:beforeAutospacing="0" w:after="0" w:afterAutospacing="0"/>
-        <w:ind w:firstLine="709"/>
-        <w:jc w:val="both"/>
-        <w:rPr>
-          <w:color w:val="000000"/>
-          <w:sz w:val="28"/>
-          <w:szCs w:val="28"/>
-          <w:lang w:val="en-US"/>
-        </w:rPr>
-      </w:pPr>
-      <w:r>
-        <w:rPr>
-          <w:color w:val="000000"/>
-          <w:sz w:val="28"/>
-          <w:szCs w:val="28"/>
-          <w:lang w:val="en-US"/>
-        </w:rPr>
-        <w:t xml:space="preserve">     public bool </w:t>
-      </w:r>
-      <w:proofErr w:type="spellStart"/>
-      <w:r>
-        <w:rPr>
-          <w:color w:val="000000"/>
-          <w:sz w:val="28"/>
-          <w:szCs w:val="28"/>
-          <w:lang w:val="en-US"/>
-        </w:rPr>
-        <w:t>IsLoading</w:t>
-      </w:r>
-      <w:proofErr w:type="spellEnd"/>
-    </w:p>
-    <w:p>
-      <w:pPr>
-        <w:pStyle w:val="aa"/>
-        <w:spacing w:before="0" w:beforeAutospacing="0" w:after="0" w:afterAutospacing="0"/>
-        <w:ind w:firstLine="709"/>
-        <w:jc w:val="both"/>
-        <w:rPr>
-          <w:color w:val="000000"/>
-          <w:sz w:val="28"/>
-          <w:szCs w:val="28"/>
-          <w:lang w:val="en-US"/>
-        </w:rPr>
-      </w:pPr>
-      <w:r>
-        <w:rPr>
-          <w:color w:val="000000"/>
-          <w:sz w:val="28"/>
-          <w:szCs w:val="28"/>
-          <w:lang w:val="en-US"/>
-        </w:rPr>
-        <w:t xml:space="preserve">     {</w:t>
-      </w:r>
-    </w:p>
-    <w:p>
-      <w:pPr>
-        <w:pStyle w:val="aa"/>
-        <w:spacing w:before="0" w:beforeAutospacing="0" w:after="0" w:afterAutospacing="0"/>
-        <w:ind w:firstLine="709"/>
-        <w:jc w:val="both"/>
-        <w:rPr>
-          <w:color w:val="000000"/>
-          <w:sz w:val="28"/>
-          <w:szCs w:val="28"/>
-          <w:lang w:val="en-US"/>
-        </w:rPr>
-      </w:pPr>
-      <w:r>
-        <w:rPr>
-          <w:color w:val="000000"/>
-          <w:sz w:val="28"/>
-          <w:szCs w:val="28"/>
-          <w:lang w:val="en-US"/>
-        </w:rPr>
-        <w:t xml:space="preserve">         get =&gt; _</w:t>
-      </w:r>
-      <w:proofErr w:type="spellStart"/>
-      <w:r>
-        <w:rPr>
-          <w:color w:val="000000"/>
-          <w:sz w:val="28"/>
-          <w:szCs w:val="28"/>
-          <w:lang w:val="en-US"/>
-        </w:rPr>
-        <w:t>isLoading</w:t>
-      </w:r>
-      <w:proofErr w:type="spellEnd"/>
-      <w:r>
-        <w:rPr>
-          <w:color w:val="000000"/>
-          <w:sz w:val="28"/>
-          <w:szCs w:val="28"/>
-          <w:lang w:val="en-US"/>
-        </w:rPr>
-        <w:t>;</w:t>
-      </w:r>
-    </w:p>
-    <w:p>
-      <w:pPr>
-        <w:pStyle w:val="aa"/>
-        <w:spacing w:before="0" w:beforeAutospacing="0" w:after="0" w:afterAutospacing="0"/>
-        <w:ind w:firstLine="709"/>
-        <w:jc w:val="both"/>
-        <w:rPr>
-          <w:color w:val="000000"/>
-          <w:sz w:val="28"/>
-          <w:szCs w:val="28"/>
-          <w:lang w:val="en-US"/>
-        </w:rPr>
-      </w:pPr>
-      <w:r>
-        <w:rPr>
-          <w:color w:val="000000"/>
-          <w:sz w:val="28"/>
-          <w:szCs w:val="28"/>
-          <w:lang w:val="en-US"/>
-        </w:rPr>
-        <w:t xml:space="preserve">         set</w:t>
-      </w:r>
-    </w:p>
-    <w:p>
-      <w:pPr>
-        <w:pStyle w:val="aa"/>
-        <w:spacing w:before="0" w:beforeAutospacing="0" w:after="0" w:afterAutospacing="0"/>
-        <w:ind w:firstLine="709"/>
-        <w:jc w:val="both"/>
-        <w:rPr>
-          <w:color w:val="000000"/>
-          <w:sz w:val="28"/>
-          <w:szCs w:val="28"/>
-          <w:lang w:val="en-US"/>
-        </w:rPr>
-      </w:pPr>
-      <w:r>
-        <w:rPr>
-          <w:color w:val="000000"/>
-          <w:sz w:val="28"/>
-          <w:szCs w:val="28"/>
-          <w:lang w:val="en-US"/>
-        </w:rPr>
-        <w:t xml:space="preserve">         {</w:t>
-      </w:r>
-    </w:p>
-    <w:p>
-      <w:pPr>
-        <w:pStyle w:val="aa"/>
-        <w:spacing w:before="0" w:beforeAutospacing="0" w:after="0" w:afterAutospacing="0"/>
-        <w:ind w:firstLine="709"/>
-        <w:jc w:val="both"/>
-        <w:rPr>
-          <w:color w:val="000000"/>
-          <w:sz w:val="28"/>
-          <w:szCs w:val="28"/>
-          <w:lang w:val="en-US"/>
-        </w:rPr>
-      </w:pPr>
-      <w:r>
-        <w:rPr>
-          <w:color w:val="000000"/>
-          <w:sz w:val="28"/>
-          <w:szCs w:val="28"/>
-          <w:lang w:val="en-US"/>
-        </w:rPr>
-        <w:t xml:space="preserve">             _</w:t>
-      </w:r>
-      <w:proofErr w:type="spellStart"/>
-      <w:r>
-        <w:rPr>
-          <w:color w:val="000000"/>
-          <w:sz w:val="28"/>
-          <w:szCs w:val="28"/>
-          <w:lang w:val="en-US"/>
-        </w:rPr>
-        <w:t>isLoading</w:t>
-      </w:r>
-      <w:proofErr w:type="spellEnd"/>
-      <w:r>
-        <w:rPr>
-          <w:color w:val="000000"/>
-          <w:sz w:val="28"/>
-          <w:szCs w:val="28"/>
-          <w:lang w:val="en-US"/>
-        </w:rPr>
-        <w:t xml:space="preserve"> = value;</w:t>
-      </w:r>
-    </w:p>
-    <w:p>
-      <w:pPr>
-        <w:pStyle w:val="aa"/>
-        <w:spacing w:before="0" w:beforeAutospacing="0" w:after="0" w:afterAutospacing="0"/>
-        <w:ind w:firstLine="709"/>
-        <w:jc w:val="both"/>
-        <w:rPr>
-          <w:color w:val="000000"/>
-          <w:sz w:val="28"/>
-          <w:szCs w:val="28"/>
-          <w:lang w:val="en-US"/>
-        </w:rPr>
-      </w:pPr>
-      <w:r>
-        <w:rPr>
-          <w:color w:val="000000"/>
-          <w:sz w:val="28"/>
-          <w:szCs w:val="28"/>
-          <w:lang w:val="en-US"/>
-        </w:rPr>
-        <w:t xml:space="preserve">             </w:t>
-      </w:r>
-      <w:proofErr w:type="spellStart"/>
-      <w:r>
-        <w:rPr>
-          <w:color w:val="000000"/>
-          <w:sz w:val="28"/>
-          <w:szCs w:val="28"/>
-          <w:lang w:val="en-US"/>
-        </w:rPr>
-        <w:t>OnPropertyChanged</w:t>
-      </w:r>
-      <w:proofErr w:type="spellEnd"/>
-      <w:r>
-        <w:rPr>
-          <w:color w:val="000000"/>
-          <w:sz w:val="28"/>
-          <w:szCs w:val="28"/>
-          <w:lang w:val="en-US"/>
-        </w:rPr>
-        <w:t>(</w:t>
-      </w:r>
-      <w:proofErr w:type="spellStart"/>
-      <w:proofErr w:type="gramStart"/>
-      <w:r>
-        <w:rPr>
-          <w:color w:val="000000"/>
-          <w:sz w:val="28"/>
-          <w:szCs w:val="28"/>
-          <w:lang w:val="en-US"/>
-        </w:rPr>
-        <w:t>nameof</w:t>
-      </w:r>
-      <w:proofErr w:type="spellEnd"/>
-      <w:r>
-        <w:rPr>
-          <w:color w:val="000000"/>
-          <w:sz w:val="28"/>
-          <w:szCs w:val="28"/>
-          <w:lang w:val="en-US"/>
-        </w:rPr>
-        <w:t>(</w:t>
-      </w:r>
-      <w:proofErr w:type="spellStart"/>
-      <w:proofErr w:type="gramEnd"/>
-      <w:r>
-        <w:rPr>
-          <w:color w:val="000000"/>
-          <w:sz w:val="28"/>
-          <w:szCs w:val="28"/>
-          <w:lang w:val="en-US"/>
-        </w:rPr>
-        <w:t>IsLoading</w:t>
-      </w:r>
-      <w:proofErr w:type="spellEnd"/>
-      <w:r>
-        <w:rPr>
-          <w:color w:val="000000"/>
-          <w:sz w:val="28"/>
-          <w:szCs w:val="28"/>
-          <w:lang w:val="en-US"/>
-        </w:rPr>
-        <w:t>));</w:t>
-      </w:r>
-    </w:p>
-    <w:p>
-      <w:pPr>
-        <w:pStyle w:val="aa"/>
-        <w:spacing w:before="0" w:beforeAutospacing="0" w:after="0" w:afterAutospacing="0"/>
-        <w:ind w:firstLine="709"/>
-        <w:jc w:val="both"/>
-        <w:rPr>
-          <w:color w:val="000000"/>
-          <w:sz w:val="28"/>
-          <w:szCs w:val="28"/>
-          <w:lang w:val="en-US"/>
-        </w:rPr>
-      </w:pPr>
-      <w:r>
-        <w:rPr>
-          <w:color w:val="000000"/>
-          <w:sz w:val="28"/>
-          <w:szCs w:val="28"/>
-          <w:lang w:val="en-US"/>
-        </w:rPr>
-        <w:t xml:space="preserve">         }</w:t>
-      </w:r>
-    </w:p>
-    <w:p>
-      <w:pPr>
-        <w:pStyle w:val="aa"/>
-        <w:spacing w:before="0" w:beforeAutospacing="0" w:after="0" w:afterAutospacing="0"/>
-        <w:ind w:firstLine="709"/>
-        <w:jc w:val="both"/>
-        <w:rPr>
-          <w:color w:val="000000"/>
-          <w:sz w:val="28"/>
-          <w:szCs w:val="28"/>
-          <w:lang w:val="en-US"/>
-        </w:rPr>
-      </w:pPr>
-      <w:r>
-        <w:rPr>
-          <w:color w:val="000000"/>
-          <w:sz w:val="28"/>
-          <w:szCs w:val="28"/>
-          <w:lang w:val="en-US"/>
-        </w:rPr>
-        <w:t xml:space="preserve">     }</w:t>
-      </w:r>
-    </w:p>
-    <w:p>
-      <w:pPr>
-        <w:pStyle w:val="aa"/>
-        <w:spacing w:before="0" w:beforeAutospacing="0" w:after="0" w:afterAutospacing="0"/>
-        <w:ind w:firstLine="709"/>
-        <w:jc w:val="both"/>
-        <w:rPr>
-          <w:color w:val="000000"/>
-          <w:sz w:val="28"/>
-          <w:szCs w:val="28"/>
-          <w:lang w:val="en-US"/>
-        </w:rPr>
-      </w:pPr>
-      <w:r>
-        <w:rPr>
-          <w:color w:val="000000"/>
-          <w:sz w:val="28"/>
-          <w:szCs w:val="28"/>
-          <w:lang w:val="en-US"/>
-        </w:rPr>
-        <w:t xml:space="preserve">     public async Task </w:t>
-      </w:r>
-      <w:proofErr w:type="spellStart"/>
-      <w:proofErr w:type="gramStart"/>
-      <w:r>
-        <w:rPr>
-          <w:color w:val="000000"/>
-          <w:sz w:val="28"/>
-          <w:szCs w:val="28"/>
-          <w:lang w:val="en-US"/>
-        </w:rPr>
-        <w:t>LoadClientsAsync</w:t>
-      </w:r>
-      <w:proofErr w:type="spellEnd"/>
-      <w:r>
-        <w:rPr>
-          <w:color w:val="000000"/>
-          <w:sz w:val="28"/>
-          <w:szCs w:val="28"/>
-          <w:lang w:val="en-US"/>
-        </w:rPr>
-        <w:t>(</w:t>
-      </w:r>
-      <w:proofErr w:type="gramEnd"/>
-      <w:r>
-        <w:rPr>
-          <w:color w:val="000000"/>
-          <w:sz w:val="28"/>
-          <w:szCs w:val="28"/>
-          <w:lang w:val="en-US"/>
-        </w:rPr>
-        <w:t>)</w:t>
-      </w:r>
-    </w:p>
-    <w:p>
-      <w:pPr>
-        <w:pStyle w:val="aa"/>
-        <w:spacing w:before="0" w:beforeAutospacing="0" w:after="0" w:afterAutospacing="0"/>
-        <w:ind w:firstLine="709"/>
-        <w:jc w:val="both"/>
-        <w:rPr>
-          <w:color w:val="000000"/>
-          <w:sz w:val="28"/>
-          <w:szCs w:val="28"/>
-          <w:lang w:val="en-US"/>
-        </w:rPr>
-      </w:pPr>
-      <w:r>
-        <w:rPr>
-          <w:color w:val="000000"/>
-          <w:sz w:val="28"/>
-          <w:szCs w:val="28"/>
-          <w:lang w:val="en-US"/>
-        </w:rPr>
-        <w:t xml:space="preserve">     {</w:t>
-      </w:r>
-    </w:p>
-    <w:p>
-      <w:pPr>
-        <w:pStyle w:val="aa"/>
-        <w:spacing w:before="0" w:beforeAutospacing="0" w:after="0" w:afterAutospacing="0"/>
-        <w:ind w:firstLine="709"/>
-        <w:jc w:val="both"/>
-        <w:rPr>
-          <w:color w:val="000000"/>
-          <w:sz w:val="28"/>
-          <w:szCs w:val="28"/>
-          <w:lang w:val="en-US"/>
-        </w:rPr>
-      </w:pPr>
-      <w:r>
-        <w:rPr>
-          <w:color w:val="000000"/>
-          <w:sz w:val="28"/>
-          <w:szCs w:val="28"/>
-          <w:lang w:val="en-US"/>
-        </w:rPr>
-        <w:t xml:space="preserve">         </w:t>
-      </w:r>
-      <w:proofErr w:type="spellStart"/>
-      <w:r>
-        <w:rPr>
-          <w:color w:val="000000"/>
-          <w:sz w:val="28"/>
-          <w:szCs w:val="28"/>
-          <w:lang w:val="en-US"/>
-        </w:rPr>
-        <w:t>IsLoading</w:t>
-      </w:r>
-      <w:proofErr w:type="spellEnd"/>
-      <w:r>
-        <w:rPr>
-          <w:color w:val="000000"/>
-          <w:sz w:val="28"/>
-          <w:szCs w:val="28"/>
-          <w:lang w:val="en-US"/>
-        </w:rPr>
-        <w:t xml:space="preserve"> = true;</w:t>
-      </w:r>
-    </w:p>
-    <w:p>
-      <w:pPr>
-        <w:pStyle w:val="aa"/>
-        <w:spacing w:before="0" w:beforeAutospacing="0" w:after="0" w:afterAutospacing="0"/>
-        <w:ind w:firstLine="709"/>
-        <w:jc w:val="both"/>
-        <w:rPr>
-          <w:color w:val="000000"/>
-          <w:sz w:val="28"/>
-          <w:szCs w:val="28"/>
-          <w:lang w:val="en-US"/>
-        </w:rPr>
-      </w:pPr>
-      <w:r>
-        <w:rPr>
-          <w:color w:val="000000"/>
-          <w:sz w:val="28"/>
-          <w:szCs w:val="28"/>
-          <w:lang w:val="en-US"/>
-        </w:rPr>
-        <w:t xml:space="preserve">         var clients = await </w:t>
-      </w:r>
-      <w:proofErr w:type="spellStart"/>
-      <w:r>
-        <w:rPr>
-          <w:color w:val="000000"/>
-          <w:sz w:val="28"/>
-          <w:szCs w:val="28"/>
-          <w:lang w:val="en-US"/>
-        </w:rPr>
-        <w:t>Task.Run</w:t>
-      </w:r>
-      <w:proofErr w:type="spellEnd"/>
-      <w:r>
-        <w:rPr>
-          <w:color w:val="000000"/>
-          <w:sz w:val="28"/>
-          <w:szCs w:val="28"/>
-          <w:lang w:val="en-US"/>
-        </w:rPr>
-        <w:t>(() =&gt;</w:t>
-      </w:r>
-    </w:p>
-    <w:p>
-      <w:pPr>
-        <w:pStyle w:val="aa"/>
-        <w:spacing w:before="0" w:beforeAutospacing="0" w:after="0" w:afterAutospacing="0"/>
-        <w:ind w:firstLine="709"/>
-        <w:jc w:val="both"/>
-        <w:rPr>
-          <w:color w:val="000000"/>
-          <w:sz w:val="28"/>
-          <w:szCs w:val="28"/>
-          <w:lang w:val="en-US"/>
-        </w:rPr>
-      </w:pPr>
-      <w:r>
-        <w:rPr>
-          <w:color w:val="000000"/>
-          <w:sz w:val="28"/>
-          <w:szCs w:val="28"/>
-          <w:lang w:val="en-US"/>
-        </w:rPr>
-        <w:t xml:space="preserve">         {</w:t>
-      </w:r>
-    </w:p>
-    <w:p>
-      <w:pPr>
-        <w:pStyle w:val="aa"/>
-        <w:spacing w:before="0" w:beforeAutospacing="0" w:after="0" w:afterAutospacing="0"/>
-        <w:ind w:firstLine="709"/>
-        <w:jc w:val="both"/>
-        <w:rPr>
-          <w:color w:val="000000"/>
-          <w:sz w:val="28"/>
-          <w:szCs w:val="28"/>
-          <w:lang w:val="en-US"/>
-        </w:rPr>
-      </w:pPr>
-      <w:r>
-        <w:rPr>
-          <w:color w:val="000000"/>
-          <w:sz w:val="28"/>
-          <w:szCs w:val="28"/>
-          <w:lang w:val="en-US"/>
-        </w:rPr>
-        <w:t xml:space="preserve">             </w:t>
-      </w:r>
-      <w:proofErr w:type="spellStart"/>
-      <w:r>
-        <w:rPr>
-          <w:color w:val="000000"/>
-          <w:sz w:val="28"/>
-          <w:szCs w:val="28"/>
-          <w:lang w:val="en-US"/>
-        </w:rPr>
-        <w:t>Thread.Sleep</w:t>
-      </w:r>
-      <w:proofErr w:type="spellEnd"/>
-      <w:r>
-        <w:rPr>
-          <w:color w:val="000000"/>
-          <w:sz w:val="28"/>
-          <w:szCs w:val="28"/>
-          <w:lang w:val="en-US"/>
-        </w:rPr>
-        <w:t>(2000);</w:t>
-      </w:r>
-    </w:p>
-    <w:p>
-      <w:pPr>
-        <w:pStyle w:val="aa"/>
-        <w:spacing w:before="0" w:beforeAutospacing="0" w:after="0" w:afterAutospacing="0"/>
-        <w:ind w:firstLine="709"/>
-        <w:jc w:val="both"/>
-        <w:rPr>
-          <w:color w:val="000000"/>
-          <w:sz w:val="28"/>
-          <w:szCs w:val="28"/>
-          <w:lang w:val="en-US"/>
-        </w:rPr>
-      </w:pPr>
-      <w:r>
-        <w:rPr>
-          <w:color w:val="000000"/>
-          <w:sz w:val="28"/>
-          <w:szCs w:val="28"/>
-          <w:lang w:val="en-US"/>
-        </w:rPr>
-        <w:t xml:space="preserve">             return _</w:t>
-      </w:r>
-      <w:proofErr w:type="spellStart"/>
-      <w:r>
-        <w:rPr>
-          <w:color w:val="000000"/>
-          <w:sz w:val="28"/>
-          <w:szCs w:val="28"/>
-          <w:lang w:val="en-US"/>
-        </w:rPr>
-        <w:t>clientService.GetClients</w:t>
-      </w:r>
-      <w:proofErr w:type="spellEnd"/>
-      <w:r>
-        <w:rPr>
-          <w:color w:val="000000"/>
-          <w:sz w:val="28"/>
-          <w:szCs w:val="28"/>
-          <w:lang w:val="en-US"/>
-        </w:rPr>
-        <w:t>();</w:t>
-      </w:r>
-    </w:p>
-    <w:p>
-      <w:pPr>
-        <w:pStyle w:val="aa"/>
-        <w:spacing w:before="0" w:beforeAutospacing="0" w:after="0" w:afterAutospacing="0"/>
-        <w:ind w:firstLine="709"/>
-        <w:jc w:val="both"/>
-        <w:rPr>
-          <w:color w:val="000000"/>
-          <w:sz w:val="28"/>
-          <w:szCs w:val="28"/>
-          <w:lang w:val="en-US"/>
-        </w:rPr>
-      </w:pPr>
-      <w:r>
-        <w:rPr>
-          <w:color w:val="000000"/>
-          <w:sz w:val="28"/>
-          <w:szCs w:val="28"/>
-          <w:lang w:val="en-US"/>
-        </w:rPr>
-        <w:t xml:space="preserve">         });</w:t>
-      </w:r>
-    </w:p>
-    <w:p>
-      <w:pPr>
-        <w:pStyle w:val="aa"/>
-        <w:spacing w:before="0" w:beforeAutospacing="0" w:after="0" w:afterAutospacing="0"/>
-        <w:ind w:firstLine="709"/>
-        <w:jc w:val="both"/>
-        <w:rPr>
-          <w:color w:val="000000"/>
-          <w:sz w:val="28"/>
-          <w:szCs w:val="28"/>
-          <w:lang w:val="en-US"/>
-        </w:rPr>
-      </w:pPr>
-    </w:p>
-    <w:p>
-      <w:pPr>
-        <w:pStyle w:val="aa"/>
-        <w:spacing w:before="0" w:beforeAutospacing="0" w:after="0" w:afterAutospacing="0"/>
-        <w:ind w:firstLine="709"/>
-        <w:jc w:val="both"/>
-        <w:rPr>
-          <w:color w:val="000000"/>
-          <w:sz w:val="28"/>
-          <w:szCs w:val="28"/>
-          <w:lang w:val="en-US"/>
-        </w:rPr>
-      </w:pPr>
-      <w:r>
-        <w:rPr>
-          <w:color w:val="000000"/>
-          <w:sz w:val="28"/>
-          <w:szCs w:val="28"/>
-          <w:lang w:val="en-US"/>
-        </w:rPr>
-        <w:lastRenderedPageBreak/>
-        <w:t xml:space="preserve">         </w:t>
-      </w:r>
-      <w:proofErr w:type="spellStart"/>
-      <w:r>
-        <w:rPr>
-          <w:color w:val="000000"/>
-          <w:sz w:val="28"/>
-          <w:szCs w:val="28"/>
-          <w:lang w:val="en-US"/>
-        </w:rPr>
-        <w:t>Clients.Clear</w:t>
-      </w:r>
-      <w:proofErr w:type="spellEnd"/>
-      <w:r>
-        <w:rPr>
-          <w:color w:val="000000"/>
-          <w:sz w:val="28"/>
-          <w:szCs w:val="28"/>
-          <w:lang w:val="en-US"/>
-        </w:rPr>
-        <w:t>();</w:t>
-      </w:r>
-    </w:p>
-    <w:p>
-      <w:pPr>
-        <w:pStyle w:val="aa"/>
-        <w:spacing w:before="0" w:beforeAutospacing="0" w:after="0" w:afterAutospacing="0"/>
-        <w:ind w:firstLine="709"/>
-        <w:jc w:val="both"/>
-        <w:rPr>
-          <w:color w:val="000000"/>
-          <w:sz w:val="28"/>
-          <w:szCs w:val="28"/>
-          <w:lang w:val="en-US"/>
-        </w:rPr>
-      </w:pPr>
-      <w:r>
-        <w:rPr>
-          <w:color w:val="000000"/>
-          <w:sz w:val="28"/>
-          <w:szCs w:val="28"/>
-          <w:lang w:val="en-US"/>
-        </w:rPr>
-        <w:t xml:space="preserve">         foreach (var c in clients)</w:t>
-      </w:r>
-    </w:p>
-    <w:p>
-      <w:pPr>
-        <w:pStyle w:val="aa"/>
-        <w:spacing w:before="0" w:beforeAutospacing="0" w:after="0" w:afterAutospacing="0"/>
-        <w:ind w:firstLine="709"/>
-        <w:jc w:val="both"/>
-        <w:rPr>
-          <w:color w:val="000000"/>
-          <w:sz w:val="28"/>
-          <w:szCs w:val="28"/>
-          <w:lang w:val="en-US"/>
-        </w:rPr>
-      </w:pPr>
-      <w:r>
-        <w:rPr>
-          <w:color w:val="000000"/>
-          <w:sz w:val="28"/>
-          <w:szCs w:val="28"/>
-          <w:lang w:val="en-US"/>
-        </w:rPr>
-        <w:t xml:space="preserve">             </w:t>
-      </w:r>
-      <w:proofErr w:type="spellStart"/>
-      <w:r>
-        <w:rPr>
-          <w:color w:val="000000"/>
-          <w:sz w:val="28"/>
-          <w:szCs w:val="28"/>
-          <w:lang w:val="en-US"/>
-        </w:rPr>
-        <w:t>Clients.Add</w:t>
-      </w:r>
-      <w:proofErr w:type="spellEnd"/>
-      <w:r>
-        <w:rPr>
-          <w:color w:val="000000"/>
-          <w:sz w:val="28"/>
-          <w:szCs w:val="28"/>
-          <w:lang w:val="en-US"/>
-        </w:rPr>
-        <w:t>(c);</w:t>
-      </w:r>
-    </w:p>
-    <w:p>
-      <w:pPr>
-        <w:pStyle w:val="aa"/>
-        <w:spacing w:before="0" w:beforeAutospacing="0" w:after="0" w:afterAutospacing="0"/>
-        <w:ind w:firstLine="709"/>
-        <w:jc w:val="both"/>
-        <w:rPr>
-          <w:color w:val="000000"/>
-          <w:sz w:val="28"/>
-          <w:szCs w:val="28"/>
-          <w:lang w:val="en-US"/>
-        </w:rPr>
-      </w:pPr>
-      <w:r>
-        <w:rPr>
-          <w:color w:val="000000"/>
-          <w:sz w:val="28"/>
-          <w:szCs w:val="28"/>
-          <w:lang w:val="en-US"/>
-        </w:rPr>
-        <w:t xml:space="preserve">         </w:t>
-      </w:r>
-      <w:proofErr w:type="spellStart"/>
-      <w:r>
-        <w:rPr>
-          <w:color w:val="000000"/>
-          <w:sz w:val="28"/>
-          <w:szCs w:val="28"/>
-          <w:lang w:val="en-US"/>
-        </w:rPr>
-        <w:t>IsLoading</w:t>
-      </w:r>
-      <w:proofErr w:type="spellEnd"/>
-      <w:r>
-        <w:rPr>
-          <w:color w:val="000000"/>
-          <w:sz w:val="28"/>
-          <w:szCs w:val="28"/>
-          <w:lang w:val="en-US"/>
-        </w:rPr>
-        <w:t xml:space="preserve"> = false;</w:t>
-      </w:r>
-    </w:p>
-    <w:p>
-      <w:pPr>
-        <w:pStyle w:val="aa"/>
-        <w:spacing w:before="0" w:beforeAutospacing="0" w:after="0" w:afterAutospacing="0"/>
-        <w:ind w:firstLine="709"/>
-        <w:jc w:val="both"/>
-        <w:rPr>
-          <w:color w:val="000000"/>
-          <w:sz w:val="28"/>
-          <w:szCs w:val="28"/>
-          <w:lang w:val="en-US"/>
-        </w:rPr>
-      </w:pPr>
-      <w:r>
-        <w:rPr>
-          <w:color w:val="000000"/>
-          <w:sz w:val="28"/>
-          <w:szCs w:val="28"/>
-          <w:lang w:val="en-US"/>
-        </w:rPr>
-        <w:t xml:space="preserve">     }</w:t>
-      </w:r>
-    </w:p>
-    <w:p>
-      <w:pPr>
-        <w:pStyle w:val="aa"/>
-        <w:spacing w:before="0" w:beforeAutospacing="0" w:after="0" w:afterAutospacing="0"/>
-        <w:ind w:firstLine="709"/>
-        <w:jc w:val="both"/>
-        <w:rPr>
-          <w:color w:val="000000"/>
-          <w:sz w:val="28"/>
-          <w:szCs w:val="28"/>
-          <w:lang w:val="en-US"/>
-        </w:rPr>
-      </w:pPr>
-      <w:r>
-        <w:rPr>
-          <w:color w:val="000000"/>
-          <w:sz w:val="28"/>
-          <w:szCs w:val="28"/>
-          <w:lang w:val="en-US"/>
-        </w:rPr>
-        <w:t xml:space="preserve">     public </w:t>
-      </w:r>
-      <w:proofErr w:type="spellStart"/>
-      <w:r>
-        <w:rPr>
-          <w:color w:val="000000"/>
-          <w:sz w:val="28"/>
-          <w:szCs w:val="28"/>
-          <w:lang w:val="en-US"/>
-        </w:rPr>
-        <w:t>ClientModel</w:t>
-      </w:r>
-      <w:proofErr w:type="spellEnd"/>
-      <w:r>
-        <w:rPr>
-          <w:color w:val="000000"/>
-          <w:sz w:val="28"/>
-          <w:szCs w:val="28"/>
-          <w:lang w:val="en-US"/>
-        </w:rPr>
-        <w:t xml:space="preserve"> </w:t>
-      </w:r>
-      <w:proofErr w:type="spellStart"/>
-      <w:r>
-        <w:rPr>
-          <w:color w:val="000000"/>
-          <w:sz w:val="28"/>
-          <w:szCs w:val="28"/>
-          <w:lang w:val="en-US"/>
-        </w:rPr>
-        <w:t>SelectedClient</w:t>
-      </w:r>
-      <w:proofErr w:type="spellEnd"/>
-    </w:p>
-    <w:p>
-      <w:pPr>
-        <w:pStyle w:val="aa"/>
-        <w:spacing w:before="0" w:beforeAutospacing="0" w:after="0" w:afterAutospacing="0"/>
-        <w:ind w:firstLine="709"/>
-        <w:jc w:val="both"/>
-        <w:rPr>
-          <w:color w:val="000000"/>
-          <w:sz w:val="28"/>
-          <w:szCs w:val="28"/>
-          <w:lang w:val="en-US"/>
-        </w:rPr>
-      </w:pPr>
-      <w:r>
-        <w:rPr>
-          <w:color w:val="000000"/>
-          <w:sz w:val="28"/>
-          <w:szCs w:val="28"/>
-          <w:lang w:val="en-US"/>
-        </w:rPr>
-        <w:t xml:space="preserve">     {</w:t>
-      </w:r>
-    </w:p>
-    <w:p>
-      <w:pPr>
-        <w:pStyle w:val="aa"/>
-        <w:spacing w:before="0" w:beforeAutospacing="0" w:after="0" w:afterAutospacing="0"/>
-        <w:ind w:firstLine="709"/>
-        <w:jc w:val="both"/>
-        <w:rPr>
-          <w:color w:val="000000"/>
-          <w:sz w:val="28"/>
-          <w:szCs w:val="28"/>
-          <w:lang w:val="en-US"/>
-        </w:rPr>
-      </w:pPr>
-      <w:r>
-        <w:rPr>
-          <w:color w:val="000000"/>
-          <w:sz w:val="28"/>
-          <w:szCs w:val="28"/>
-          <w:lang w:val="en-US"/>
-        </w:rPr>
-        <w:t xml:space="preserve">         get =&gt; _</w:t>
-      </w:r>
-      <w:proofErr w:type="spellStart"/>
-      <w:r>
-        <w:rPr>
-          <w:color w:val="000000"/>
-          <w:sz w:val="28"/>
-          <w:szCs w:val="28"/>
-          <w:lang w:val="en-US"/>
-        </w:rPr>
-        <w:t>selectedClient</w:t>
-      </w:r>
-      <w:proofErr w:type="spellEnd"/>
-      <w:r>
-        <w:rPr>
-          <w:color w:val="000000"/>
-          <w:sz w:val="28"/>
-          <w:szCs w:val="28"/>
-          <w:lang w:val="en-US"/>
-        </w:rPr>
-        <w:t>;</w:t>
-      </w:r>
-    </w:p>
-    <w:p>
-      <w:pPr>
-        <w:pStyle w:val="aa"/>
-        <w:spacing w:before="0" w:beforeAutospacing="0" w:after="0" w:afterAutospacing="0"/>
-        <w:ind w:firstLine="709"/>
-        <w:jc w:val="both"/>
-        <w:rPr>
-          <w:color w:val="000000"/>
-          <w:sz w:val="28"/>
-          <w:szCs w:val="28"/>
-          <w:lang w:val="en-US"/>
-        </w:rPr>
-      </w:pPr>
-      <w:r>
-        <w:rPr>
-          <w:color w:val="000000"/>
-          <w:sz w:val="28"/>
-          <w:szCs w:val="28"/>
-          <w:lang w:val="en-US"/>
-        </w:rPr>
-        <w:t xml:space="preserve">         set</w:t>
-      </w:r>
-    </w:p>
-    <w:p>
-      <w:pPr>
-        <w:pStyle w:val="aa"/>
-        <w:spacing w:before="0" w:beforeAutospacing="0" w:after="0" w:afterAutospacing="0"/>
-        <w:ind w:firstLine="709"/>
-        <w:jc w:val="both"/>
-        <w:rPr>
-          <w:color w:val="000000"/>
-          <w:sz w:val="28"/>
-          <w:szCs w:val="28"/>
-          <w:lang w:val="en-US"/>
-        </w:rPr>
-      </w:pPr>
-      <w:r>
-        <w:rPr>
-          <w:color w:val="000000"/>
-          <w:sz w:val="28"/>
-          <w:szCs w:val="28"/>
-          <w:lang w:val="en-US"/>
-        </w:rPr>
-        <w:t xml:space="preserve">         {</w:t>
-      </w:r>
-    </w:p>
-    <w:p>
-      <w:pPr>
-        <w:pStyle w:val="aa"/>
-        <w:spacing w:before="0" w:beforeAutospacing="0" w:after="0" w:afterAutospacing="0"/>
-        <w:ind w:firstLine="709"/>
-        <w:jc w:val="both"/>
-        <w:rPr>
-          <w:color w:val="000000"/>
-          <w:sz w:val="28"/>
-          <w:szCs w:val="28"/>
-          <w:lang w:val="en-US"/>
-        </w:rPr>
-      </w:pPr>
-      <w:r>
-        <w:rPr>
-          <w:color w:val="000000"/>
-          <w:sz w:val="28"/>
-          <w:szCs w:val="28"/>
-          <w:lang w:val="en-US"/>
-        </w:rPr>
-        <w:t xml:space="preserve">             _</w:t>
-      </w:r>
-      <w:proofErr w:type="spellStart"/>
-      <w:r>
-        <w:rPr>
-          <w:color w:val="000000"/>
-          <w:sz w:val="28"/>
-          <w:szCs w:val="28"/>
-          <w:lang w:val="en-US"/>
-        </w:rPr>
-        <w:t>selectedClient</w:t>
-      </w:r>
-      <w:proofErr w:type="spellEnd"/>
-      <w:r>
-        <w:rPr>
-          <w:color w:val="000000"/>
-          <w:sz w:val="28"/>
-          <w:szCs w:val="28"/>
-          <w:lang w:val="en-US"/>
-        </w:rPr>
-        <w:t xml:space="preserve"> = value;</w:t>
-      </w:r>
-    </w:p>
-    <w:p>
-      <w:pPr>
-        <w:pStyle w:val="aa"/>
-        <w:spacing w:before="0" w:beforeAutospacing="0" w:after="0" w:afterAutospacing="0"/>
-        <w:ind w:firstLine="709"/>
-        <w:jc w:val="both"/>
-        <w:rPr>
-          <w:color w:val="000000"/>
-          <w:sz w:val="28"/>
-          <w:szCs w:val="28"/>
-          <w:lang w:val="en-US"/>
-        </w:rPr>
-      </w:pPr>
-      <w:r>
-        <w:rPr>
-          <w:color w:val="000000"/>
-          <w:sz w:val="28"/>
-          <w:szCs w:val="28"/>
-          <w:lang w:val="en-US"/>
-        </w:rPr>
-        <w:t xml:space="preserve">             </w:t>
-      </w:r>
-      <w:proofErr w:type="spellStart"/>
-      <w:r>
-        <w:rPr>
-          <w:color w:val="000000"/>
-          <w:sz w:val="28"/>
-          <w:szCs w:val="28"/>
-          <w:lang w:val="en-US"/>
-        </w:rPr>
-        <w:t>OnPropertyChanged</w:t>
-      </w:r>
-      <w:proofErr w:type="spellEnd"/>
-      <w:r>
-        <w:rPr>
-          <w:color w:val="000000"/>
-          <w:sz w:val="28"/>
-          <w:szCs w:val="28"/>
-          <w:lang w:val="en-US"/>
-        </w:rPr>
-        <w:t>(</w:t>
-      </w:r>
-      <w:proofErr w:type="spellStart"/>
-      <w:proofErr w:type="gramStart"/>
-      <w:r>
-        <w:rPr>
-          <w:color w:val="000000"/>
-          <w:sz w:val="28"/>
-          <w:szCs w:val="28"/>
-          <w:lang w:val="en-US"/>
-        </w:rPr>
-        <w:t>nameof</w:t>
-      </w:r>
-      <w:proofErr w:type="spellEnd"/>
-      <w:r>
-        <w:rPr>
-          <w:color w:val="000000"/>
-          <w:sz w:val="28"/>
-          <w:szCs w:val="28"/>
-          <w:lang w:val="en-US"/>
-        </w:rPr>
-        <w:t>(</w:t>
-      </w:r>
-      <w:proofErr w:type="spellStart"/>
-      <w:proofErr w:type="gramEnd"/>
-      <w:r>
-        <w:rPr>
-          <w:color w:val="000000"/>
-          <w:sz w:val="28"/>
-          <w:szCs w:val="28"/>
-          <w:lang w:val="en-US"/>
-        </w:rPr>
-        <w:t>SelectedClient</w:t>
-      </w:r>
-      <w:proofErr w:type="spellEnd"/>
-      <w:r>
-        <w:rPr>
-          <w:color w:val="000000"/>
-          <w:sz w:val="28"/>
-          <w:szCs w:val="28"/>
-          <w:lang w:val="en-US"/>
-        </w:rPr>
-        <w:t>));</w:t>
-      </w:r>
-    </w:p>
-    <w:p>
-      <w:pPr>
-        <w:pStyle w:val="aa"/>
-        <w:spacing w:before="0" w:beforeAutospacing="0" w:after="0" w:afterAutospacing="0"/>
-        <w:ind w:firstLine="709"/>
-        <w:jc w:val="both"/>
-        <w:rPr>
-          <w:color w:val="000000"/>
-          <w:sz w:val="28"/>
-          <w:szCs w:val="28"/>
-          <w:lang w:val="en-US"/>
-        </w:rPr>
-      </w:pPr>
-      <w:r>
-        <w:rPr>
-          <w:color w:val="000000"/>
-          <w:sz w:val="28"/>
-          <w:szCs w:val="28"/>
-          <w:lang w:val="en-US"/>
-        </w:rPr>
-        <w:t xml:space="preserve">             </w:t>
-      </w:r>
-      <w:proofErr w:type="spellStart"/>
-      <w:r>
-        <w:rPr>
-          <w:color w:val="000000"/>
-          <w:sz w:val="28"/>
-          <w:szCs w:val="28"/>
-          <w:lang w:val="en-US"/>
-        </w:rPr>
-        <w:t>CommandManager.InvalidateRequerySuggested</w:t>
-      </w:r>
-      <w:proofErr w:type="spellEnd"/>
-      <w:r>
-        <w:rPr>
-          <w:color w:val="000000"/>
-          <w:sz w:val="28"/>
-          <w:szCs w:val="28"/>
-          <w:lang w:val="en-US"/>
-        </w:rPr>
-        <w:t>();</w:t>
-      </w:r>
-    </w:p>
-    <w:p>
-      <w:pPr>
-        <w:pStyle w:val="aa"/>
-        <w:spacing w:before="0" w:beforeAutospacing="0" w:after="0" w:afterAutospacing="0"/>
-        <w:ind w:firstLine="709"/>
-        <w:jc w:val="both"/>
-        <w:rPr>
-          <w:color w:val="000000"/>
-          <w:sz w:val="28"/>
-          <w:szCs w:val="28"/>
-          <w:lang w:val="en-US"/>
-        </w:rPr>
-      </w:pPr>
-      <w:r>
-        <w:rPr>
-          <w:color w:val="000000"/>
-          <w:sz w:val="28"/>
-          <w:szCs w:val="28"/>
-          <w:lang w:val="en-US"/>
-        </w:rPr>
-        <w:t xml:space="preserve">         }</w:t>
-      </w:r>
-    </w:p>
-    <w:p>
-      <w:pPr>
-        <w:pStyle w:val="aa"/>
-        <w:spacing w:before="0" w:beforeAutospacing="0" w:after="0" w:afterAutospacing="0"/>
-        <w:ind w:firstLine="709"/>
-        <w:jc w:val="both"/>
-        <w:rPr>
-          <w:color w:val="000000"/>
-          <w:sz w:val="28"/>
-          <w:szCs w:val="28"/>
-          <w:lang w:val="en-US"/>
-        </w:rPr>
-      </w:pPr>
-      <w:r>
-        <w:rPr>
-          <w:color w:val="000000"/>
-          <w:sz w:val="28"/>
-          <w:szCs w:val="28"/>
-          <w:lang w:val="en-US"/>
-        </w:rPr>
-        <w:t xml:space="preserve">     }</w:t>
-      </w:r>
-    </w:p>
-    <w:p>
-      <w:pPr>
-        <w:pStyle w:val="aa"/>
-        <w:spacing w:before="0" w:beforeAutospacing="0" w:after="0" w:afterAutospacing="0"/>
-        <w:ind w:firstLine="709"/>
-        <w:jc w:val="both"/>
-        <w:rPr>
-          <w:color w:val="000000"/>
-          <w:sz w:val="28"/>
-          <w:szCs w:val="28"/>
-          <w:lang w:val="en-US"/>
-        </w:rPr>
-      </w:pPr>
-      <w:r>
-        <w:rPr>
-          <w:color w:val="000000"/>
-          <w:sz w:val="28"/>
-          <w:szCs w:val="28"/>
-          <w:lang w:val="en-US"/>
-        </w:rPr>
-        <w:t xml:space="preserve">     public </w:t>
-      </w:r>
-      <w:proofErr w:type="spellStart"/>
-      <w:r>
-        <w:rPr>
-          <w:color w:val="000000"/>
-          <w:sz w:val="28"/>
-          <w:szCs w:val="28"/>
-          <w:lang w:val="en-US"/>
-        </w:rPr>
-        <w:t>ICommand</w:t>
-      </w:r>
-      <w:proofErr w:type="spellEnd"/>
-      <w:r>
-        <w:rPr>
-          <w:color w:val="000000"/>
-          <w:sz w:val="28"/>
-          <w:szCs w:val="28"/>
-          <w:lang w:val="en-US"/>
-        </w:rPr>
-        <w:t xml:space="preserve"> </w:t>
-      </w:r>
-      <w:proofErr w:type="spellStart"/>
-      <w:r>
-        <w:rPr>
-          <w:color w:val="000000"/>
-          <w:sz w:val="28"/>
-          <w:szCs w:val="28"/>
-          <w:lang w:val="en-US"/>
-        </w:rPr>
-        <w:t>AddClientCommand</w:t>
-      </w:r>
-      <w:proofErr w:type="spellEnd"/>
-      <w:r>
-        <w:rPr>
-          <w:color w:val="000000"/>
-          <w:sz w:val="28"/>
-          <w:szCs w:val="28"/>
-          <w:lang w:val="en-US"/>
-        </w:rPr>
-        <w:t xml:space="preserve"> </w:t>
-      </w:r>
-      <w:proofErr w:type="gramStart"/>
-      <w:r>
-        <w:rPr>
-          <w:color w:val="000000"/>
-          <w:sz w:val="28"/>
-          <w:szCs w:val="28"/>
-          <w:lang w:val="en-US"/>
-        </w:rPr>
-        <w:t>{ get; }</w:t>
-      </w:r>
-      <w:proofErr w:type="gramEnd"/>
-    </w:p>
-    <w:p>
-      <w:pPr>
-        <w:pStyle w:val="aa"/>
-        <w:spacing w:before="0" w:beforeAutospacing="0" w:after="0" w:afterAutospacing="0"/>
-        <w:ind w:firstLine="709"/>
-        <w:jc w:val="both"/>
-        <w:rPr>
-          <w:color w:val="000000"/>
-          <w:sz w:val="28"/>
-          <w:szCs w:val="28"/>
-          <w:lang w:val="en-US"/>
-        </w:rPr>
-      </w:pPr>
-      <w:r>
-        <w:rPr>
-          <w:color w:val="000000"/>
-          <w:sz w:val="28"/>
-          <w:szCs w:val="28"/>
-          <w:lang w:val="en-US"/>
-        </w:rPr>
-        <w:t xml:space="preserve">     public </w:t>
-      </w:r>
-      <w:proofErr w:type="spellStart"/>
-      <w:r>
-        <w:rPr>
-          <w:color w:val="000000"/>
-          <w:sz w:val="28"/>
-          <w:szCs w:val="28"/>
-          <w:lang w:val="en-US"/>
-        </w:rPr>
-        <w:t>ICommand</w:t>
-      </w:r>
-      <w:proofErr w:type="spellEnd"/>
-      <w:r>
-        <w:rPr>
-          <w:color w:val="000000"/>
-          <w:sz w:val="28"/>
-          <w:szCs w:val="28"/>
-          <w:lang w:val="en-US"/>
-        </w:rPr>
-        <w:t xml:space="preserve"> </w:t>
-      </w:r>
-      <w:proofErr w:type="spellStart"/>
-      <w:r>
-        <w:rPr>
-          <w:color w:val="000000"/>
-          <w:sz w:val="28"/>
-          <w:szCs w:val="28"/>
-          <w:lang w:val="en-US"/>
-        </w:rPr>
-        <w:t>DeleteClientCommand</w:t>
-      </w:r>
-      <w:proofErr w:type="spellEnd"/>
-      <w:r>
-        <w:rPr>
-          <w:color w:val="000000"/>
-          <w:sz w:val="28"/>
-          <w:szCs w:val="28"/>
-          <w:lang w:val="en-US"/>
-        </w:rPr>
-        <w:t xml:space="preserve"> </w:t>
-      </w:r>
-      <w:proofErr w:type="gramStart"/>
-      <w:r>
-        <w:rPr>
-          <w:color w:val="000000"/>
-          <w:sz w:val="28"/>
-          <w:szCs w:val="28"/>
-          <w:lang w:val="en-US"/>
-        </w:rPr>
-        <w:t>{ get; }</w:t>
-      </w:r>
-      <w:proofErr w:type="gramEnd"/>
-    </w:p>
-    <w:p>
-      <w:pPr>
-        <w:pStyle w:val="aa"/>
-        <w:spacing w:before="0" w:beforeAutospacing="0" w:after="0" w:afterAutospacing="0"/>
-        <w:ind w:firstLine="709"/>
-        <w:jc w:val="both"/>
-        <w:rPr>
-          <w:color w:val="000000"/>
-          <w:sz w:val="28"/>
-          <w:szCs w:val="28"/>
-          <w:lang w:val="en-US"/>
-        </w:rPr>
-      </w:pPr>
-      <w:r>
-        <w:rPr>
-          <w:color w:val="000000"/>
-          <w:sz w:val="28"/>
-          <w:szCs w:val="28"/>
-          <w:lang w:val="en-US"/>
-        </w:rPr>
-        <w:t xml:space="preserve">     public </w:t>
-      </w:r>
-      <w:proofErr w:type="spellStart"/>
-      <w:r>
-        <w:rPr>
-          <w:color w:val="000000"/>
-          <w:sz w:val="28"/>
-          <w:szCs w:val="28"/>
-          <w:lang w:val="en-US"/>
-        </w:rPr>
-        <w:t>ICommand</w:t>
-      </w:r>
-      <w:proofErr w:type="spellEnd"/>
-      <w:r>
-        <w:rPr>
-          <w:color w:val="000000"/>
-          <w:sz w:val="28"/>
-          <w:szCs w:val="28"/>
-          <w:lang w:val="en-US"/>
-        </w:rPr>
-        <w:t xml:space="preserve"> </w:t>
-      </w:r>
-      <w:proofErr w:type="spellStart"/>
-      <w:r>
-        <w:rPr>
-          <w:color w:val="000000"/>
-          <w:sz w:val="28"/>
-          <w:szCs w:val="28"/>
-          <w:lang w:val="en-US"/>
-        </w:rPr>
-        <w:t>EditClientCommand</w:t>
-      </w:r>
-      <w:proofErr w:type="spellEnd"/>
-      <w:r>
-        <w:rPr>
-          <w:color w:val="000000"/>
-          <w:sz w:val="28"/>
-          <w:szCs w:val="28"/>
-          <w:lang w:val="en-US"/>
-        </w:rPr>
-        <w:t xml:space="preserve"> </w:t>
-      </w:r>
-      <w:proofErr w:type="gramStart"/>
-      <w:r>
-        <w:rPr>
-          <w:color w:val="000000"/>
-          <w:sz w:val="28"/>
-          <w:szCs w:val="28"/>
-          <w:lang w:val="en-US"/>
-        </w:rPr>
-        <w:t>{ get; }</w:t>
-      </w:r>
-      <w:proofErr w:type="gramEnd"/>
-    </w:p>
-    <w:p>
-      <w:pPr>
-        <w:pStyle w:val="aa"/>
-        <w:spacing w:before="0" w:beforeAutospacing="0" w:after="0" w:afterAutospacing="0"/>
-        <w:ind w:firstLine="709"/>
-        <w:jc w:val="both"/>
-        <w:rPr>
-          <w:color w:val="000000"/>
-          <w:sz w:val="28"/>
-          <w:szCs w:val="28"/>
-          <w:lang w:val="en-US"/>
-        </w:rPr>
-      </w:pPr>
-      <w:r>
-        <w:rPr>
-          <w:color w:val="000000"/>
-          <w:sz w:val="28"/>
-          <w:szCs w:val="28"/>
-          <w:lang w:val="en-US"/>
-        </w:rPr>
-        <w:t xml:space="preserve">     public </w:t>
-      </w:r>
-      <w:proofErr w:type="spellStart"/>
-      <w:proofErr w:type="gramStart"/>
-      <w:r>
-        <w:rPr>
-          <w:color w:val="000000"/>
-          <w:sz w:val="28"/>
-          <w:szCs w:val="28"/>
-          <w:lang w:val="en-US"/>
-        </w:rPr>
-        <w:t>MainVM</w:t>
-      </w:r>
-      <w:proofErr w:type="spellEnd"/>
-      <w:r>
-        <w:rPr>
-          <w:color w:val="000000"/>
-          <w:sz w:val="28"/>
-          <w:szCs w:val="28"/>
-          <w:lang w:val="en-US"/>
-        </w:rPr>
-        <w:t>(</w:t>
-      </w:r>
-      <w:proofErr w:type="gramEnd"/>
-      <w:r>
-        <w:rPr>
-          <w:color w:val="000000"/>
-          <w:sz w:val="28"/>
-          <w:szCs w:val="28"/>
-          <w:lang w:val="en-US"/>
-        </w:rPr>
-        <w:t>)</w:t>
-      </w:r>
-    </w:p>
-    <w:p>
-      <w:pPr>
-        <w:pStyle w:val="aa"/>
-        <w:spacing w:before="0" w:beforeAutospacing="0" w:after="0" w:afterAutospacing="0"/>
-        <w:ind w:firstLine="709"/>
-        <w:jc w:val="both"/>
-        <w:rPr>
-          <w:color w:val="000000"/>
-          <w:sz w:val="28"/>
-          <w:szCs w:val="28"/>
-          <w:lang w:val="en-US"/>
-        </w:rPr>
-      </w:pPr>
-      <w:r>
-        <w:rPr>
-          <w:color w:val="000000"/>
-          <w:sz w:val="28"/>
-          <w:szCs w:val="28"/>
-          <w:lang w:val="en-US"/>
-        </w:rPr>
-        <w:t xml:space="preserve">     {</w:t>
-      </w:r>
-    </w:p>
-    <w:p>
-      <w:pPr>
-        <w:pStyle w:val="aa"/>
-        <w:spacing w:before="0" w:beforeAutospacing="0" w:after="0" w:afterAutospacing="0"/>
-        <w:ind w:firstLine="709"/>
-        <w:jc w:val="both"/>
-        <w:rPr>
-          <w:color w:val="000000"/>
-          <w:sz w:val="28"/>
-          <w:szCs w:val="28"/>
-          <w:lang w:val="en-US"/>
-        </w:rPr>
-      </w:pPr>
-      <w:r>
-        <w:rPr>
-          <w:color w:val="000000"/>
-          <w:sz w:val="28"/>
-          <w:szCs w:val="28"/>
-          <w:lang w:val="en-US"/>
-        </w:rPr>
-        <w:t xml:space="preserve">         </w:t>
-      </w:r>
-      <w:proofErr w:type="spellStart"/>
-      <w:r>
-        <w:rPr>
-          <w:color w:val="000000"/>
-          <w:sz w:val="28"/>
-          <w:szCs w:val="28"/>
-          <w:lang w:val="en-US"/>
-        </w:rPr>
-        <w:t>AddClientCommand</w:t>
-      </w:r>
-      <w:proofErr w:type="spellEnd"/>
-      <w:r>
-        <w:rPr>
-          <w:color w:val="000000"/>
-          <w:sz w:val="28"/>
-          <w:szCs w:val="28"/>
-          <w:lang w:val="en-US"/>
-        </w:rPr>
-        <w:t xml:space="preserve"> = new </w:t>
-      </w:r>
-      <w:proofErr w:type="spellStart"/>
-      <w:proofErr w:type="gramStart"/>
-      <w:r>
-        <w:rPr>
-          <w:color w:val="000000"/>
-          <w:sz w:val="28"/>
-          <w:szCs w:val="28"/>
-          <w:lang w:val="en-US"/>
-        </w:rPr>
-        <w:t>RelayCommand</w:t>
-      </w:r>
-      <w:proofErr w:type="spellEnd"/>
-      <w:r>
-        <w:rPr>
-          <w:color w:val="000000"/>
-          <w:sz w:val="28"/>
-          <w:szCs w:val="28"/>
-          <w:lang w:val="en-US"/>
-        </w:rPr>
-        <w:t>(</w:t>
-      </w:r>
-      <w:proofErr w:type="gramEnd"/>
-      <w:r>
-        <w:rPr>
-          <w:color w:val="000000"/>
-          <w:sz w:val="28"/>
-          <w:szCs w:val="28"/>
-          <w:lang w:val="en-US"/>
-        </w:rPr>
-        <w:t xml:space="preserve">_ =&gt; </w:t>
-      </w:r>
-      <w:proofErr w:type="spellStart"/>
-      <w:proofErr w:type="gramStart"/>
-      <w:r>
-        <w:rPr>
-          <w:color w:val="000000"/>
-          <w:sz w:val="28"/>
-          <w:szCs w:val="28"/>
-          <w:lang w:val="en-US"/>
-        </w:rPr>
-        <w:t>AddClient</w:t>
-      </w:r>
-      <w:proofErr w:type="spellEnd"/>
-      <w:r>
-        <w:rPr>
-          <w:color w:val="000000"/>
-          <w:sz w:val="28"/>
-          <w:szCs w:val="28"/>
-          <w:lang w:val="en-US"/>
-        </w:rPr>
-        <w:t>(</w:t>
-      </w:r>
-      <w:proofErr w:type="gramEnd"/>
-      <w:r>
-        <w:rPr>
-          <w:color w:val="000000"/>
-          <w:sz w:val="28"/>
-          <w:szCs w:val="28"/>
-          <w:lang w:val="en-US"/>
-        </w:rPr>
-        <w:t>));</w:t>
-      </w:r>
-    </w:p>
-    <w:p>
-      <w:pPr>
-        <w:pStyle w:val="aa"/>
-        <w:spacing w:before="0" w:beforeAutospacing="0" w:after="0" w:afterAutospacing="0"/>
-        <w:ind w:firstLine="709"/>
-        <w:jc w:val="both"/>
-        <w:rPr>
-          <w:color w:val="000000"/>
-          <w:sz w:val="28"/>
-          <w:szCs w:val="28"/>
-          <w:lang w:val="en-US"/>
-        </w:rPr>
-      </w:pPr>
-      <w:r>
-        <w:rPr>
-          <w:color w:val="000000"/>
-          <w:sz w:val="28"/>
-          <w:szCs w:val="28"/>
-          <w:lang w:val="en-US"/>
-        </w:rPr>
-        <w:t xml:space="preserve">         </w:t>
-      </w:r>
-      <w:proofErr w:type="spellStart"/>
-      <w:r>
-        <w:rPr>
-          <w:color w:val="000000"/>
-          <w:sz w:val="28"/>
-          <w:szCs w:val="28"/>
-          <w:lang w:val="en-US"/>
-        </w:rPr>
-        <w:t>DeleteClientCommand</w:t>
-      </w:r>
-      <w:proofErr w:type="spellEnd"/>
-      <w:r>
-        <w:rPr>
-          <w:color w:val="000000"/>
-          <w:sz w:val="28"/>
-          <w:szCs w:val="28"/>
-          <w:lang w:val="en-US"/>
-        </w:rPr>
-        <w:t xml:space="preserve"> = new </w:t>
-      </w:r>
-      <w:proofErr w:type="spellStart"/>
-      <w:proofErr w:type="gramStart"/>
-      <w:r>
-        <w:rPr>
-          <w:color w:val="000000"/>
-          <w:sz w:val="28"/>
-          <w:szCs w:val="28"/>
-          <w:lang w:val="en-US"/>
-        </w:rPr>
-        <w:t>RelayCommand</w:t>
-      </w:r>
-      <w:proofErr w:type="spellEnd"/>
-      <w:r>
-        <w:rPr>
-          <w:color w:val="000000"/>
-          <w:sz w:val="28"/>
-          <w:szCs w:val="28"/>
-          <w:lang w:val="en-US"/>
-        </w:rPr>
-        <w:t>(</w:t>
-      </w:r>
-      <w:proofErr w:type="gramEnd"/>
-      <w:r>
-        <w:rPr>
-          <w:color w:val="000000"/>
-          <w:sz w:val="28"/>
-          <w:szCs w:val="28"/>
-          <w:lang w:val="en-US"/>
-        </w:rPr>
-        <w:t xml:space="preserve">_ =&gt; </w:t>
-      </w:r>
-      <w:proofErr w:type="spellStart"/>
-      <w:proofErr w:type="gramStart"/>
-      <w:r>
-        <w:rPr>
-          <w:color w:val="000000"/>
-          <w:sz w:val="28"/>
-          <w:szCs w:val="28"/>
-          <w:lang w:val="en-US"/>
-        </w:rPr>
-        <w:t>DelClient</w:t>
-      </w:r>
-      <w:proofErr w:type="spellEnd"/>
-      <w:r>
-        <w:rPr>
-          <w:color w:val="000000"/>
-          <w:sz w:val="28"/>
-          <w:szCs w:val="28"/>
-          <w:lang w:val="en-US"/>
-        </w:rPr>
-        <w:t>(</w:t>
-      </w:r>
-      <w:proofErr w:type="gramEnd"/>
-      <w:r>
-        <w:rPr>
-          <w:color w:val="000000"/>
-          <w:sz w:val="28"/>
-          <w:szCs w:val="28"/>
-          <w:lang w:val="en-US"/>
-        </w:rPr>
-        <w:t xml:space="preserve">), _ =&gt; </w:t>
-      </w:r>
-      <w:proofErr w:type="spellStart"/>
-      <w:proofErr w:type="gramStart"/>
-      <w:r>
-        <w:rPr>
-          <w:color w:val="000000"/>
-          <w:sz w:val="28"/>
-          <w:szCs w:val="28"/>
-          <w:lang w:val="en-US"/>
-        </w:rPr>
-        <w:t>SelectedClient</w:t>
-      </w:r>
-      <w:proofErr w:type="spellEnd"/>
-      <w:r>
-        <w:rPr>
-          <w:color w:val="000000"/>
-          <w:sz w:val="28"/>
-          <w:szCs w:val="28"/>
-          <w:lang w:val="en-US"/>
-        </w:rPr>
-        <w:t xml:space="preserve"> !</w:t>
-      </w:r>
-      <w:proofErr w:type="gramEnd"/>
-      <w:r>
-        <w:rPr>
-          <w:color w:val="000000"/>
-          <w:sz w:val="28"/>
-          <w:szCs w:val="28"/>
-          <w:lang w:val="en-US"/>
-        </w:rPr>
-        <w:t>= null);</w:t>
-      </w:r>
-    </w:p>
-    <w:p>
-      <w:pPr>
-        <w:pStyle w:val="aa"/>
-        <w:spacing w:before="0" w:beforeAutospacing="0" w:after="0" w:afterAutospacing="0"/>
-        <w:ind w:firstLine="709"/>
-        <w:jc w:val="both"/>
-        <w:rPr>
-          <w:color w:val="000000"/>
-          <w:sz w:val="28"/>
-          <w:szCs w:val="28"/>
-          <w:lang w:val="en-US"/>
-        </w:rPr>
-      </w:pPr>
-      <w:r>
-        <w:rPr>
-          <w:color w:val="000000"/>
-          <w:sz w:val="28"/>
-          <w:szCs w:val="28"/>
-          <w:lang w:val="en-US"/>
-        </w:rPr>
-        <w:t xml:space="preserve">         </w:t>
-      </w:r>
-      <w:proofErr w:type="spellStart"/>
-      <w:r>
-        <w:rPr>
-          <w:color w:val="000000"/>
-          <w:sz w:val="28"/>
-          <w:szCs w:val="28"/>
-          <w:lang w:val="en-US"/>
-        </w:rPr>
-        <w:t>EditClientCommand</w:t>
-      </w:r>
-      <w:proofErr w:type="spellEnd"/>
-      <w:r>
-        <w:rPr>
-          <w:color w:val="000000"/>
-          <w:sz w:val="28"/>
-          <w:szCs w:val="28"/>
-          <w:lang w:val="en-US"/>
-        </w:rPr>
-        <w:t xml:space="preserve"> = new </w:t>
-      </w:r>
-      <w:proofErr w:type="spellStart"/>
-      <w:proofErr w:type="gramStart"/>
-      <w:r>
-        <w:rPr>
-          <w:color w:val="000000"/>
-          <w:sz w:val="28"/>
-          <w:szCs w:val="28"/>
-          <w:lang w:val="en-US"/>
-        </w:rPr>
-        <w:t>RelayCommand</w:t>
-      </w:r>
-      <w:proofErr w:type="spellEnd"/>
-      <w:r>
-        <w:rPr>
-          <w:color w:val="000000"/>
-          <w:sz w:val="28"/>
-          <w:szCs w:val="28"/>
-          <w:lang w:val="en-US"/>
-        </w:rPr>
-        <w:t>(</w:t>
-      </w:r>
-      <w:proofErr w:type="gramEnd"/>
-      <w:r>
-        <w:rPr>
-          <w:color w:val="000000"/>
-          <w:sz w:val="28"/>
-          <w:szCs w:val="28"/>
-          <w:lang w:val="en-US"/>
-        </w:rPr>
-        <w:t xml:space="preserve">_ =&gt; </w:t>
-      </w:r>
-      <w:proofErr w:type="spellStart"/>
-      <w:proofErr w:type="gramStart"/>
-      <w:r>
-        <w:rPr>
-          <w:color w:val="000000"/>
-          <w:sz w:val="28"/>
-          <w:szCs w:val="28"/>
-          <w:lang w:val="en-US"/>
-        </w:rPr>
-        <w:t>EditClient</w:t>
-      </w:r>
-      <w:proofErr w:type="spellEnd"/>
-      <w:r>
-        <w:rPr>
-          <w:color w:val="000000"/>
-          <w:sz w:val="28"/>
-          <w:szCs w:val="28"/>
-          <w:lang w:val="en-US"/>
-        </w:rPr>
-        <w:t>(</w:t>
-      </w:r>
-      <w:proofErr w:type="gramEnd"/>
-      <w:r>
-        <w:rPr>
-          <w:color w:val="000000"/>
-          <w:sz w:val="28"/>
-          <w:szCs w:val="28"/>
-          <w:lang w:val="en-US"/>
-        </w:rPr>
-        <w:t xml:space="preserve">), _ =&gt; </w:t>
-      </w:r>
-      <w:proofErr w:type="spellStart"/>
-      <w:proofErr w:type="gramStart"/>
-      <w:r>
-        <w:rPr>
-          <w:color w:val="000000"/>
-          <w:sz w:val="28"/>
-          <w:szCs w:val="28"/>
-          <w:lang w:val="en-US"/>
-        </w:rPr>
-        <w:t>SelectedClient</w:t>
-      </w:r>
-      <w:proofErr w:type="spellEnd"/>
-      <w:r>
-        <w:rPr>
-          <w:color w:val="000000"/>
-          <w:sz w:val="28"/>
-          <w:szCs w:val="28"/>
-          <w:lang w:val="en-US"/>
-        </w:rPr>
-        <w:t xml:space="preserve"> !</w:t>
-      </w:r>
-      <w:proofErr w:type="gramEnd"/>
-      <w:r>
-        <w:rPr>
-          <w:color w:val="000000"/>
-          <w:sz w:val="28"/>
-          <w:szCs w:val="28"/>
-          <w:lang w:val="en-US"/>
-        </w:rPr>
-        <w:t>= null);</w:t>
-      </w:r>
-    </w:p>
-    <w:p>
-      <w:pPr>
-        <w:pStyle w:val="aa"/>
-        <w:spacing w:before="0" w:beforeAutospacing="0" w:after="0" w:afterAutospacing="0"/>
-        <w:ind w:firstLine="709"/>
-        <w:jc w:val="both"/>
-        <w:rPr>
-          <w:color w:val="000000"/>
-          <w:sz w:val="28"/>
-          <w:szCs w:val="28"/>
-          <w:lang w:val="en-US"/>
-        </w:rPr>
-      </w:pPr>
-      <w:r>
-        <w:rPr>
-          <w:color w:val="000000"/>
-          <w:sz w:val="28"/>
-          <w:szCs w:val="28"/>
-          <w:lang w:val="en-US"/>
-        </w:rPr>
-        <w:t xml:space="preserve">         _ = </w:t>
-      </w:r>
-      <w:proofErr w:type="spellStart"/>
-      <w:proofErr w:type="gramStart"/>
-      <w:r>
-        <w:rPr>
-          <w:color w:val="000000"/>
-          <w:sz w:val="28"/>
-          <w:szCs w:val="28"/>
-          <w:lang w:val="en-US"/>
-        </w:rPr>
-        <w:t>LoadClientsAsync</w:t>
-      </w:r>
-      <w:proofErr w:type="spellEnd"/>
-      <w:r>
-        <w:rPr>
-          <w:color w:val="000000"/>
-          <w:sz w:val="28"/>
-          <w:szCs w:val="28"/>
-          <w:lang w:val="en-US"/>
-        </w:rPr>
-        <w:t>(</w:t>
-      </w:r>
-      <w:proofErr w:type="gramEnd"/>
-      <w:r>
-        <w:rPr>
-          <w:color w:val="000000"/>
-          <w:sz w:val="28"/>
-          <w:szCs w:val="28"/>
-          <w:lang w:val="en-US"/>
-        </w:rPr>
-        <w:t>);</w:t>
-      </w:r>
-    </w:p>
-    <w:p>
-      <w:pPr>
-        <w:pStyle w:val="aa"/>
-        <w:spacing w:before="0" w:beforeAutospacing="0" w:after="0" w:afterAutospacing="0"/>
-        <w:ind w:firstLine="709"/>
-        <w:jc w:val="both"/>
-        <w:rPr>
-          <w:color w:val="000000"/>
-          <w:sz w:val="28"/>
-          <w:szCs w:val="28"/>
-          <w:lang w:val="en-US"/>
-        </w:rPr>
-      </w:pPr>
-      <w:r>
-        <w:rPr>
-          <w:color w:val="000000"/>
-          <w:sz w:val="28"/>
-          <w:szCs w:val="28"/>
-          <w:lang w:val="en-US"/>
-        </w:rPr>
-        <w:t xml:space="preserve">     }</w:t>
-      </w:r>
-    </w:p>
-    <w:p>
-      <w:pPr>
-        <w:pStyle w:val="aa"/>
-        <w:spacing w:before="0" w:beforeAutospacing="0" w:after="0" w:afterAutospacing="0"/>
-        <w:ind w:firstLine="709"/>
-        <w:jc w:val="both"/>
-        <w:rPr>
-          <w:color w:val="000000"/>
-          <w:sz w:val="28"/>
-          <w:szCs w:val="28"/>
-          <w:lang w:val="en-US"/>
-        </w:rPr>
-      </w:pPr>
-      <w:r>
-        <w:rPr>
-          <w:color w:val="000000"/>
-          <w:sz w:val="28"/>
-          <w:szCs w:val="28"/>
-          <w:lang w:val="en-US"/>
-        </w:rPr>
-        <w:t xml:space="preserve">     public void </w:t>
-      </w:r>
-      <w:proofErr w:type="spellStart"/>
-      <w:proofErr w:type="gramStart"/>
-      <w:r>
-        <w:rPr>
-          <w:color w:val="000000"/>
-          <w:sz w:val="28"/>
-          <w:szCs w:val="28"/>
-          <w:lang w:val="en-US"/>
-        </w:rPr>
-        <w:t>AddClient</w:t>
-      </w:r>
-      <w:proofErr w:type="spellEnd"/>
-      <w:r>
-        <w:rPr>
-          <w:color w:val="000000"/>
-          <w:sz w:val="28"/>
-          <w:szCs w:val="28"/>
-          <w:lang w:val="en-US"/>
-        </w:rPr>
-        <w:t>(</w:t>
-      </w:r>
-      <w:proofErr w:type="gramEnd"/>
-      <w:r>
-        <w:rPr>
-          <w:color w:val="000000"/>
-          <w:sz w:val="28"/>
-          <w:szCs w:val="28"/>
-          <w:lang w:val="en-US"/>
-        </w:rPr>
-        <w:t>)</w:t>
-      </w:r>
-    </w:p>
-    <w:p>
-      <w:pPr>
-        <w:pStyle w:val="aa"/>
-        <w:spacing w:before="0" w:beforeAutospacing="0" w:after="0" w:afterAutospacing="0"/>
-        <w:ind w:firstLine="709"/>
-        <w:jc w:val="both"/>
-        <w:rPr>
-          <w:color w:val="000000"/>
-          <w:sz w:val="28"/>
-          <w:szCs w:val="28"/>
-          <w:lang w:val="en-US"/>
-        </w:rPr>
-      </w:pPr>
-      <w:r>
-        <w:rPr>
-          <w:color w:val="000000"/>
-          <w:sz w:val="28"/>
-          <w:szCs w:val="28"/>
-          <w:lang w:val="en-US"/>
-        </w:rPr>
-        <w:t xml:space="preserve">     {</w:t>
-      </w:r>
-    </w:p>
-    <w:p>
-      <w:pPr>
-        <w:pStyle w:val="aa"/>
-        <w:spacing w:before="0" w:beforeAutospacing="0" w:after="0" w:afterAutospacing="0"/>
-        <w:ind w:firstLine="709"/>
-        <w:jc w:val="both"/>
-        <w:rPr>
-          <w:color w:val="000000"/>
-          <w:sz w:val="28"/>
-          <w:szCs w:val="28"/>
-          <w:lang w:val="en-US"/>
-        </w:rPr>
-      </w:pPr>
-      <w:r>
-        <w:rPr>
-          <w:color w:val="000000"/>
-          <w:sz w:val="28"/>
-          <w:szCs w:val="28"/>
-          <w:lang w:val="en-US"/>
-        </w:rPr>
-        <w:t xml:space="preserve">         var </w:t>
-      </w:r>
-      <w:proofErr w:type="spellStart"/>
-      <w:r>
-        <w:rPr>
-          <w:color w:val="000000"/>
-          <w:sz w:val="28"/>
-          <w:szCs w:val="28"/>
-          <w:lang w:val="en-US"/>
-        </w:rPr>
-        <w:t>vm</w:t>
-      </w:r>
-      <w:proofErr w:type="spellEnd"/>
-      <w:r>
-        <w:rPr>
-          <w:color w:val="000000"/>
-          <w:sz w:val="28"/>
-          <w:szCs w:val="28"/>
-          <w:lang w:val="en-US"/>
-        </w:rPr>
-        <w:t xml:space="preserve"> = new </w:t>
-      </w:r>
-      <w:proofErr w:type="spellStart"/>
-      <w:proofErr w:type="gramStart"/>
-      <w:r>
-        <w:rPr>
-          <w:color w:val="000000"/>
-          <w:sz w:val="28"/>
-          <w:szCs w:val="28"/>
-          <w:lang w:val="en-US"/>
-        </w:rPr>
-        <w:t>ClientDialogVM</w:t>
-      </w:r>
-      <w:proofErr w:type="spellEnd"/>
-      <w:r>
-        <w:rPr>
-          <w:color w:val="000000"/>
-          <w:sz w:val="28"/>
-          <w:szCs w:val="28"/>
-          <w:lang w:val="en-US"/>
-        </w:rPr>
-        <w:t>(</w:t>
-      </w:r>
-      <w:proofErr w:type="gramEnd"/>
-      <w:r>
-        <w:rPr>
-          <w:color w:val="000000"/>
-          <w:sz w:val="28"/>
-          <w:szCs w:val="28"/>
-          <w:lang w:val="en-US"/>
-        </w:rPr>
-        <w:t>);</w:t>
-      </w:r>
-    </w:p>
-    <w:p>
-      <w:pPr>
-        <w:pStyle w:val="aa"/>
-        <w:spacing w:before="0" w:beforeAutospacing="0" w:after="0" w:afterAutospacing="0"/>
-        <w:ind w:firstLine="709"/>
-        <w:jc w:val="both"/>
-        <w:rPr>
-          <w:color w:val="000000"/>
-          <w:sz w:val="28"/>
-          <w:szCs w:val="28"/>
-          <w:lang w:val="en-US"/>
-        </w:rPr>
-      </w:pPr>
-      <w:r>
-        <w:rPr>
-          <w:color w:val="000000"/>
-          <w:sz w:val="28"/>
-          <w:szCs w:val="28"/>
-          <w:lang w:val="en-US"/>
-        </w:rPr>
-        <w:t xml:space="preserve">         var window = new </w:t>
-      </w:r>
-      <w:proofErr w:type="spellStart"/>
-      <w:r>
-        <w:rPr>
-          <w:color w:val="000000"/>
-          <w:sz w:val="28"/>
-          <w:szCs w:val="28"/>
-          <w:lang w:val="en-US"/>
-        </w:rPr>
-        <w:t>ClientDialogWindow</w:t>
-      </w:r>
-      <w:proofErr w:type="spellEnd"/>
-    </w:p>
-    <w:p>
-      <w:pPr>
-        <w:pStyle w:val="aa"/>
-        <w:spacing w:before="0" w:beforeAutospacing="0" w:after="0" w:afterAutospacing="0"/>
-        <w:ind w:firstLine="709"/>
-        <w:jc w:val="both"/>
-        <w:rPr>
-          <w:color w:val="000000"/>
-          <w:sz w:val="28"/>
-          <w:szCs w:val="28"/>
-          <w:lang w:val="en-US"/>
-        </w:rPr>
-      </w:pPr>
-      <w:r>
-        <w:rPr>
-          <w:color w:val="000000"/>
-          <w:sz w:val="28"/>
-          <w:szCs w:val="28"/>
-          <w:lang w:val="en-US"/>
-        </w:rPr>
-        <w:t xml:space="preserve">         {</w:t>
-      </w:r>
-    </w:p>
-    <w:p>
-      <w:pPr>
-        <w:pStyle w:val="aa"/>
-        <w:spacing w:before="0" w:beforeAutospacing="0" w:after="0" w:afterAutospacing="0"/>
-        <w:ind w:firstLine="709"/>
-        <w:jc w:val="both"/>
-        <w:rPr>
-          <w:color w:val="000000"/>
-          <w:sz w:val="28"/>
-          <w:szCs w:val="28"/>
-          <w:lang w:val="en-US"/>
-        </w:rPr>
-      </w:pPr>
-      <w:r>
-        <w:rPr>
-          <w:color w:val="000000"/>
-          <w:sz w:val="28"/>
-          <w:szCs w:val="28"/>
-          <w:lang w:val="en-US"/>
-        </w:rPr>
-        <w:t xml:space="preserve">             </w:t>
-      </w:r>
-      <w:proofErr w:type="spellStart"/>
-      <w:r>
-        <w:rPr>
-          <w:color w:val="000000"/>
-          <w:sz w:val="28"/>
-          <w:szCs w:val="28"/>
-          <w:lang w:val="en-US"/>
-        </w:rPr>
-        <w:t>DataContext</w:t>
-      </w:r>
-      <w:proofErr w:type="spellEnd"/>
-      <w:r>
-        <w:rPr>
-          <w:color w:val="000000"/>
-          <w:sz w:val="28"/>
-          <w:szCs w:val="28"/>
-          <w:lang w:val="en-US"/>
-        </w:rPr>
-        <w:t xml:space="preserve"> = vm</w:t>
-      </w:r>
-    </w:p>
-    <w:p>
-      <w:pPr>
-        <w:pStyle w:val="aa"/>
-        <w:spacing w:before="0" w:beforeAutospacing="0" w:after="0" w:afterAutospacing="0"/>
-        <w:ind w:firstLine="709"/>
-        <w:jc w:val="both"/>
-        <w:rPr>
-          <w:color w:val="000000"/>
-          <w:sz w:val="28"/>
-          <w:szCs w:val="28"/>
-          <w:lang w:val="en-US"/>
-        </w:rPr>
-      </w:pPr>
-      <w:r>
-        <w:rPr>
-          <w:color w:val="000000"/>
-          <w:sz w:val="28"/>
-          <w:szCs w:val="28"/>
-          <w:lang w:val="en-US"/>
-        </w:rPr>
-        <w:t xml:space="preserve">         };</w:t>
-      </w:r>
-    </w:p>
-    <w:p>
-      <w:pPr>
-        <w:pStyle w:val="aa"/>
-        <w:spacing w:before="0" w:beforeAutospacing="0" w:after="0" w:afterAutospacing="0"/>
-        <w:ind w:firstLine="709"/>
-        <w:jc w:val="both"/>
-        <w:rPr>
-          <w:color w:val="000000"/>
-          <w:sz w:val="28"/>
-          <w:szCs w:val="28"/>
-          <w:lang w:val="en-US"/>
-        </w:rPr>
-      </w:pPr>
-      <w:r>
-        <w:rPr>
-          <w:color w:val="000000"/>
-          <w:sz w:val="28"/>
-          <w:szCs w:val="28"/>
-          <w:lang w:val="en-US"/>
-        </w:rPr>
-        <w:t xml:space="preserve">         </w:t>
-      </w:r>
-      <w:proofErr w:type="spellStart"/>
-      <w:proofErr w:type="gramStart"/>
-      <w:r>
-        <w:rPr>
-          <w:color w:val="000000"/>
-          <w:sz w:val="28"/>
-          <w:szCs w:val="28"/>
-          <w:lang w:val="en-US"/>
-        </w:rPr>
-        <w:t>window.ShowDialog</w:t>
-      </w:r>
-      <w:proofErr w:type="spellEnd"/>
-      <w:proofErr w:type="gramEnd"/>
-      <w:r>
-        <w:rPr>
-          <w:color w:val="000000"/>
-          <w:sz w:val="28"/>
-          <w:szCs w:val="28"/>
-          <w:lang w:val="en-US"/>
-        </w:rPr>
-        <w:t>();</w:t>
-      </w:r>
-    </w:p>
-    <w:p>
-      <w:pPr>
-        <w:pStyle w:val="aa"/>
-        <w:spacing w:before="0" w:beforeAutospacing="0" w:after="0" w:afterAutospacing="0"/>
-        <w:ind w:firstLine="709"/>
-        <w:jc w:val="both"/>
-        <w:rPr>
-          <w:color w:val="000000"/>
-          <w:sz w:val="28"/>
-          <w:szCs w:val="28"/>
-          <w:lang w:val="en-US"/>
-        </w:rPr>
-      </w:pPr>
-      <w:r>
-        <w:rPr>
-          <w:color w:val="000000"/>
-          <w:sz w:val="28"/>
-          <w:szCs w:val="28"/>
-          <w:lang w:val="en-US"/>
-        </w:rPr>
-        <w:t xml:space="preserve">         if (</w:t>
-      </w:r>
-      <w:proofErr w:type="spellStart"/>
-      <w:proofErr w:type="gramStart"/>
-      <w:r>
-        <w:rPr>
-          <w:color w:val="000000"/>
-          <w:sz w:val="28"/>
-          <w:szCs w:val="28"/>
-          <w:lang w:val="en-US"/>
-        </w:rPr>
-        <w:t>vm.ClientSaved</w:t>
-      </w:r>
-      <w:proofErr w:type="spellEnd"/>
-      <w:proofErr w:type="gramEnd"/>
-      <w:r>
-        <w:rPr>
-          <w:color w:val="000000"/>
-          <w:sz w:val="28"/>
-          <w:szCs w:val="28"/>
-          <w:lang w:val="en-US"/>
-        </w:rPr>
-        <w:t>)</w:t>
-      </w:r>
-    </w:p>
-    <w:p>
-      <w:pPr>
-        <w:pStyle w:val="aa"/>
-        <w:spacing w:before="0" w:beforeAutospacing="0" w:after="0" w:afterAutospacing="0"/>
-        <w:ind w:firstLine="709"/>
-        <w:jc w:val="both"/>
-        <w:rPr>
-          <w:color w:val="000000"/>
-          <w:sz w:val="28"/>
-          <w:szCs w:val="28"/>
-          <w:lang w:val="en-US"/>
-        </w:rPr>
-      </w:pPr>
-      <w:r>
-        <w:rPr>
-          <w:color w:val="000000"/>
-          <w:sz w:val="28"/>
-          <w:szCs w:val="28"/>
-          <w:lang w:val="en-US"/>
-        </w:rPr>
-        <w:t xml:space="preserve">         {</w:t>
-      </w:r>
-    </w:p>
-    <w:p>
-      <w:pPr>
-        <w:pStyle w:val="aa"/>
-        <w:spacing w:before="0" w:beforeAutospacing="0" w:after="0" w:afterAutospacing="0"/>
-        <w:ind w:firstLine="709"/>
-        <w:jc w:val="both"/>
-        <w:rPr>
-          <w:color w:val="000000"/>
-          <w:sz w:val="28"/>
-          <w:szCs w:val="28"/>
-          <w:lang w:val="en-US"/>
-        </w:rPr>
-      </w:pPr>
-      <w:r>
-        <w:rPr>
-          <w:color w:val="000000"/>
-          <w:sz w:val="28"/>
-          <w:szCs w:val="28"/>
-          <w:lang w:val="en-US"/>
-        </w:rPr>
-        <w:t xml:space="preserve">             _</w:t>
-      </w:r>
-      <w:proofErr w:type="spellStart"/>
-      <w:r>
-        <w:rPr>
-          <w:color w:val="000000"/>
-          <w:sz w:val="28"/>
-          <w:szCs w:val="28"/>
-          <w:lang w:val="en-US"/>
-        </w:rPr>
-        <w:t>clientService.AddClient</w:t>
-      </w:r>
-      <w:proofErr w:type="spellEnd"/>
-      <w:r>
-        <w:rPr>
-          <w:color w:val="000000"/>
-          <w:sz w:val="28"/>
-          <w:szCs w:val="28"/>
-          <w:lang w:val="en-US"/>
-        </w:rPr>
-        <w:t>(</w:t>
-      </w:r>
-      <w:proofErr w:type="spellStart"/>
-      <w:proofErr w:type="gramStart"/>
-      <w:r>
-        <w:rPr>
-          <w:color w:val="000000"/>
-          <w:sz w:val="28"/>
-          <w:szCs w:val="28"/>
-          <w:lang w:val="en-US"/>
-        </w:rPr>
-        <w:t>vm.Client</w:t>
-      </w:r>
-      <w:proofErr w:type="spellEnd"/>
-      <w:proofErr w:type="gramEnd"/>
-      <w:r>
-        <w:rPr>
-          <w:color w:val="000000"/>
-          <w:sz w:val="28"/>
-          <w:szCs w:val="28"/>
-          <w:lang w:val="en-US"/>
-        </w:rPr>
-        <w:t>);</w:t>
-      </w:r>
-    </w:p>
-    <w:p>
-      <w:pPr>
-        <w:pStyle w:val="aa"/>
-        <w:spacing w:before="0" w:beforeAutospacing="0" w:after="0" w:afterAutospacing="0"/>
-        <w:ind w:firstLine="709"/>
-        <w:jc w:val="both"/>
-        <w:rPr>
-          <w:color w:val="000000"/>
-          <w:sz w:val="28"/>
-          <w:szCs w:val="28"/>
-          <w:lang w:val="en-US"/>
-        </w:rPr>
-      </w:pPr>
-      <w:r>
-        <w:rPr>
-          <w:color w:val="000000"/>
-          <w:sz w:val="28"/>
-          <w:szCs w:val="28"/>
-          <w:lang w:val="en-US"/>
-        </w:rPr>
-        <w:t xml:space="preserve">             </w:t>
-      </w:r>
-      <w:proofErr w:type="spellStart"/>
-      <w:r>
-        <w:rPr>
-          <w:color w:val="000000"/>
-          <w:sz w:val="28"/>
-          <w:szCs w:val="28"/>
-          <w:lang w:val="en-US"/>
-        </w:rPr>
-        <w:t>Clients.Add</w:t>
-      </w:r>
-      <w:proofErr w:type="spellEnd"/>
-      <w:r>
-        <w:rPr>
-          <w:color w:val="000000"/>
-          <w:sz w:val="28"/>
-          <w:szCs w:val="28"/>
-          <w:lang w:val="en-US"/>
-        </w:rPr>
-        <w:t>(</w:t>
-      </w:r>
-      <w:proofErr w:type="spellStart"/>
-      <w:proofErr w:type="gramStart"/>
-      <w:r>
-        <w:rPr>
-          <w:color w:val="000000"/>
-          <w:sz w:val="28"/>
-          <w:szCs w:val="28"/>
-          <w:lang w:val="en-US"/>
-        </w:rPr>
-        <w:t>vm.Client</w:t>
-      </w:r>
-      <w:proofErr w:type="spellEnd"/>
-      <w:proofErr w:type="gramEnd"/>
-      <w:r>
-        <w:rPr>
-          <w:color w:val="000000"/>
-          <w:sz w:val="28"/>
-          <w:szCs w:val="28"/>
-          <w:lang w:val="en-US"/>
-        </w:rPr>
-        <w:t>);</w:t>
-      </w:r>
-    </w:p>
-    <w:p>
-      <w:pPr>
-        <w:pStyle w:val="aa"/>
-        <w:spacing w:before="0" w:beforeAutospacing="0" w:after="0" w:afterAutospacing="0"/>
-        <w:ind w:firstLine="709"/>
-        <w:jc w:val="both"/>
-        <w:rPr>
-          <w:color w:val="000000"/>
-          <w:sz w:val="28"/>
-          <w:szCs w:val="28"/>
-          <w:lang w:val="en-US"/>
-        </w:rPr>
-      </w:pPr>
-      <w:r>
-        <w:rPr>
-          <w:color w:val="000000"/>
-          <w:sz w:val="28"/>
-          <w:szCs w:val="28"/>
-          <w:lang w:val="en-US"/>
-        </w:rPr>
-        <w:t xml:space="preserve">         }</w:t>
-      </w:r>
-    </w:p>
-    <w:p>
-      <w:pPr>
-        <w:pStyle w:val="aa"/>
-        <w:spacing w:before="0" w:beforeAutospacing="0" w:after="0" w:afterAutospacing="0"/>
-        <w:ind w:firstLine="709"/>
-        <w:jc w:val="both"/>
-        <w:rPr>
-          <w:color w:val="000000"/>
-          <w:sz w:val="28"/>
-          <w:szCs w:val="28"/>
-          <w:lang w:val="en-US"/>
-        </w:rPr>
-      </w:pPr>
-      <w:r>
-        <w:rPr>
-          <w:color w:val="000000"/>
-          <w:sz w:val="28"/>
-          <w:szCs w:val="28"/>
-          <w:lang w:val="en-US"/>
-        </w:rPr>
-        <w:t xml:space="preserve">     }</w:t>
-      </w:r>
-    </w:p>
-    <w:p>
-      <w:pPr>
-        <w:pStyle w:val="aa"/>
-        <w:spacing w:before="0" w:beforeAutospacing="0" w:after="0" w:afterAutospacing="0"/>
-        <w:ind w:firstLine="709"/>
-        <w:jc w:val="both"/>
-        <w:rPr>
-          <w:color w:val="000000"/>
-          <w:sz w:val="28"/>
-          <w:szCs w:val="28"/>
-          <w:lang w:val="en-US"/>
-        </w:rPr>
-      </w:pPr>
-      <w:r>
-        <w:rPr>
-          <w:color w:val="000000"/>
-          <w:sz w:val="28"/>
-          <w:szCs w:val="28"/>
-          <w:lang w:val="en-US"/>
-        </w:rPr>
-        <w:t xml:space="preserve">     public void </w:t>
-      </w:r>
-      <w:proofErr w:type="spellStart"/>
-      <w:proofErr w:type="gramStart"/>
-      <w:r>
-        <w:rPr>
-          <w:color w:val="000000"/>
-          <w:sz w:val="28"/>
-          <w:szCs w:val="28"/>
-          <w:lang w:val="en-US"/>
-        </w:rPr>
-        <w:t>DelClient</w:t>
-      </w:r>
-      <w:proofErr w:type="spellEnd"/>
-      <w:r>
-        <w:rPr>
-          <w:color w:val="000000"/>
-          <w:sz w:val="28"/>
-          <w:szCs w:val="28"/>
-          <w:lang w:val="en-US"/>
-        </w:rPr>
-        <w:t>(</w:t>
-      </w:r>
-      <w:proofErr w:type="gramEnd"/>
-      <w:r>
-        <w:rPr>
-          <w:color w:val="000000"/>
-          <w:sz w:val="28"/>
-          <w:szCs w:val="28"/>
-          <w:lang w:val="en-US"/>
-        </w:rPr>
-        <w:t>)</w:t>
-      </w:r>
-    </w:p>
-    <w:p>
-      <w:pPr>
-        <w:pStyle w:val="aa"/>
-        <w:spacing w:before="0" w:beforeAutospacing="0" w:after="0" w:afterAutospacing="0"/>
-        <w:ind w:firstLine="709"/>
-        <w:jc w:val="both"/>
-        <w:rPr>
-          <w:color w:val="000000"/>
-          <w:sz w:val="28"/>
-          <w:szCs w:val="28"/>
-          <w:lang w:val="en-US"/>
-        </w:rPr>
-      </w:pPr>
-      <w:r>
-        <w:rPr>
-          <w:color w:val="000000"/>
-          <w:sz w:val="28"/>
-          <w:szCs w:val="28"/>
-          <w:lang w:val="en-US"/>
-        </w:rPr>
-        <w:t xml:space="preserve">     {</w:t>
-      </w:r>
-    </w:p>
-    <w:p>
-      <w:pPr>
-        <w:pStyle w:val="aa"/>
-        <w:spacing w:before="0" w:beforeAutospacing="0" w:after="0" w:afterAutospacing="0"/>
-        <w:ind w:firstLine="709"/>
-        <w:jc w:val="both"/>
-        <w:rPr>
-          <w:color w:val="000000"/>
-          <w:sz w:val="28"/>
-          <w:szCs w:val="28"/>
-          <w:lang w:val="en-US"/>
-        </w:rPr>
-      </w:pPr>
-      <w:r>
-        <w:rPr>
-          <w:color w:val="000000"/>
-          <w:sz w:val="28"/>
-          <w:szCs w:val="28"/>
-          <w:lang w:val="en-US"/>
-        </w:rPr>
-        <w:t xml:space="preserve">         if (</w:t>
-      </w:r>
-      <w:proofErr w:type="spellStart"/>
-      <w:r>
-        <w:rPr>
-          <w:color w:val="000000"/>
-          <w:sz w:val="28"/>
-          <w:szCs w:val="28"/>
-          <w:lang w:val="en-US"/>
-        </w:rPr>
-        <w:t>SelectedClient</w:t>
-      </w:r>
-      <w:proofErr w:type="spellEnd"/>
-      <w:r>
-        <w:rPr>
-          <w:color w:val="000000"/>
-          <w:sz w:val="28"/>
-          <w:szCs w:val="28"/>
-          <w:lang w:val="en-US"/>
-        </w:rPr>
-        <w:t xml:space="preserve"> == null) return;</w:t>
-      </w:r>
-    </w:p>
-    <w:p>
-      <w:pPr>
-        <w:pStyle w:val="aa"/>
-        <w:spacing w:before="0" w:beforeAutospacing="0" w:after="0" w:afterAutospacing="0"/>
-        <w:ind w:firstLine="709"/>
-        <w:jc w:val="both"/>
-        <w:rPr>
-          <w:color w:val="000000"/>
-          <w:sz w:val="28"/>
-          <w:szCs w:val="28"/>
-          <w:lang w:val="en-US"/>
-        </w:rPr>
-      </w:pPr>
-      <w:r>
-        <w:rPr>
-          <w:color w:val="000000"/>
-          <w:sz w:val="28"/>
-          <w:szCs w:val="28"/>
-          <w:lang w:val="en-US"/>
-        </w:rPr>
-        <w:lastRenderedPageBreak/>
-        <w:t xml:space="preserve">         </w:t>
-      </w:r>
-      <w:r>
-        <w:rPr>
-          <w:color w:val="000000"/>
-          <w:sz w:val="28"/>
-          <w:szCs w:val="28"/>
-          <w:lang w:val="en-US"/>
-        </w:rPr>
-        <w:t>if</w:t>
-      </w:r>
-      <w:r>
-        <w:rPr>
-          <w:color w:val="000000"/>
-          <w:sz w:val="28"/>
-          <w:szCs w:val="28"/>
-          <w:lang w:val="en-US"/>
-        </w:rPr>
-        <w:t xml:space="preserve"> (</w:t>
-      </w:r>
-      <w:proofErr w:type="spellStart"/>
-      <w:r>
-        <w:rPr>
-          <w:color w:val="000000"/>
-          <w:sz w:val="28"/>
-          <w:szCs w:val="28"/>
-          <w:lang w:val="en-US"/>
-        </w:rPr>
-        <w:t>MessageBox</w:t>
-      </w:r>
-      <w:r>
-        <w:rPr>
-          <w:color w:val="000000"/>
-          <w:sz w:val="28"/>
-          <w:szCs w:val="28"/>
-          <w:lang w:val="en-US"/>
-        </w:rPr>
-        <w:t>.</w:t>
-      </w:r>
-      <w:r>
-        <w:rPr>
-          <w:color w:val="000000"/>
-          <w:sz w:val="28"/>
-          <w:szCs w:val="28"/>
-          <w:lang w:val="en-US"/>
-        </w:rPr>
-        <w:t>Show</w:t>
-      </w:r>
-      <w:proofErr w:type="spellEnd"/>
-      <w:r>
-        <w:rPr>
-          <w:color w:val="000000"/>
-          <w:sz w:val="28"/>
-          <w:szCs w:val="28"/>
-          <w:lang w:val="en-US"/>
-        </w:rPr>
-        <w:t>($"</w:t>
-      </w:r>
-      <w:r>
-        <w:rPr>
-          <w:color w:val="000000"/>
-          <w:sz w:val="28"/>
-          <w:szCs w:val="28"/>
-        </w:rPr>
-        <w:t>Удалить</w:t>
-      </w:r>
-      <w:r>
-        <w:rPr>
-          <w:color w:val="000000"/>
-          <w:sz w:val="28"/>
-          <w:szCs w:val="28"/>
-          <w:lang w:val="en-US"/>
-        </w:rPr>
-        <w:t xml:space="preserve"> </w:t>
-      </w:r>
-      <w:r>
-        <w:rPr>
-          <w:color w:val="000000"/>
-          <w:sz w:val="28"/>
-          <w:szCs w:val="28"/>
-        </w:rPr>
-        <w:t>клиента</w:t>
-      </w:r>
-      <w:r>
-        <w:rPr>
-          <w:color w:val="000000"/>
-          <w:sz w:val="28"/>
-          <w:szCs w:val="28"/>
-          <w:lang w:val="en-US"/>
-        </w:rPr>
-        <w:t xml:space="preserve"> {</w:t>
-      </w:r>
-      <w:proofErr w:type="spellStart"/>
-      <w:r>
-        <w:rPr>
-          <w:color w:val="000000"/>
-          <w:sz w:val="28"/>
-          <w:szCs w:val="28"/>
-          <w:lang w:val="en-US"/>
-        </w:rPr>
-        <w:t>SelectedClient</w:t>
-      </w:r>
-      <w:r>
-        <w:rPr>
-          <w:color w:val="000000"/>
-          <w:sz w:val="28"/>
-          <w:szCs w:val="28"/>
-          <w:lang w:val="en-US"/>
-        </w:rPr>
-        <w:t>.</w:t>
-      </w:r>
-      <w:r>
-        <w:rPr>
-          <w:color w:val="000000"/>
-          <w:sz w:val="28"/>
-          <w:szCs w:val="28"/>
-          <w:lang w:val="en-US"/>
-        </w:rPr>
-        <w:t>FullName</w:t>
-      </w:r>
-      <w:proofErr w:type="spellEnd"/>
-      <w:r>
-        <w:rPr>
-          <w:color w:val="000000"/>
-          <w:sz w:val="28"/>
-          <w:szCs w:val="28"/>
-          <w:lang w:val="en-US"/>
-        </w:rPr>
-        <w:t>}?", "</w:t>
-      </w:r>
-      <w:r>
-        <w:rPr>
-          <w:color w:val="000000"/>
-          <w:sz w:val="28"/>
-          <w:szCs w:val="28"/>
-        </w:rPr>
-        <w:t>Подтверждение</w:t>
-      </w:r>
-      <w:r>
-        <w:rPr>
-          <w:color w:val="000000"/>
-          <w:sz w:val="28"/>
-          <w:szCs w:val="28"/>
-          <w:lang w:val="en-US"/>
-        </w:rPr>
-        <w:t>",</w:t>
-      </w:r>
-    </w:p>
-    <w:p>
-      <w:pPr>
-        <w:pStyle w:val="aa"/>
-        <w:spacing w:before="0" w:beforeAutospacing="0" w:after="0" w:afterAutospacing="0"/>
-        <w:ind w:firstLine="709"/>
-        <w:jc w:val="both"/>
-        <w:rPr>
-          <w:color w:val="000000"/>
-          <w:sz w:val="28"/>
-          <w:szCs w:val="28"/>
-          <w:lang w:val="en-US"/>
-        </w:rPr>
-      </w:pPr>
-      <w:r>
-        <w:rPr>
-          <w:color w:val="000000"/>
-          <w:sz w:val="28"/>
-          <w:szCs w:val="28"/>
-          <w:lang w:val="en-US"/>
-        </w:rPr>
-        <w:t xml:space="preserve">             </w:t>
-      </w:r>
-      <w:proofErr w:type="spellStart"/>
-      <w:r>
-        <w:rPr>
-          <w:color w:val="000000"/>
-          <w:sz w:val="28"/>
-          <w:szCs w:val="28"/>
-          <w:lang w:val="en-US"/>
-        </w:rPr>
-        <w:t>MessageBoxButton.YesNo</w:t>
-      </w:r>
-      <w:proofErr w:type="spellEnd"/>
-      <w:r>
-        <w:rPr>
-          <w:color w:val="000000"/>
-          <w:sz w:val="28"/>
-          <w:szCs w:val="28"/>
-          <w:lang w:val="en-US"/>
-        </w:rPr>
-        <w:t xml:space="preserve">, </w:t>
-      </w:r>
-      <w:proofErr w:type="spellStart"/>
-      <w:r>
-        <w:rPr>
-          <w:color w:val="000000"/>
-          <w:sz w:val="28"/>
-          <w:szCs w:val="28"/>
-          <w:lang w:val="en-US"/>
-        </w:rPr>
-        <w:t>MessageBoxImage.Warning</w:t>
-      </w:r>
-      <w:proofErr w:type="spellEnd"/>
-      <w:r>
-        <w:rPr>
-          <w:color w:val="000000"/>
-          <w:sz w:val="28"/>
-          <w:szCs w:val="28"/>
-          <w:lang w:val="en-US"/>
-        </w:rPr>
-        <w:t xml:space="preserve">) == </w:t>
-      </w:r>
-      <w:proofErr w:type="spellStart"/>
-      <w:r>
-        <w:rPr>
-          <w:color w:val="000000"/>
-          <w:sz w:val="28"/>
-          <w:szCs w:val="28"/>
-          <w:lang w:val="en-US"/>
-        </w:rPr>
-        <w:t>MessageBoxResult.Yes</w:t>
-      </w:r>
-      <w:proofErr w:type="spellEnd"/>
-      <w:r>
-        <w:rPr>
-          <w:color w:val="000000"/>
-          <w:sz w:val="28"/>
-          <w:szCs w:val="28"/>
-          <w:lang w:val="en-US"/>
-        </w:rPr>
-        <w:t>)</w:t>
-      </w:r>
-    </w:p>
-    <w:p>
-      <w:pPr>
-        <w:pStyle w:val="aa"/>
-        <w:spacing w:before="0" w:beforeAutospacing="0" w:after="0" w:afterAutospacing="0"/>
-        <w:ind w:firstLine="709"/>
-        <w:jc w:val="both"/>
-        <w:rPr>
-          <w:color w:val="000000"/>
-          <w:sz w:val="28"/>
-          <w:szCs w:val="28"/>
-          <w:lang w:val="en-US"/>
-        </w:rPr>
-      </w:pPr>
-      <w:r>
-        <w:rPr>
-          <w:color w:val="000000"/>
-          <w:sz w:val="28"/>
-          <w:szCs w:val="28"/>
-          <w:lang w:val="en-US"/>
-        </w:rPr>
-        <w:t xml:space="preserve">         {</w:t>
-      </w:r>
-    </w:p>
-    <w:p>
-      <w:pPr>
-        <w:pStyle w:val="aa"/>
-        <w:spacing w:before="0" w:beforeAutospacing="0" w:after="0" w:afterAutospacing="0"/>
-        <w:ind w:firstLine="709"/>
-        <w:jc w:val="both"/>
-        <w:rPr>
-          <w:color w:val="000000"/>
-          <w:sz w:val="28"/>
-          <w:szCs w:val="28"/>
-          <w:lang w:val="en-US"/>
-        </w:rPr>
-      </w:pPr>
-      <w:r>
-        <w:rPr>
-          <w:color w:val="000000"/>
-          <w:sz w:val="28"/>
-          <w:szCs w:val="28"/>
-          <w:lang w:val="en-US"/>
-        </w:rPr>
-        <w:t xml:space="preserve">             _</w:t>
-      </w:r>
-      <w:proofErr w:type="spellStart"/>
-      <w:r>
-        <w:rPr>
-          <w:color w:val="000000"/>
-          <w:sz w:val="28"/>
-          <w:szCs w:val="28"/>
-          <w:lang w:val="en-US"/>
-        </w:rPr>
-        <w:t>clientService.DeleteClient</w:t>
-      </w:r>
-      <w:proofErr w:type="spellEnd"/>
-      <w:r>
-        <w:rPr>
-          <w:color w:val="000000"/>
-          <w:sz w:val="28"/>
-          <w:szCs w:val="28"/>
-          <w:lang w:val="en-US"/>
-        </w:rPr>
-        <w:t>(</w:t>
-      </w:r>
-      <w:proofErr w:type="spellStart"/>
-      <w:r>
-        <w:rPr>
-          <w:color w:val="000000"/>
-          <w:sz w:val="28"/>
-          <w:szCs w:val="28"/>
-          <w:lang w:val="en-US"/>
-        </w:rPr>
-        <w:t>SelectedClient</w:t>
-      </w:r>
-      <w:proofErr w:type="spellEnd"/>
-      <w:r>
-        <w:rPr>
-          <w:color w:val="000000"/>
-          <w:sz w:val="28"/>
-          <w:szCs w:val="28"/>
-          <w:lang w:val="en-US"/>
-        </w:rPr>
-        <w:t>);</w:t>
-      </w:r>
-    </w:p>
-    <w:p>
-      <w:pPr>
-        <w:pStyle w:val="aa"/>
-        <w:spacing w:before="0" w:beforeAutospacing="0" w:after="0" w:afterAutospacing="0"/>
-        <w:ind w:firstLine="709"/>
-        <w:jc w:val="both"/>
-        <w:rPr>
-          <w:color w:val="000000"/>
-          <w:sz w:val="28"/>
-          <w:szCs w:val="28"/>
-          <w:lang w:val="en-US"/>
-        </w:rPr>
-      </w:pPr>
-      <w:r>
-        <w:rPr>
-          <w:color w:val="000000"/>
-          <w:sz w:val="28"/>
-          <w:szCs w:val="28"/>
-          <w:lang w:val="en-US"/>
-        </w:rPr>
-        <w:t xml:space="preserve">             </w:t>
-      </w:r>
-      <w:proofErr w:type="spellStart"/>
-      <w:r>
-        <w:rPr>
-          <w:color w:val="000000"/>
-          <w:sz w:val="28"/>
-          <w:szCs w:val="28"/>
-          <w:lang w:val="en-US"/>
-        </w:rPr>
-        <w:t>Clients.Remove</w:t>
-      </w:r>
-      <w:proofErr w:type="spellEnd"/>
-      <w:r>
-        <w:rPr>
-          <w:color w:val="000000"/>
-          <w:sz w:val="28"/>
-          <w:szCs w:val="28"/>
-          <w:lang w:val="en-US"/>
-        </w:rPr>
-        <w:t>(</w:t>
-      </w:r>
-      <w:proofErr w:type="spellStart"/>
-      <w:r>
-        <w:rPr>
-          <w:color w:val="000000"/>
-          <w:sz w:val="28"/>
-          <w:szCs w:val="28"/>
-          <w:lang w:val="en-US"/>
-        </w:rPr>
-        <w:t>SelectedClient</w:t>
-      </w:r>
-      <w:proofErr w:type="spellEnd"/>
-      <w:r>
-        <w:rPr>
-          <w:color w:val="000000"/>
-          <w:sz w:val="28"/>
-          <w:szCs w:val="28"/>
-          <w:lang w:val="en-US"/>
-        </w:rPr>
-        <w:t>);</w:t>
-      </w:r>
-    </w:p>
-    <w:p>
-      <w:pPr>
-        <w:pStyle w:val="aa"/>
-        <w:spacing w:before="0" w:beforeAutospacing="0" w:after="0" w:afterAutospacing="0"/>
-        <w:ind w:firstLine="709"/>
-        <w:jc w:val="both"/>
-        <w:rPr>
-          <w:color w:val="000000"/>
-          <w:sz w:val="28"/>
-          <w:szCs w:val="28"/>
-          <w:lang w:val="en-US"/>
-        </w:rPr>
-      </w:pPr>
-      <w:r>
-        <w:rPr>
-          <w:color w:val="000000"/>
-          <w:sz w:val="28"/>
-          <w:szCs w:val="28"/>
-          <w:lang w:val="en-US"/>
-        </w:rPr>
-        <w:t xml:space="preserve">         }</w:t>
-      </w:r>
-    </w:p>
-    <w:p>
-      <w:pPr>
-        <w:pStyle w:val="aa"/>
-        <w:spacing w:before="0" w:beforeAutospacing="0" w:after="0" w:afterAutospacing="0"/>
-        <w:ind w:firstLine="709"/>
-        <w:jc w:val="both"/>
-        <w:rPr>
-          <w:color w:val="000000"/>
-          <w:sz w:val="28"/>
-          <w:szCs w:val="28"/>
-          <w:lang w:val="en-US"/>
-        </w:rPr>
-      </w:pPr>
-      <w:r>
-        <w:rPr>
-          <w:color w:val="000000"/>
-          <w:sz w:val="28"/>
-          <w:szCs w:val="28"/>
-          <w:lang w:val="en-US"/>
-        </w:rPr>
-        <w:t xml:space="preserve">     }</w:t>
-      </w:r>
-    </w:p>
-    <w:p>
-      <w:pPr>
-        <w:pStyle w:val="aa"/>
-        <w:spacing w:before="0" w:beforeAutospacing="0" w:after="0" w:afterAutospacing="0"/>
-        <w:ind w:firstLine="709"/>
-        <w:jc w:val="both"/>
-        <w:rPr>
-          <w:color w:val="000000"/>
-          <w:sz w:val="28"/>
-          <w:szCs w:val="28"/>
-          <w:lang w:val="en-US"/>
-        </w:rPr>
-      </w:pPr>
-      <w:r>
-        <w:rPr>
-          <w:color w:val="000000"/>
-          <w:sz w:val="28"/>
-          <w:szCs w:val="28"/>
-          <w:lang w:val="en-US"/>
-        </w:rPr>
-        <w:t xml:space="preserve">     public void </w:t>
-      </w:r>
-      <w:proofErr w:type="spellStart"/>
-      <w:proofErr w:type="gramStart"/>
-      <w:r>
-        <w:rPr>
-          <w:color w:val="000000"/>
-          <w:sz w:val="28"/>
-          <w:szCs w:val="28"/>
-          <w:lang w:val="en-US"/>
-        </w:rPr>
-        <w:t>EditClient</w:t>
-      </w:r>
-      <w:proofErr w:type="spellEnd"/>
-      <w:r>
-        <w:rPr>
-          <w:color w:val="000000"/>
-          <w:sz w:val="28"/>
-          <w:szCs w:val="28"/>
-          <w:lang w:val="en-US"/>
-        </w:rPr>
-        <w:t>(</w:t>
-      </w:r>
-      <w:proofErr w:type="gramEnd"/>
-      <w:r>
-        <w:rPr>
-          <w:color w:val="000000"/>
-          <w:sz w:val="28"/>
-          <w:szCs w:val="28"/>
-          <w:lang w:val="en-US"/>
-        </w:rPr>
-        <w:t>)</w:t>
-      </w:r>
-    </w:p>
-    <w:p>
-      <w:pPr>
-        <w:pStyle w:val="aa"/>
-        <w:spacing w:before="0" w:beforeAutospacing="0" w:after="0" w:afterAutospacing="0"/>
-        <w:ind w:firstLine="709"/>
-        <w:jc w:val="both"/>
-        <w:rPr>
-          <w:color w:val="000000"/>
-          <w:sz w:val="28"/>
-          <w:szCs w:val="28"/>
-          <w:lang w:val="en-US"/>
-        </w:rPr>
-      </w:pPr>
-      <w:r>
-        <w:rPr>
-          <w:color w:val="000000"/>
-          <w:sz w:val="28"/>
-          <w:szCs w:val="28"/>
-          <w:lang w:val="en-US"/>
-        </w:rPr>
-        <w:t xml:space="preserve">     {</w:t>
-      </w:r>
-    </w:p>
-    <w:p>
-      <w:pPr>
-        <w:pStyle w:val="aa"/>
-        <w:spacing w:before="0" w:beforeAutospacing="0" w:after="0" w:afterAutospacing="0"/>
-        <w:ind w:firstLine="709"/>
-        <w:jc w:val="both"/>
-        <w:rPr>
-          <w:color w:val="000000"/>
-          <w:sz w:val="28"/>
-          <w:szCs w:val="28"/>
-          <w:lang w:val="en-US"/>
-        </w:rPr>
-      </w:pPr>
-      <w:r>
-        <w:rPr>
-          <w:color w:val="000000"/>
-          <w:sz w:val="28"/>
-          <w:szCs w:val="28"/>
-          <w:lang w:val="en-US"/>
-        </w:rPr>
-        <w:t xml:space="preserve">         if (</w:t>
-      </w:r>
-      <w:proofErr w:type="spellStart"/>
-      <w:r>
-        <w:rPr>
-          <w:color w:val="000000"/>
-          <w:sz w:val="28"/>
-          <w:szCs w:val="28"/>
-          <w:lang w:val="en-US"/>
-        </w:rPr>
-        <w:t>SelectedClient</w:t>
-      </w:r>
-      <w:proofErr w:type="spellEnd"/>
-      <w:r>
-        <w:rPr>
-          <w:color w:val="000000"/>
-          <w:sz w:val="28"/>
-          <w:szCs w:val="28"/>
-          <w:lang w:val="en-US"/>
-        </w:rPr>
-        <w:t xml:space="preserve"> == null) return;</w:t>
-      </w:r>
-    </w:p>
-    <w:p>
-      <w:pPr>
-        <w:pStyle w:val="aa"/>
-        <w:spacing w:before="0" w:beforeAutospacing="0" w:after="0" w:afterAutospacing="0"/>
-        <w:ind w:firstLine="709"/>
-        <w:jc w:val="both"/>
-        <w:rPr>
-          <w:color w:val="000000"/>
-          <w:sz w:val="28"/>
-          <w:szCs w:val="28"/>
-          <w:lang w:val="en-US"/>
-        </w:rPr>
-      </w:pPr>
-      <w:r>
-        <w:rPr>
-          <w:color w:val="000000"/>
-          <w:sz w:val="28"/>
-          <w:szCs w:val="28"/>
-          <w:lang w:val="en-US"/>
-        </w:rPr>
-        <w:t xml:space="preserve">         </w:t>
-      </w:r>
-      <w:r>
-        <w:rPr>
-          <w:color w:val="000000"/>
-          <w:sz w:val="28"/>
-          <w:szCs w:val="28"/>
-          <w:lang w:val="en-US"/>
-        </w:rPr>
-        <w:t xml:space="preserve">var </w:t>
-      </w:r>
-      <w:proofErr w:type="spellStart"/>
-      <w:r>
-        <w:rPr>
-          <w:color w:val="000000"/>
-          <w:sz w:val="28"/>
-          <w:szCs w:val="28"/>
-          <w:lang w:val="en-US"/>
-        </w:rPr>
-        <w:t>vm</w:t>
-      </w:r>
-      <w:proofErr w:type="spellEnd"/>
-      <w:r>
-        <w:rPr>
-          <w:color w:val="000000"/>
-          <w:sz w:val="28"/>
-          <w:szCs w:val="28"/>
-          <w:lang w:val="en-US"/>
-        </w:rPr>
-        <w:t xml:space="preserve"> = new </w:t>
-      </w:r>
-      <w:proofErr w:type="spellStart"/>
-      <w:r>
-        <w:rPr>
-          <w:color w:val="000000"/>
-          <w:sz w:val="28"/>
-          <w:szCs w:val="28"/>
-          <w:lang w:val="en-US"/>
-        </w:rPr>
-        <w:t>ClientDialogVM</w:t>
-      </w:r>
-      <w:proofErr w:type="spellEnd"/>
-    </w:p>
-    <w:p>
-      <w:pPr>
-        <w:pStyle w:val="aa"/>
-        <w:spacing w:before="0" w:beforeAutospacing="0" w:after="0" w:afterAutospacing="0"/>
-        <w:ind w:firstLine="709"/>
-        <w:jc w:val="both"/>
-        <w:rPr>
-          <w:color w:val="000000"/>
-          <w:sz w:val="28"/>
-          <w:szCs w:val="28"/>
-          <w:lang w:val="en-US"/>
-        </w:rPr>
-      </w:pPr>
-      <w:r>
-        <w:rPr>
-          <w:color w:val="000000"/>
-          <w:sz w:val="28"/>
-          <w:szCs w:val="28"/>
-          <w:lang w:val="en-US"/>
-        </w:rPr>
-        <w:t xml:space="preserve">         {</w:t>
-      </w:r>
-    </w:p>
-    <w:p>
-      <w:pPr>
-        <w:pStyle w:val="aa"/>
-        <w:spacing w:before="0" w:beforeAutospacing="0" w:after="0" w:afterAutospacing="0"/>
-        <w:ind w:firstLine="709"/>
-        <w:jc w:val="both"/>
-        <w:rPr>
-          <w:color w:val="000000"/>
-          <w:sz w:val="28"/>
-          <w:szCs w:val="28"/>
-          <w:lang w:val="en-US"/>
-        </w:rPr>
-      </w:pPr>
-      <w:r>
-        <w:rPr>
-          <w:color w:val="000000"/>
-          <w:sz w:val="28"/>
-          <w:szCs w:val="28"/>
-          <w:lang w:val="en-US"/>
-        </w:rPr>
-        <w:t xml:space="preserve">             </w:t>
-      </w:r>
-      <w:r>
-        <w:rPr>
-          <w:color w:val="000000"/>
-          <w:sz w:val="28"/>
-          <w:szCs w:val="28"/>
-          <w:lang w:val="en-US"/>
-        </w:rPr>
-        <w:t xml:space="preserve">Client = new </w:t>
-      </w:r>
-      <w:proofErr w:type="spellStart"/>
-      <w:r>
-        <w:rPr>
-          <w:color w:val="000000"/>
-          <w:sz w:val="28"/>
-          <w:szCs w:val="28"/>
-          <w:lang w:val="en-US"/>
-        </w:rPr>
-        <w:t>ClientModel</w:t>
-      </w:r>
-      <w:proofErr w:type="spellEnd"/>
-      <w:r>
-        <w:rPr>
-          <w:color w:val="000000"/>
-          <w:sz w:val="28"/>
-          <w:szCs w:val="28"/>
-          <w:lang w:val="en-US"/>
-        </w:rPr>
-        <w:t xml:space="preserve"> </w:t>
-      </w:r>
-      <w:proofErr w:type="gramStart"/>
-      <w:r>
-        <w:rPr>
-          <w:color w:val="000000"/>
-          <w:sz w:val="28"/>
-          <w:szCs w:val="28"/>
-          <w:lang w:val="en-US"/>
-        </w:rPr>
-        <w:t xml:space="preserve">{ </w:t>
-      </w:r>
-      <w:proofErr w:type="spellStart"/>
-      <w:r>
-        <w:rPr>
-          <w:color w:val="000000"/>
-          <w:sz w:val="28"/>
-          <w:szCs w:val="28"/>
-          <w:lang w:val="en-US"/>
-        </w:rPr>
-        <w:t>FullName</w:t>
-      </w:r>
-      <w:proofErr w:type="spellEnd"/>
-      <w:proofErr w:type="gramEnd"/>
-      <w:r>
-        <w:rPr>
-          <w:color w:val="000000"/>
-          <w:sz w:val="28"/>
-          <w:szCs w:val="28"/>
-          <w:lang w:val="en-US"/>
-        </w:rPr>
-        <w:t xml:space="preserve"> = </w:t>
-      </w:r>
-      <w:proofErr w:type="spellStart"/>
-      <w:r>
-        <w:rPr>
-          <w:color w:val="000000"/>
-          <w:sz w:val="28"/>
-          <w:szCs w:val="28"/>
-          <w:lang w:val="en-US"/>
-        </w:rPr>
-        <w:t>SelectedClient.FullName</w:t>
-      </w:r>
-      <w:proofErr w:type="spellEnd"/>
-      <w:r>
-        <w:rPr>
-          <w:color w:val="000000"/>
-          <w:sz w:val="28"/>
-          <w:szCs w:val="28"/>
-          <w:lang w:val="en-US"/>
-        </w:rPr>
-        <w:t xml:space="preserve">, Contact = </w:t>
-      </w:r>
-      <w:proofErr w:type="spellStart"/>
-      <w:proofErr w:type="gramStart"/>
-      <w:r>
-        <w:rPr>
-          <w:color w:val="000000"/>
-          <w:sz w:val="28"/>
-          <w:szCs w:val="28"/>
-          <w:lang w:val="en-US"/>
-        </w:rPr>
-        <w:t>SelectedClient.Contact</w:t>
-      </w:r>
-      <w:proofErr w:type="spellEnd"/>
-      <w:r>
-        <w:rPr>
-          <w:color w:val="000000"/>
-          <w:sz w:val="28"/>
-          <w:szCs w:val="28"/>
-          <w:lang w:val="en-US"/>
-        </w:rPr>
-        <w:t xml:space="preserve"> }</w:t>
-      </w:r>
-      <w:proofErr w:type="gramEnd"/>
-    </w:p>
-    <w:p>
-      <w:pPr>
-        <w:pStyle w:val="aa"/>
-        <w:spacing w:before="0" w:beforeAutospacing="0" w:after="0" w:afterAutospacing="0"/>
-        <w:ind w:firstLine="709"/>
-        <w:jc w:val="both"/>
-        <w:rPr>
-          <w:color w:val="000000"/>
-          <w:sz w:val="28"/>
-          <w:szCs w:val="28"/>
-          <w:lang w:val="en-US"/>
-        </w:rPr>
-      </w:pPr>
-      <w:r>
-        <w:rPr>
-          <w:color w:val="000000"/>
-          <w:sz w:val="28"/>
-          <w:szCs w:val="28"/>
-          <w:lang w:val="en-US"/>
-        </w:rPr>
-        <w:t xml:space="preserve">         };</w:t>
-      </w:r>
-    </w:p>
-    <w:p>
-      <w:pPr>
-        <w:pStyle w:val="aa"/>
-        <w:spacing w:before="0" w:beforeAutospacing="0" w:after="0" w:afterAutospacing="0"/>
-        <w:ind w:firstLine="709"/>
-        <w:jc w:val="both"/>
-        <w:rPr>
-          <w:color w:val="000000"/>
-          <w:sz w:val="28"/>
-          <w:szCs w:val="28"/>
-          <w:lang w:val="en-US"/>
-        </w:rPr>
-      </w:pPr>
-      <w:r>
-        <w:rPr>
-          <w:color w:val="000000"/>
-          <w:sz w:val="28"/>
-          <w:szCs w:val="28"/>
-          <w:lang w:val="en-US"/>
-        </w:rPr>
-        <w:t xml:space="preserve">         var window = new </w:t>
-      </w:r>
-      <w:proofErr w:type="spellStart"/>
-      <w:r>
-        <w:rPr>
-          <w:color w:val="000000"/>
-          <w:sz w:val="28"/>
-          <w:szCs w:val="28"/>
-          <w:lang w:val="en-US"/>
-        </w:rPr>
-        <w:t>ClientDialogWindow</w:t>
-      </w:r>
-      <w:proofErr w:type="spellEnd"/>
-    </w:p>
-    <w:p>
-      <w:pPr>
-        <w:pStyle w:val="aa"/>
-        <w:spacing w:before="0" w:beforeAutospacing="0" w:after="0" w:afterAutospacing="0"/>
-        <w:ind w:firstLine="709"/>
-        <w:jc w:val="both"/>
-        <w:rPr>
-          <w:color w:val="000000"/>
-          <w:sz w:val="28"/>
-          <w:szCs w:val="28"/>
-          <w:lang w:val="en-US"/>
-        </w:rPr>
-      </w:pPr>
-      <w:r>
-        <w:rPr>
-          <w:color w:val="000000"/>
-          <w:sz w:val="28"/>
-          <w:szCs w:val="28"/>
-          <w:lang w:val="en-US"/>
-        </w:rPr>
-        <w:t xml:space="preserve">         {</w:t>
-      </w:r>
-    </w:p>
-    <w:p>
-      <w:pPr>
-        <w:pStyle w:val="aa"/>
-        <w:spacing w:before="0" w:beforeAutospacing="0" w:after="0" w:afterAutospacing="0"/>
-        <w:ind w:firstLine="709"/>
-        <w:jc w:val="both"/>
-        <w:rPr>
-          <w:color w:val="000000"/>
-          <w:sz w:val="28"/>
-          <w:szCs w:val="28"/>
-          <w:lang w:val="en-US"/>
-        </w:rPr>
-      </w:pPr>
-      <w:r>
-        <w:rPr>
-          <w:color w:val="000000"/>
-          <w:sz w:val="28"/>
-          <w:szCs w:val="28"/>
-          <w:lang w:val="en-US"/>
-        </w:rPr>
-        <w:t xml:space="preserve">             </w:t>
-      </w:r>
-      <w:proofErr w:type="spellStart"/>
-      <w:r>
-        <w:rPr>
-          <w:color w:val="000000"/>
-          <w:sz w:val="28"/>
-          <w:szCs w:val="28"/>
-          <w:lang w:val="en-US"/>
-        </w:rPr>
-        <w:t>DataContext</w:t>
-      </w:r>
-      <w:proofErr w:type="spellEnd"/>
-      <w:r>
-        <w:rPr>
-          <w:color w:val="000000"/>
-          <w:sz w:val="28"/>
-          <w:szCs w:val="28"/>
-          <w:lang w:val="en-US"/>
-        </w:rPr>
-        <w:t xml:space="preserve"> = vm</w:t>
-      </w:r>
-    </w:p>
-    <w:p>
-      <w:pPr>
-        <w:pStyle w:val="aa"/>
-        <w:spacing w:before="0" w:beforeAutospacing="0" w:after="0" w:afterAutospacing="0"/>
-        <w:ind w:firstLine="709"/>
-        <w:jc w:val="both"/>
-        <w:rPr>
-          <w:color w:val="000000"/>
-          <w:sz w:val="28"/>
-          <w:szCs w:val="28"/>
-          <w:lang w:val="en-US"/>
-        </w:rPr>
-      </w:pPr>
-      <w:r>
-        <w:rPr>
-          <w:color w:val="000000"/>
-          <w:sz w:val="28"/>
-          <w:szCs w:val="28"/>
-          <w:lang w:val="en-US"/>
-        </w:rPr>
-        <w:t xml:space="preserve">         };</w:t>
-      </w:r>
-    </w:p>
-    <w:p>
-      <w:pPr>
-        <w:pStyle w:val="aa"/>
-        <w:spacing w:before="0" w:beforeAutospacing="0" w:after="0" w:afterAutospacing="0"/>
-        <w:ind w:firstLine="709"/>
-        <w:jc w:val="both"/>
-        <w:rPr>
-          <w:color w:val="000000"/>
-          <w:sz w:val="28"/>
-          <w:szCs w:val="28"/>
-          <w:lang w:val="en-US"/>
-        </w:rPr>
-      </w:pPr>
-      <w:r>
-        <w:rPr>
-          <w:color w:val="000000"/>
-          <w:sz w:val="28"/>
-          <w:szCs w:val="28"/>
-          <w:lang w:val="en-US"/>
-        </w:rPr>
-        <w:t xml:space="preserve">         </w:t>
-      </w:r>
-      <w:proofErr w:type="spellStart"/>
-      <w:proofErr w:type="gramStart"/>
-      <w:r>
-        <w:rPr>
-          <w:color w:val="000000"/>
-          <w:sz w:val="28"/>
-          <w:szCs w:val="28"/>
-          <w:lang w:val="en-US"/>
-        </w:rPr>
-        <w:t>window.ShowDialog</w:t>
-      </w:r>
-      <w:proofErr w:type="spellEnd"/>
-      <w:proofErr w:type="gramEnd"/>
-      <w:r>
-        <w:rPr>
-          <w:color w:val="000000"/>
-          <w:sz w:val="28"/>
-          <w:szCs w:val="28"/>
-          <w:lang w:val="en-US"/>
-        </w:rPr>
-        <w:t>();</w:t>
-      </w:r>
-    </w:p>
-    <w:p>
-      <w:pPr>
-        <w:pStyle w:val="aa"/>
-        <w:spacing w:before="0" w:beforeAutospacing="0" w:after="0" w:afterAutospacing="0"/>
-        <w:ind w:firstLine="709"/>
-        <w:jc w:val="both"/>
-        <w:rPr>
-          <w:color w:val="000000"/>
-          <w:sz w:val="28"/>
-          <w:szCs w:val="28"/>
-          <w:lang w:val="en-US"/>
-        </w:rPr>
-      </w:pPr>
-      <w:r>
-        <w:rPr>
-          <w:color w:val="000000"/>
-          <w:sz w:val="28"/>
-          <w:szCs w:val="28"/>
-          <w:lang w:val="en-US"/>
-        </w:rPr>
-        <w:t xml:space="preserve">         if (</w:t>
-      </w:r>
-      <w:proofErr w:type="spellStart"/>
-      <w:proofErr w:type="gramStart"/>
-      <w:r>
-        <w:rPr>
-          <w:color w:val="000000"/>
-          <w:sz w:val="28"/>
-          <w:szCs w:val="28"/>
-          <w:lang w:val="en-US"/>
-        </w:rPr>
-        <w:t>vm.ClientSaved</w:t>
-      </w:r>
-      <w:proofErr w:type="spellEnd"/>
-      <w:proofErr w:type="gramEnd"/>
-      <w:r>
-        <w:rPr>
-          <w:color w:val="000000"/>
-          <w:sz w:val="28"/>
-          <w:szCs w:val="28"/>
-          <w:lang w:val="en-US"/>
-        </w:rPr>
-        <w:t>)</w:t>
-      </w:r>
-    </w:p>
-    <w:p>
-      <w:pPr>
-        <w:pStyle w:val="aa"/>
-        <w:spacing w:before="0" w:beforeAutospacing="0" w:after="0" w:afterAutospacing="0"/>
-        <w:ind w:firstLine="709"/>
-        <w:jc w:val="both"/>
-        <w:rPr>
-          <w:color w:val="000000"/>
-          <w:sz w:val="28"/>
-          <w:szCs w:val="28"/>
-          <w:lang w:val="en-US"/>
-        </w:rPr>
-      </w:pPr>
-      <w:r>
-        <w:rPr>
-          <w:color w:val="000000"/>
-          <w:sz w:val="28"/>
-          <w:szCs w:val="28"/>
-          <w:lang w:val="en-US"/>
-        </w:rPr>
-        <w:t xml:space="preserve">         {</w:t>
-      </w:r>
-    </w:p>
-    <w:p>
-      <w:pPr>
-        <w:pStyle w:val="aa"/>
-        <w:spacing w:before="0" w:beforeAutospacing="0" w:after="0" w:afterAutospacing="0"/>
-        <w:ind w:firstLine="709"/>
-        <w:jc w:val="both"/>
-        <w:rPr>
-          <w:color w:val="000000"/>
-          <w:sz w:val="28"/>
-          <w:szCs w:val="28"/>
-          <w:lang w:val="en-US"/>
-        </w:rPr>
-      </w:pPr>
-      <w:r>
-        <w:rPr>
-          <w:color w:val="000000"/>
-          <w:sz w:val="28"/>
-          <w:szCs w:val="28"/>
-          <w:lang w:val="en-US"/>
-        </w:rPr>
-        <w:t xml:space="preserve">             _</w:t>
-      </w:r>
-      <w:proofErr w:type="spellStart"/>
-      <w:r>
-        <w:rPr>
-          <w:color w:val="000000"/>
-          <w:sz w:val="28"/>
-          <w:szCs w:val="28"/>
-          <w:lang w:val="en-US"/>
-        </w:rPr>
-        <w:t>clientService.UpdateClient</w:t>
-      </w:r>
-      <w:proofErr w:type="spellEnd"/>
-      <w:r>
-        <w:rPr>
-          <w:color w:val="000000"/>
-          <w:sz w:val="28"/>
-          <w:szCs w:val="28"/>
-          <w:lang w:val="en-US"/>
-        </w:rPr>
-        <w:t>(</w:t>
-      </w:r>
-      <w:proofErr w:type="spellStart"/>
-      <w:r>
-        <w:rPr>
-          <w:color w:val="000000"/>
-          <w:sz w:val="28"/>
-          <w:szCs w:val="28"/>
-          <w:lang w:val="en-US"/>
-        </w:rPr>
-        <w:t>SelectedClient</w:t>
-      </w:r>
-      <w:proofErr w:type="spellEnd"/>
-      <w:r>
-        <w:rPr>
-          <w:color w:val="000000"/>
-          <w:sz w:val="28"/>
-          <w:szCs w:val="28"/>
-          <w:lang w:val="en-US"/>
-        </w:rPr>
-        <w:t xml:space="preserve">, </w:t>
-      </w:r>
-      <w:proofErr w:type="spellStart"/>
-      <w:proofErr w:type="gramStart"/>
-      <w:r>
-        <w:rPr>
-          <w:color w:val="000000"/>
-          <w:sz w:val="28"/>
-          <w:szCs w:val="28"/>
-          <w:lang w:val="en-US"/>
-        </w:rPr>
-        <w:t>vm.Client</w:t>
-      </w:r>
-      <w:proofErr w:type="spellEnd"/>
-      <w:proofErr w:type="gramEnd"/>
-      <w:r>
-        <w:rPr>
-          <w:color w:val="000000"/>
-          <w:sz w:val="28"/>
-          <w:szCs w:val="28"/>
-          <w:lang w:val="en-US"/>
-        </w:rPr>
-        <w:t>);</w:t>
-      </w:r>
-    </w:p>
-    <w:p>
-      <w:pPr>
-        <w:pStyle w:val="aa"/>
-        <w:spacing w:before="0" w:beforeAutospacing="0" w:after="0" w:afterAutospacing="0"/>
-        <w:ind w:firstLine="709"/>
-        <w:jc w:val="both"/>
-        <w:rPr>
-          <w:color w:val="000000"/>
-          <w:sz w:val="28"/>
-          <w:szCs w:val="28"/>
-          <w:lang w:val="en-US"/>
-        </w:rPr>
-      </w:pPr>
-      <w:r>
-        <w:rPr>
-          <w:color w:val="000000"/>
-          <w:sz w:val="28"/>
-          <w:szCs w:val="28"/>
-          <w:lang w:val="en-US"/>
-        </w:rPr>
-        <w:t xml:space="preserve">         }</w:t>
-      </w:r>
-    </w:p>
-    <w:p>
-      <w:pPr>
-        <w:pStyle w:val="aa"/>
-        <w:spacing w:before="0" w:beforeAutospacing="0" w:after="0" w:afterAutospacing="0"/>
-        <w:ind w:firstLine="709"/>
-        <w:jc w:val="both"/>
-        <w:rPr>
-          <w:color w:val="000000"/>
-          <w:sz w:val="28"/>
-          <w:szCs w:val="28"/>
-          <w:lang w:val="en-US"/>
-        </w:rPr>
-      </w:pPr>
-      <w:r>
-        <w:rPr>
-          <w:color w:val="000000"/>
-          <w:sz w:val="28"/>
-          <w:szCs w:val="28"/>
-          <w:lang w:val="en-US"/>
-        </w:rPr>
-        <w:t xml:space="preserve">     }</w:t>
-      </w:r>
-    </w:p>
-    <w:p>
-      <w:pPr>
-        <w:pStyle w:val="aa"/>
-        <w:spacing w:before="0" w:beforeAutospacing="0" w:after="0" w:afterAutospacing="0"/>
-        <w:ind w:firstLine="709"/>
-        <w:jc w:val="both"/>
-        <w:rPr>
-          <w:color w:val="000000"/>
-          <w:sz w:val="28"/>
-          <w:szCs w:val="28"/>
-          <w:lang w:val="en-US"/>
-        </w:rPr>
-      </w:pPr>
-      <w:r>
-        <w:rPr>
-          <w:color w:val="000000"/>
-          <w:sz w:val="28"/>
-          <w:szCs w:val="28"/>
-          <w:lang w:val="en-US"/>
-        </w:rPr>
-        <w:t xml:space="preserve"> }</w:t>
-      </w:r>
-    </w:p>
-    <w:p>
-      <w:pPr>
-        <w:pStyle w:val="aa"/>
-        <w:spacing w:before="0" w:beforeAutospacing="0" w:after="0" w:afterAutospacing="0"/>
-        <w:ind w:firstLine="709"/>
-        <w:jc w:val="both"/>
-        <w:rPr>
-          <w:color w:val="000000"/>
-          <w:sz w:val="28"/>
-          <w:szCs w:val="28"/>
-          <w:lang w:val="en-US"/>
-        </w:rPr>
-      </w:pPr>
-      <w:r>
-        <w:rPr>
-          <w:color w:val="000000"/>
-          <w:sz w:val="28"/>
-          <w:szCs w:val="28"/>
-          <w:lang w:val="en-US"/>
-        </w:rPr>
-        <w:t xml:space="preserve">public class </w:t>
-      </w:r>
-      <w:proofErr w:type="spellStart"/>
-      <w:proofErr w:type="gramStart"/>
-      <w:r>
-        <w:rPr>
-          <w:color w:val="000000"/>
-          <w:sz w:val="28"/>
-          <w:szCs w:val="28"/>
-          <w:lang w:val="en-US"/>
-        </w:rPr>
-        <w:t>RelayCommand</w:t>
-      </w:r>
-      <w:proofErr w:type="spellEnd"/>
-      <w:r>
-        <w:rPr>
-          <w:color w:val="000000"/>
-          <w:sz w:val="28"/>
-          <w:szCs w:val="28"/>
-          <w:lang w:val="en-US"/>
-        </w:rPr>
-        <w:t xml:space="preserve"> :</w:t>
-      </w:r>
-      <w:proofErr w:type="gramEnd"/>
-      <w:r>
-        <w:rPr>
-          <w:color w:val="000000"/>
-          <w:sz w:val="28"/>
-          <w:szCs w:val="28"/>
-          <w:lang w:val="en-US"/>
-        </w:rPr>
-        <w:t xml:space="preserve"> </w:t>
-      </w:r>
-      <w:proofErr w:type="spellStart"/>
-      <w:r>
-        <w:rPr>
-          <w:color w:val="000000"/>
-          <w:sz w:val="28"/>
-          <w:szCs w:val="28"/>
-          <w:lang w:val="en-US"/>
-        </w:rPr>
-        <w:t>ICommand</w:t>
-      </w:r>
-      <w:proofErr w:type="spellEnd"/>
-    </w:p>
-    <w:p>
-      <w:pPr>
-        <w:pStyle w:val="aa"/>
-        <w:spacing w:before="0" w:beforeAutospacing="0" w:after="0" w:afterAutospacing="0"/>
-        <w:ind w:firstLine="709"/>
-        <w:jc w:val="both"/>
-        <w:rPr>
-          <w:color w:val="000000"/>
-          <w:sz w:val="28"/>
-          <w:szCs w:val="28"/>
-          <w:lang w:val="en-US"/>
-        </w:rPr>
-      </w:pPr>
-      <w:r>
-        <w:rPr>
-          <w:color w:val="000000"/>
-          <w:sz w:val="28"/>
-          <w:szCs w:val="28"/>
-          <w:lang w:val="en-US"/>
-        </w:rPr>
-        <w:t>{</w:t>
-      </w:r>
-    </w:p>
-    <w:p>
-      <w:pPr>
-        <w:pStyle w:val="aa"/>
-        <w:spacing w:before="0" w:beforeAutospacing="0" w:after="0" w:afterAutospacing="0"/>
-        <w:ind w:firstLine="709"/>
-        <w:jc w:val="both"/>
-        <w:rPr>
-          <w:color w:val="000000"/>
-          <w:sz w:val="28"/>
-          <w:szCs w:val="28"/>
-          <w:lang w:val="en-US"/>
-        </w:rPr>
-      </w:pPr>
-      <w:r>
-        <w:rPr>
-          <w:color w:val="000000"/>
-          <w:sz w:val="28"/>
-          <w:szCs w:val="28"/>
-          <w:lang w:val="en-US"/>
-        </w:rPr>
-        <w:t xml:space="preserve">    private </w:t>
-      </w:r>
-      <w:proofErr w:type="spellStart"/>
-      <w:r>
-        <w:rPr>
-          <w:color w:val="000000"/>
-          <w:sz w:val="28"/>
-          <w:szCs w:val="28"/>
-          <w:lang w:val="en-US"/>
-        </w:rPr>
-        <w:t>readonly</w:t>
-      </w:r>
-      <w:proofErr w:type="spellEnd"/>
-      <w:r>
-        <w:rPr>
-          <w:color w:val="000000"/>
-          <w:sz w:val="28"/>
-          <w:szCs w:val="28"/>
-          <w:lang w:val="en-US"/>
-        </w:rPr>
-        <w:t xml:space="preserve"> Action&lt;object&gt; execute;</w:t>
-      </w:r>
-    </w:p>
-    <w:p>
-      <w:pPr>
-        <w:pStyle w:val="aa"/>
-        <w:spacing w:before="0" w:beforeAutospacing="0" w:after="0" w:afterAutospacing="0"/>
-        <w:ind w:firstLine="709"/>
-        <w:jc w:val="both"/>
-        <w:rPr>
-          <w:color w:val="000000"/>
-          <w:sz w:val="28"/>
-          <w:szCs w:val="28"/>
-          <w:lang w:val="en-US"/>
-        </w:rPr>
-      </w:pPr>
-      <w:r>
-        <w:rPr>
-          <w:color w:val="000000"/>
-          <w:sz w:val="28"/>
-          <w:szCs w:val="28"/>
-          <w:lang w:val="en-US"/>
-        </w:rPr>
-        <w:t xml:space="preserve">    private </w:t>
-      </w:r>
-      <w:proofErr w:type="spellStart"/>
-      <w:r>
-        <w:rPr>
-          <w:color w:val="000000"/>
-          <w:sz w:val="28"/>
-          <w:szCs w:val="28"/>
-          <w:lang w:val="en-US"/>
-        </w:rPr>
-        <w:t>readonly</w:t>
-      </w:r>
-      <w:proofErr w:type="spellEnd"/>
-      <w:r>
-        <w:rPr>
-          <w:color w:val="000000"/>
-          <w:sz w:val="28"/>
-          <w:szCs w:val="28"/>
-          <w:lang w:val="en-US"/>
-        </w:rPr>
-        <w:t xml:space="preserve"> Predicate&lt;object&gt; </w:t>
-      </w:r>
-      <w:proofErr w:type="spellStart"/>
-      <w:r>
-        <w:rPr>
-          <w:color w:val="000000"/>
-          <w:sz w:val="28"/>
-          <w:szCs w:val="28"/>
-          <w:lang w:val="en-US"/>
-        </w:rPr>
-        <w:t>canExecute</w:t>
-      </w:r>
-      <w:proofErr w:type="spellEnd"/>
-      <w:r>
-        <w:rPr>
-          <w:color w:val="000000"/>
-          <w:sz w:val="28"/>
-          <w:szCs w:val="28"/>
-          <w:lang w:val="en-US"/>
-        </w:rPr>
-        <w:t>;</w:t>
-      </w:r>
-    </w:p>
-    <w:p>
-      <w:pPr>
-        <w:pStyle w:val="aa"/>
-        <w:spacing w:before="0" w:beforeAutospacing="0" w:after="0" w:afterAutospacing="0"/>
-        <w:ind w:firstLine="709"/>
-        <w:jc w:val="both"/>
-        <w:rPr>
-          <w:color w:val="000000"/>
-          <w:sz w:val="28"/>
-          <w:szCs w:val="28"/>
-          <w:lang w:val="en-US"/>
-        </w:rPr>
-      </w:pPr>
-      <w:r>
-        <w:rPr>
-          <w:color w:val="000000"/>
-          <w:sz w:val="28"/>
-          <w:szCs w:val="28"/>
-          <w:lang w:val="en-US"/>
-        </w:rPr>
-        <w:t xml:space="preserve">    public </w:t>
-      </w:r>
-      <w:proofErr w:type="spellStart"/>
-      <w:proofErr w:type="gramStart"/>
-      <w:r>
-        <w:rPr>
-          <w:color w:val="000000"/>
-          <w:sz w:val="28"/>
-          <w:szCs w:val="28"/>
-          <w:lang w:val="en-US"/>
-        </w:rPr>
-        <w:t>RelayCommand</w:t>
-      </w:r>
-      <w:proofErr w:type="spellEnd"/>
-      <w:r>
-        <w:rPr>
-          <w:color w:val="000000"/>
-          <w:sz w:val="28"/>
-          <w:szCs w:val="28"/>
-          <w:lang w:val="en-US"/>
-        </w:rPr>
-        <w:t>(</w:t>
-      </w:r>
-      <w:proofErr w:type="gramEnd"/>
-      <w:r>
-        <w:rPr>
-          <w:color w:val="000000"/>
-          <w:sz w:val="28"/>
-          <w:szCs w:val="28"/>
-          <w:lang w:val="en-US"/>
-        </w:rPr>
-        <w:t xml:space="preserve">Action&lt;object&gt; execute, Predicate&lt;object&gt; </w:t>
-      </w:r>
-      <w:proofErr w:type="spellStart"/>
-      <w:r>
-        <w:rPr>
-          <w:color w:val="000000"/>
-          <w:sz w:val="28"/>
-          <w:szCs w:val="28"/>
-          <w:lang w:val="en-US"/>
-        </w:rPr>
-        <w:t>canExecute</w:t>
-      </w:r>
-      <w:proofErr w:type="spellEnd"/>
-      <w:r>
-        <w:rPr>
-          <w:color w:val="000000"/>
-          <w:sz w:val="28"/>
-          <w:szCs w:val="28"/>
-          <w:lang w:val="en-US"/>
-        </w:rPr>
-        <w:t xml:space="preserve"> = null)</w:t>
-      </w:r>
-    </w:p>
-    <w:p>
-      <w:pPr>
-        <w:pStyle w:val="aa"/>
-        <w:spacing w:before="0" w:beforeAutospacing="0" w:after="0" w:afterAutospacing="0"/>
-        <w:ind w:firstLine="709"/>
-        <w:jc w:val="both"/>
-        <w:rPr>
-          <w:color w:val="000000"/>
-          <w:sz w:val="28"/>
-          <w:szCs w:val="28"/>
-          <w:lang w:val="en-US"/>
-        </w:rPr>
-      </w:pPr>
-      <w:r>
-        <w:rPr>
-          <w:color w:val="000000"/>
-          <w:sz w:val="28"/>
-          <w:szCs w:val="28"/>
-          <w:lang w:val="en-US"/>
-        </w:rPr>
-        <w:t xml:space="preserve">    {</w:t>
-      </w:r>
-    </w:p>
-    <w:p>
-      <w:pPr>
-        <w:pStyle w:val="aa"/>
-        <w:spacing w:before="0" w:beforeAutospacing="0" w:after="0" w:afterAutospacing="0"/>
-        <w:ind w:firstLine="709"/>
-        <w:jc w:val="both"/>
-        <w:rPr>
-          <w:color w:val="000000"/>
-          <w:sz w:val="28"/>
-          <w:szCs w:val="28"/>
-          <w:lang w:val="en-US"/>
-        </w:rPr>
-      </w:pPr>
-      <w:r>
-        <w:rPr>
-          <w:color w:val="000000"/>
-          <w:sz w:val="28"/>
-          <w:szCs w:val="28"/>
-          <w:lang w:val="en-US"/>
-        </w:rPr>
-        <w:t xml:space="preserve">        </w:t>
-      </w:r>
-      <w:proofErr w:type="spellStart"/>
-      <w:proofErr w:type="gramStart"/>
-      <w:r>
-        <w:rPr>
-          <w:color w:val="000000"/>
-          <w:sz w:val="28"/>
-          <w:szCs w:val="28"/>
-          <w:lang w:val="en-US"/>
-        </w:rPr>
-        <w:t>this.execute</w:t>
-      </w:r>
-      <w:proofErr w:type="spellEnd"/>
-      <w:proofErr w:type="gramEnd"/>
-      <w:r>
-        <w:rPr>
-          <w:color w:val="000000"/>
-          <w:sz w:val="28"/>
-          <w:szCs w:val="28"/>
-          <w:lang w:val="en-US"/>
-        </w:rPr>
-        <w:t xml:space="preserve"> = execute;</w:t>
-      </w:r>
-    </w:p>
-    <w:p>
-      <w:pPr>
-        <w:pStyle w:val="aa"/>
-        <w:spacing w:before="0" w:beforeAutospacing="0" w:after="0" w:afterAutospacing="0"/>
-        <w:ind w:firstLine="709"/>
-        <w:jc w:val="both"/>
-        <w:rPr>
-          <w:color w:val="000000"/>
-          <w:sz w:val="28"/>
-          <w:szCs w:val="28"/>
-          <w:lang w:val="en-US"/>
-        </w:rPr>
-      </w:pPr>
-      <w:r>
-        <w:rPr>
-          <w:color w:val="000000"/>
-          <w:sz w:val="28"/>
-          <w:szCs w:val="28"/>
-          <w:lang w:val="en-US"/>
-        </w:rPr>
-        <w:t xml:space="preserve">        </w:t>
-      </w:r>
-      <w:proofErr w:type="spellStart"/>
-      <w:proofErr w:type="gramStart"/>
-      <w:r>
-        <w:rPr>
-          <w:color w:val="000000"/>
-          <w:sz w:val="28"/>
-          <w:szCs w:val="28"/>
-          <w:lang w:val="en-US"/>
-        </w:rPr>
-        <w:t>this.canExecute</w:t>
-      </w:r>
-      <w:proofErr w:type="spellEnd"/>
-      <w:proofErr w:type="gramEnd"/>
-      <w:r>
-        <w:rPr>
-          <w:color w:val="000000"/>
-          <w:sz w:val="28"/>
-          <w:szCs w:val="28"/>
-          <w:lang w:val="en-US"/>
-        </w:rPr>
-        <w:t xml:space="preserve"> = </w:t>
-      </w:r>
-      <w:proofErr w:type="spellStart"/>
-      <w:r>
-        <w:rPr>
-          <w:color w:val="000000"/>
-          <w:sz w:val="28"/>
-          <w:szCs w:val="28"/>
-          <w:lang w:val="en-US"/>
-        </w:rPr>
-        <w:t>canExecute</w:t>
-      </w:r>
-      <w:proofErr w:type="spellEnd"/>
-      <w:r>
-        <w:rPr>
-          <w:color w:val="000000"/>
-          <w:sz w:val="28"/>
-          <w:szCs w:val="28"/>
-          <w:lang w:val="en-US"/>
-        </w:rPr>
-        <w:t>;</w:t>
-      </w:r>
-    </w:p>
-    <w:p>
-      <w:pPr>
-        <w:pStyle w:val="aa"/>
-        <w:spacing w:before="0" w:beforeAutospacing="0" w:after="0" w:afterAutospacing="0"/>
-        <w:ind w:firstLine="709"/>
-        <w:jc w:val="both"/>
-        <w:rPr>
-          <w:color w:val="000000"/>
-          <w:sz w:val="28"/>
-          <w:szCs w:val="28"/>
-          <w:lang w:val="en-US"/>
-        </w:rPr>
-      </w:pPr>
-      <w:r>
-        <w:rPr>
-          <w:color w:val="000000"/>
-          <w:sz w:val="28"/>
-          <w:szCs w:val="28"/>
-          <w:lang w:val="en-US"/>
-        </w:rPr>
-        <w:t xml:space="preserve">    }</w:t>
-      </w:r>
-    </w:p>
-    <w:p>
-      <w:pPr>
-        <w:pStyle w:val="aa"/>
-        <w:spacing w:before="0" w:beforeAutospacing="0" w:after="0" w:afterAutospacing="0"/>
-        <w:ind w:firstLine="709"/>
-        <w:jc w:val="both"/>
-        <w:rPr>
-          <w:color w:val="000000"/>
-          <w:sz w:val="28"/>
-          <w:szCs w:val="28"/>
-          <w:lang w:val="en-US"/>
-        </w:rPr>
-      </w:pPr>
-      <w:r>
-        <w:rPr>
-          <w:color w:val="000000"/>
-          <w:sz w:val="28"/>
-          <w:szCs w:val="28"/>
-          <w:lang w:val="en-US"/>
-        </w:rPr>
-        <w:t xml:space="preserve">    public bool </w:t>
-      </w:r>
-      <w:proofErr w:type="spellStart"/>
-      <w:proofErr w:type="gramStart"/>
-      <w:r>
-        <w:rPr>
-          <w:color w:val="000000"/>
-          <w:sz w:val="28"/>
-          <w:szCs w:val="28"/>
-          <w:lang w:val="en-US"/>
-        </w:rPr>
-        <w:t>CanExecute</w:t>
-      </w:r>
-      <w:proofErr w:type="spellEnd"/>
-      <w:r>
-        <w:rPr>
-          <w:color w:val="000000"/>
-          <w:sz w:val="28"/>
-          <w:szCs w:val="28"/>
-          <w:lang w:val="en-US"/>
-        </w:rPr>
-        <w:t>(</w:t>
-      </w:r>
-      <w:proofErr w:type="gramEnd"/>
-      <w:r>
-        <w:rPr>
-          <w:color w:val="000000"/>
-          <w:sz w:val="28"/>
-          <w:szCs w:val="28"/>
-          <w:lang w:val="en-US"/>
-        </w:rPr>
-        <w:t xml:space="preserve">object parameter) =&gt; </w:t>
-      </w:r>
-      <w:proofErr w:type="spellStart"/>
-      <w:proofErr w:type="gramStart"/>
-      <w:r>
-        <w:rPr>
-          <w:color w:val="000000"/>
-          <w:sz w:val="28"/>
-          <w:szCs w:val="28"/>
-          <w:lang w:val="en-US"/>
-        </w:rPr>
-        <w:t>canExecute</w:t>
-      </w:r>
-      <w:proofErr w:type="spellEnd"/>
-      <w:r>
-        <w:rPr>
-          <w:color w:val="000000"/>
-          <w:sz w:val="28"/>
-          <w:szCs w:val="28"/>
-          <w:lang w:val="en-US"/>
-        </w:rPr>
-        <w:t>?.</w:t>
-      </w:r>
-      <w:proofErr w:type="gramEnd"/>
-      <w:r>
-        <w:rPr>
-          <w:color w:val="000000"/>
-          <w:sz w:val="28"/>
-          <w:szCs w:val="28"/>
-          <w:lang w:val="en-US"/>
-        </w:rPr>
-        <w:t>Invoke(parameter) ?? true;</w:t>
-      </w:r>
-    </w:p>
-    <w:p>
-      <w:pPr>
-        <w:pStyle w:val="aa"/>
-        <w:spacing w:before="0" w:beforeAutospacing="0" w:after="0" w:afterAutospacing="0"/>
-        <w:ind w:firstLine="709"/>
-        <w:jc w:val="both"/>
-        <w:rPr>
-          <w:color w:val="000000"/>
-          <w:sz w:val="28"/>
-          <w:szCs w:val="28"/>
-          <w:lang w:val="en-US"/>
-        </w:rPr>
-      </w:pPr>
-      <w:r>
-        <w:rPr>
-          <w:color w:val="000000"/>
-          <w:sz w:val="28"/>
-          <w:szCs w:val="28"/>
-          <w:lang w:val="en-US"/>
-        </w:rPr>
-        <w:t xml:space="preserve">    public void </w:t>
-      </w:r>
-      <w:proofErr w:type="gramStart"/>
-      <w:r>
-        <w:rPr>
-          <w:color w:val="000000"/>
-          <w:sz w:val="28"/>
-          <w:szCs w:val="28"/>
-          <w:lang w:val="en-US"/>
-        </w:rPr>
-        <w:t>Execute(</w:t>
-      </w:r>
-      <w:proofErr w:type="gramEnd"/>
-      <w:r>
-        <w:rPr>
-          <w:color w:val="000000"/>
-          <w:sz w:val="28"/>
-          <w:szCs w:val="28"/>
-          <w:lang w:val="en-US"/>
-        </w:rPr>
-        <w:t>object parameter) =&gt; execute(parameter);</w:t>
-      </w:r>
-    </w:p>
-    <w:p>
-      <w:pPr>
-        <w:pStyle w:val="aa"/>
-        <w:spacing w:before="0" w:beforeAutospacing="0" w:after="0" w:afterAutospacing="0"/>
-        <w:ind w:firstLine="709"/>
-        <w:jc w:val="both"/>
-        <w:rPr>
-          <w:color w:val="000000"/>
-          <w:sz w:val="28"/>
-          <w:szCs w:val="28"/>
-          <w:lang w:val="en-US"/>
-        </w:rPr>
-      </w:pPr>
-      <w:r>
-        <w:rPr>
-          <w:color w:val="000000"/>
-          <w:sz w:val="28"/>
-          <w:szCs w:val="28"/>
-          <w:lang w:val="en-US"/>
-        </w:rPr>
-        <w:t xml:space="preserve">    public event </w:t>
-      </w:r>
-      <w:proofErr w:type="spellStart"/>
-      <w:r>
-        <w:rPr>
-          <w:color w:val="000000"/>
-          <w:sz w:val="28"/>
-          <w:szCs w:val="28"/>
-          <w:lang w:val="en-US"/>
-        </w:rPr>
-        <w:t>EventHandler</w:t>
-      </w:r>
-      <w:proofErr w:type="spellEnd"/>
-      <w:r>
-        <w:rPr>
-          <w:color w:val="000000"/>
-          <w:sz w:val="28"/>
-          <w:szCs w:val="28"/>
-          <w:lang w:val="en-US"/>
-        </w:rPr>
-        <w:t xml:space="preserve"> </w:t>
-      </w:r>
-      <w:proofErr w:type="spellStart"/>
-      <w:r>
-        <w:rPr>
-          <w:color w:val="000000"/>
-          <w:sz w:val="28"/>
-          <w:szCs w:val="28"/>
-          <w:lang w:val="en-US"/>
-        </w:rPr>
-        <w:t>CanExecuteChanged</w:t>
-      </w:r>
-      <w:proofErr w:type="spellEnd"/>
-    </w:p>
-    <w:p>
-      <w:pPr>
-        <w:pStyle w:val="aa"/>
-        <w:spacing w:before="0" w:beforeAutospacing="0" w:after="0" w:afterAutospacing="0"/>
-        <w:ind w:firstLine="709"/>
-        <w:jc w:val="both"/>
-        <w:rPr>
-          <w:color w:val="000000"/>
-          <w:sz w:val="28"/>
-          <w:szCs w:val="28"/>
-          <w:lang w:val="en-US"/>
-        </w:rPr>
-      </w:pPr>
-      <w:r>
-        <w:rPr>
-          <w:color w:val="000000"/>
-          <w:sz w:val="28"/>
-          <w:szCs w:val="28"/>
-          <w:lang w:val="en-US"/>
-        </w:rPr>
-        <w:t xml:space="preserve">    {</w:t>
-      </w:r>
-    </w:p>
-    <w:p>
-      <w:pPr>
-        <w:pStyle w:val="aa"/>
-        <w:spacing w:before="0" w:beforeAutospacing="0" w:after="0" w:afterAutospacing="0"/>
-        <w:ind w:firstLine="709"/>
-        <w:jc w:val="both"/>
-        <w:rPr>
-          <w:color w:val="000000"/>
-          <w:sz w:val="28"/>
-          <w:szCs w:val="28"/>
-          <w:lang w:val="en-US"/>
-        </w:rPr>
-      </w:pPr>
-      <w:r>
-        <w:rPr>
-          <w:color w:val="000000"/>
-          <w:sz w:val="28"/>
-          <w:szCs w:val="28"/>
-          <w:lang w:val="en-US"/>
-        </w:rPr>
-        <w:t xml:space="preserve">        add </w:t>
-      </w:r>
-      <w:proofErr w:type="gramStart"/>
-      <w:r>
-        <w:rPr>
-          <w:color w:val="000000"/>
-          <w:sz w:val="28"/>
-          <w:szCs w:val="28"/>
-          <w:lang w:val="en-US"/>
-        </w:rPr>
-        <w:t xml:space="preserve">{ </w:t>
-      </w:r>
-      <w:proofErr w:type="spellStart"/>
-      <w:r>
-        <w:rPr>
-          <w:color w:val="000000"/>
-          <w:sz w:val="28"/>
-          <w:szCs w:val="28"/>
-          <w:lang w:val="en-US"/>
-        </w:rPr>
-        <w:t>CommandManager.RequerySuggested</w:t>
-      </w:r>
-      <w:proofErr w:type="spellEnd"/>
-      <w:proofErr w:type="gramEnd"/>
-      <w:r>
-        <w:rPr>
-          <w:color w:val="000000"/>
-          <w:sz w:val="28"/>
-          <w:szCs w:val="28"/>
-          <w:lang w:val="en-US"/>
-        </w:rPr>
-        <w:t xml:space="preserve"> += value</w:t>
-      </w:r>
-      <w:proofErr w:type="gramStart"/>
-      <w:r>
-        <w:rPr>
-          <w:color w:val="000000"/>
-          <w:sz w:val="28"/>
-          <w:szCs w:val="28"/>
-          <w:lang w:val="en-US"/>
-        </w:rPr>
-        <w:t>; }</w:t>
-      </w:r>
-      <w:proofErr w:type="gramEnd"/>
-    </w:p>
-    <w:p>
-      <w:pPr>
-        <w:pStyle w:val="aa"/>
-        <w:spacing w:before="0" w:beforeAutospacing="0" w:after="0" w:afterAutospacing="0"/>
-        <w:ind w:firstLine="709"/>
-        <w:jc w:val="both"/>
-        <w:rPr>
-          <w:color w:val="000000"/>
-          <w:sz w:val="28"/>
-          <w:szCs w:val="28"/>
-          <w:lang w:val="en-US"/>
-        </w:rPr>
-      </w:pPr>
-      <w:r>
-        <w:rPr>
-          <w:color w:val="000000"/>
-          <w:sz w:val="28"/>
-          <w:szCs w:val="28"/>
-          <w:lang w:val="en-US"/>
-        </w:rPr>
-        <w:lastRenderedPageBreak/>
-        <w:t xml:space="preserve">        </w:t>
-      </w:r>
-      <w:r>
-        <w:rPr>
-          <w:color w:val="000000"/>
-          <w:sz w:val="28"/>
-          <w:szCs w:val="28"/>
-          <w:lang w:val="en-US"/>
-        </w:rPr>
-        <w:t xml:space="preserve">remove </w:t>
-      </w:r>
-      <w:proofErr w:type="gramStart"/>
-      <w:r>
-        <w:rPr>
-          <w:color w:val="000000"/>
-          <w:sz w:val="28"/>
-          <w:szCs w:val="28"/>
-          <w:lang w:val="en-US"/>
-        </w:rPr>
-        <w:t xml:space="preserve">{ </w:t>
-      </w:r>
-      <w:proofErr w:type="spellStart"/>
-      <w:r>
-        <w:rPr>
-          <w:color w:val="000000"/>
-          <w:sz w:val="28"/>
-          <w:szCs w:val="28"/>
-          <w:lang w:val="en-US"/>
-        </w:rPr>
-        <w:t>CommandManager.RequerySuggested</w:t>
-      </w:r>
-      <w:proofErr w:type="spellEnd"/>
-      <w:proofErr w:type="gramEnd"/>
-      <w:r>
-        <w:rPr>
-          <w:color w:val="000000"/>
-          <w:sz w:val="28"/>
-          <w:szCs w:val="28"/>
-          <w:lang w:val="en-US"/>
-        </w:rPr>
-        <w:t xml:space="preserve"> -= value</w:t>
-      </w:r>
-      <w:proofErr w:type="gramStart"/>
-      <w:r>
-        <w:rPr>
-          <w:color w:val="000000"/>
-          <w:sz w:val="28"/>
-          <w:szCs w:val="28"/>
-          <w:lang w:val="en-US"/>
-        </w:rPr>
-        <w:t>; }</w:t>
-      </w:r>
-      <w:proofErr w:type="gramEnd"/>
-    </w:p>
-    <w:p>
-      <w:pPr>
-        <w:pStyle w:val="aa"/>
-        <w:spacing w:before="0" w:beforeAutospacing="0" w:after="0" w:afterAutospacing="0"/>
-        <w:ind w:firstLine="709"/>
-        <w:jc w:val="both"/>
-        <w:rPr>
-          <w:color w:val="000000"/>
-          <w:sz w:val="28"/>
-          <w:szCs w:val="28"/>
-          <w:lang w:val="en-US"/>
-        </w:rPr>
-      </w:pPr>
-      <w:r>
-        <w:rPr>
-          <w:color w:val="000000"/>
-          <w:sz w:val="28"/>
-          <w:szCs w:val="28"/>
-          <w:lang w:val="en-US"/>
-        </w:rPr>
-        <w:t xml:space="preserve">    }</w:t>
-      </w:r>
-    </w:p>
-    <w:p>
-      <w:pPr>
-        <w:pStyle w:val="aa"/>
-        <w:spacing w:before="0" w:beforeAutospacing="0" w:after="0" w:afterAutospacing="0"/>
-        <w:ind w:firstLine="709"/>
-        <w:jc w:val="both"/>
-        <w:rPr>
-          <w:color w:val="000000"/>
-          <w:sz w:val="28"/>
-          <w:szCs w:val="28"/>
-          <w:lang w:val="en-US"/>
-        </w:rPr>
-      </w:pPr>
-      <w:r>
-        <w:rPr>
-          <w:color w:val="000000"/>
-          <w:sz w:val="28"/>
-          <w:szCs w:val="28"/>
-          <w:lang w:val="en-US"/>
-        </w:rPr>
-        <w:t>}</w:t>
-      </w:r>
-    </w:p>
-    <w:p>
-      <w:pPr>
-        <w:pStyle w:val="aa"/>
-        <w:spacing w:before="0" w:beforeAutospacing="0" w:after="0" w:afterAutospacing="0"/>
-        <w:ind w:firstLine="709"/>
-        <w:jc w:val="both"/>
-        <w:rPr>
-          <w:color w:val="000000"/>
-          <w:sz w:val="28"/>
-          <w:szCs w:val="28"/>
-          <w:lang w:val="en-US"/>
-        </w:rPr>
-      </w:pPr>
-      <w:r>
-        <w:rPr>
-          <w:color w:val="000000"/>
-          <w:sz w:val="28"/>
-          <w:szCs w:val="28"/>
-        </w:rPr>
-        <w:t>Таблица</w:t>
-      </w:r>
-      <w:r>
-        <w:rPr>
-          <w:color w:val="000000"/>
-          <w:sz w:val="28"/>
-          <w:szCs w:val="28"/>
-          <w:lang w:val="en-US"/>
-        </w:rPr>
-        <w:t xml:space="preserve"> </w:t>
-      </w:r>
-      <w:r>
-        <w:rPr>
-          <w:color w:val="000000"/>
-          <w:sz w:val="28"/>
-          <w:szCs w:val="28"/>
-          <w:lang w:val="en-US"/>
-        </w:rPr>
-        <w:t>1</w:t>
-      </w:r>
-      <w:r>
-        <w:rPr>
-          <w:color w:val="000000"/>
-          <w:sz w:val="28"/>
-          <w:szCs w:val="28"/>
-          <w:lang w:val="en-US"/>
-        </w:rPr>
-        <w:t>7</w:t>
-      </w:r>
-      <w:r>
-        <w:rPr>
-          <w:color w:val="000000"/>
-          <w:sz w:val="28"/>
-          <w:szCs w:val="28"/>
-          <w:lang w:val="en-US"/>
-        </w:rPr>
-        <w:t xml:space="preserve">.1 – </w:t>
-      </w:r>
-      <w:r>
-        <w:rPr>
-          <w:color w:val="000000"/>
-          <w:sz w:val="28"/>
-          <w:szCs w:val="28"/>
-        </w:rPr>
-        <w:t>Входные</w:t>
-      </w:r>
-      <w:r>
-        <w:rPr>
-          <w:color w:val="000000"/>
-          <w:sz w:val="28"/>
-          <w:szCs w:val="28"/>
-          <w:lang w:val="en-US"/>
-        </w:rPr>
-        <w:t xml:space="preserve"> </w:t>
-      </w:r>
-      <w:r>
-        <w:rPr>
-          <w:color w:val="000000"/>
-          <w:sz w:val="28"/>
-          <w:szCs w:val="28"/>
-        </w:rPr>
-        <w:t>и</w:t>
-      </w:r>
-      <w:r>
-        <w:rPr>
-          <w:color w:val="000000"/>
-          <w:sz w:val="28"/>
-          <w:szCs w:val="28"/>
-          <w:lang w:val="en-US"/>
-        </w:rPr>
-        <w:t xml:space="preserve"> </w:t>
-      </w:r>
       <w:r>
         <w:rPr>
           <w:color w:val="000000"/>
@@ -11060,7 +3464,6 @@
           <w:color w:val="000000"/>
           <w:sz w:val="28"/>
           <w:szCs w:val="28"/>
-          <w:lang w:val="en-US"/>
         </w:rPr>
         <w:t xml:space="preserve"> </w:t>
       </w:r>
@@ -12388,15 +4791,7 @@
                               <w:sz w:val="28"/>
                               <w:szCs w:val="28"/>
                             </w:rPr>
-                            <w:t>УП 5-04-0612-</w:t>
-                          </w:r>
-                          <w:proofErr w:type="gramStart"/>
-                          <w:r>
-                            <w:rPr>
-                              <w:sz w:val="28"/>
-                              <w:szCs w:val="28"/>
-                            </w:rPr>
-                            <w:t>02.4</w:t>
+                            <w:t>УП 5-04-0612-02.4</w:t>
                           </w:r>
                           <w:r>
                             <w:rPr>
@@ -12417,15 +4812,7 @@
                               <w:sz w:val="28"/>
                               <w:szCs w:val="28"/>
                             </w:rPr>
-                            <w:t>М</w:t>
-                          </w:r>
-                          <w:proofErr w:type="gramEnd"/>
-                          <w:r>
-                            <w:rPr>
-                              <w:sz w:val="28"/>
-                              <w:szCs w:val="28"/>
-                            </w:rPr>
-                            <w:t>-134</w:t>
+                            <w:t>М-134</w:t>
                           </w:r>
                           <w:r>
                             <w:rPr>
@@ -12439,7 +4826,14 @@
                               <w:sz w:val="28"/>
                               <w:szCs w:val="28"/>
                             </w:rPr>
-                            <w:t>25</w:t>
+                            <w:t>2</w:t>
+                          </w:r>
+                          <w:r>
+                            <w:rPr>
+                              <w:sz w:val="28"/>
+                              <w:szCs w:val="28"/>
+                            </w:rPr>
+                            <w:t>6</w:t>
                           </w:r>
                           <w:r>
                             <w:rPr>
@@ -12509,15 +4903,7 @@
                         <w:sz w:val="28"/>
                         <w:szCs w:val="28"/>
                       </w:rPr>
-                      <w:t>УП 5-04-0612-</w:t>
-                    </w:r>
-                    <w:proofErr w:type="gramStart"/>
-                    <w:r>
-                      <w:rPr>
-                        <w:sz w:val="28"/>
-                        <w:szCs w:val="28"/>
-                      </w:rPr>
-                      <w:t>02.4</w:t>
+                      <w:t>УП 5-04-0612-02.4</w:t>
                     </w:r>
                     <w:r>
                       <w:rPr>
@@ -12538,15 +4924,7 @@
                         <w:sz w:val="28"/>
                         <w:szCs w:val="28"/>
                       </w:rPr>
-                      <w:t>М</w:t>
-                    </w:r>
-                    <w:proofErr w:type="gramEnd"/>
-                    <w:r>
-                      <w:rPr>
-                        <w:sz w:val="28"/>
-                        <w:szCs w:val="28"/>
-                      </w:rPr>
-                      <w:t>-134</w:t>
+                      <w:t>М-134</w:t>
                     </w:r>
                     <w:r>
                       <w:rPr>
@@ -12560,7 +4938,14 @@
                         <w:sz w:val="28"/>
                         <w:szCs w:val="28"/>
                       </w:rPr>
-                      <w:t>25</w:t>
+                      <w:t>2</w:t>
+                    </w:r>
+                    <w:r>
+                      <w:rPr>
+                        <w:sz w:val="28"/>
+                        <w:szCs w:val="28"/>
+                      </w:rPr>
+                      <w:t>6</w:t>
                     </w:r>
                     <w:r>
                       <w:rPr>
@@ -13623,7 +6008,6 @@
                             <w:t xml:space="preserve"> </w:t>
                           </w:r>
                           <w:proofErr w:type="spellStart"/>
-                          <w:proofErr w:type="gramStart"/>
                           <w:r>
                             <w:rPr>
                               <w:rFonts w:ascii="ISOCPEUR" w:hAnsi="ISOCPEUR"/>
@@ -13633,7 +6017,6 @@
                             <w:t>Н.контр</w:t>
                           </w:r>
                           <w:proofErr w:type="spellEnd"/>
-                          <w:proofErr w:type="gramEnd"/>
                           <w:r>
                             <w:rPr>
                               <w:rFonts w:ascii="ISOCPEUR" w:hAnsi="ISOCPEUR"/>
@@ -13681,25 +6064,13 @@
                     <w:r>
                       <w:t xml:space="preserve"> </w:t>
                     </w:r>
-                    <w:proofErr w:type="spellStart"/>
-                    <w:proofErr w:type="gramStart"/>
                     <w:r>
                       <w:rPr>
                         <w:rFonts w:ascii="ISOCPEUR" w:hAnsi="ISOCPEUR"/>
                         <w:i/>
                         <w:sz w:val="22"/>
                       </w:rPr>
-                      <w:t>Н.контр</w:t>
-                    </w:r>
-                    <w:proofErr w:type="spellEnd"/>
-                    <w:proofErr w:type="gramEnd"/>
-                    <w:r>
-                      <w:rPr>
-                        <w:rFonts w:ascii="ISOCPEUR" w:hAnsi="ISOCPEUR"/>
-                        <w:i/>
-                        <w:sz w:val="22"/>
-                      </w:rPr>
-                      <w:t>.</w:t>
+                      <w:t>Н.контр.</w:t>
                     </w:r>
                   </w:p>
                 </w:txbxContent>
@@ -14467,19 +6838,8 @@
                         <w:spacing w:val="-20"/>
                         <w:sz w:val="22"/>
                       </w:rPr>
-                      <w:t xml:space="preserve">№ </w:t>
+                      <w:t>№ докум</w:t>
                     </w:r>
-                    <w:proofErr w:type="spellStart"/>
-                    <w:r>
-                      <w:rPr>
-                        <w:rFonts w:ascii="ISOCPEUR" w:hAnsi="ISOCPEUR"/>
-                        <w:i/>
-                        <w:spacing w:val="-20"/>
-                        <w:sz w:val="22"/>
-                      </w:rPr>
-                      <w:t>докум</w:t>
-                    </w:r>
-                    <w:proofErr w:type="spellEnd"/>
                   </w:p>
                 </w:txbxContent>
               </v:textbox>
@@ -15349,23 +7709,13 @@
                       </w:rPr>
                       <w:t xml:space="preserve"> </w:t>
                     </w:r>
-                    <w:proofErr w:type="spellStart"/>
                     <w:r>
                       <w:rPr>
                         <w:rFonts w:ascii="ISOCPEUR" w:hAnsi="ISOCPEUR"/>
                         <w:i/>
                         <w:sz w:val="22"/>
                       </w:rPr>
-                      <w:t>Разраб</w:t>
-                    </w:r>
-                    <w:proofErr w:type="spellEnd"/>
-                    <w:r>
-                      <w:rPr>
-                        <w:rFonts w:ascii="ISOCPEUR" w:hAnsi="ISOCPEUR"/>
-                        <w:i/>
-                        <w:sz w:val="22"/>
-                      </w:rPr>
-                      <w:t>.</w:t>
+                      <w:t>Разраб.</w:t>
                     </w:r>
                   </w:p>
                 </w:txbxContent>
@@ -15807,15 +8157,7 @@
                               <w:sz w:val="28"/>
                               <w:szCs w:val="28"/>
                             </w:rPr>
-                            <w:t>УП 5-04-0612-</w:t>
-                          </w:r>
-                          <w:proofErr w:type="gramStart"/>
-                          <w:r>
-                            <w:rPr>
-                              <w:sz w:val="28"/>
-                              <w:szCs w:val="28"/>
-                            </w:rPr>
-                            <w:t>02.4</w:t>
+                            <w:t>УП 5-04-0612-02.4</w:t>
                           </w:r>
                           <w:r>
                             <w:rPr>
@@ -15836,15 +8178,7 @@
                               <w:sz w:val="28"/>
                               <w:szCs w:val="28"/>
                             </w:rPr>
-                            <w:t>М</w:t>
-                          </w:r>
-                          <w:proofErr w:type="gramEnd"/>
-                          <w:r>
-                            <w:rPr>
-                              <w:sz w:val="28"/>
-                              <w:szCs w:val="28"/>
-                            </w:rPr>
-                            <w:t>-134</w:t>
+                            <w:t>М-134</w:t>
                           </w:r>
                           <w:r>
                             <w:rPr>
@@ -15858,7 +8192,21 @@
                               <w:sz w:val="28"/>
                               <w:szCs w:val="28"/>
                             </w:rPr>
-                            <w:t>25.</w:t>
+                            <w:t>2</w:t>
+                          </w:r>
+                          <w:r>
+                            <w:rPr>
+                              <w:sz w:val="28"/>
+                              <w:szCs w:val="28"/>
+                            </w:rPr>
+                            <w:t>6</w:t>
+                          </w:r>
+                          <w:r>
+                            <w:rPr>
+                              <w:sz w:val="28"/>
+                              <w:szCs w:val="28"/>
+                            </w:rPr>
+                            <w:t>.</w:t>
                           </w:r>
                           <w:r>
                             <w:rPr>
@@ -15924,15 +8272,7 @@
                         <w:sz w:val="28"/>
                         <w:szCs w:val="28"/>
                       </w:rPr>
-                      <w:t>УП 5-04-0612-</w:t>
-                    </w:r>
-                    <w:proofErr w:type="gramStart"/>
-                    <w:r>
-                      <w:rPr>
-                        <w:sz w:val="28"/>
-                        <w:szCs w:val="28"/>
-                      </w:rPr>
-                      <w:t>02.4</w:t>
+                      <w:t>УП 5-04-0612-02.4</w:t>
                     </w:r>
                     <w:r>
                       <w:rPr>
@@ -15953,15 +8293,7 @@
                         <w:sz w:val="28"/>
                         <w:szCs w:val="28"/>
                       </w:rPr>
-                      <w:t>М</w:t>
-                    </w:r>
-                    <w:proofErr w:type="gramEnd"/>
-                    <w:r>
-                      <w:rPr>
-                        <w:sz w:val="28"/>
-                        <w:szCs w:val="28"/>
-                      </w:rPr>
-                      <w:t>-134</w:t>
+                      <w:t>М-134</w:t>
                     </w:r>
                     <w:r>
                       <w:rPr>
@@ -15975,7 +8307,21 @@
                         <w:sz w:val="28"/>
                         <w:szCs w:val="28"/>
                       </w:rPr>
-                      <w:t>25.</w:t>
+                      <w:t>2</w:t>
+                    </w:r>
+                    <w:r>
+                      <w:rPr>
+                        <w:sz w:val="28"/>
+                        <w:szCs w:val="28"/>
+                      </w:rPr>
+                      <w:t>6</w:t>
+                    </w:r>
+                    <w:r>
+                      <w:rPr>
+                        <w:sz w:val="28"/>
+                        <w:szCs w:val="28"/>
+                      </w:rPr>
+                      <w:t>.</w:t>
                     </w:r>
                     <w:r>
                       <w:rPr>
@@ -16456,17 +8802,8 @@
                         <w:sz w:val="28"/>
                         <w:szCs w:val="28"/>
                       </w:rPr>
-                      <w:t xml:space="preserve">Гродненский </w:t>
+                      <w:t>Гродненский ГКТТиД</w:t>
                     </w:r>
-                    <w:proofErr w:type="spellStart"/>
-                    <w:r>
-                      <w:rPr>
-                        <w:sz w:val="28"/>
-                        <w:szCs w:val="28"/>
-                      </w:rPr>
-                      <w:t>ГКТТиД</w:t>
-                    </w:r>
-                    <w:proofErr w:type="spellEnd"/>
                   </w:p>
                 </w:txbxContent>
               </v:textbox>
